--- a/dist/submission/ibr_package/01_manuscript_blinded.docx
+++ b/dist/submission/ibr_package/01_manuscript_blinded.docx
@@ -2,7 +2,7 @@
 <file path=word/document.xml><?xml version="1.0" encoding="utf-8"?>
 <w:document xmlns:w="http://schemas.openxmlformats.org/wordprocessingml/2006/main" xmlns:m="http://schemas.openxmlformats.org/officeDocument/2006/math" xmlns:r="http://schemas.openxmlformats.org/officeDocument/2006/relationships" xmlns:o="urn:schemas-microsoft-com:office:office" xmlns:v="urn:schemas-microsoft-com:vml" xmlns:w10="urn:schemas-microsoft-com:office:word" xmlns:a="http://schemas.openxmlformats.org/drawingml/2006/main" xmlns:pic="http://schemas.openxmlformats.org/drawingml/2006/picture" xmlns:wp="http://schemas.openxmlformats.org/drawingml/2006/wordprocessingDrawing">
   <w:body>
-    <w:bookmarkStart w:id="80" w:name="X71f68986ebdedfa6a7fda36701097f5cdd5e3a2"/>
+    <w:bookmarkStart w:id="85" w:name="X71f68986ebdedfa6a7fda36701097f5cdd5e3a2"/>
     <w:p>
       <w:pPr>
         <w:pStyle w:val="Heading1"/>
@@ -20,17 +20,17 @@
           <w:iCs/>
           <w:i/>
         </w:rPr>
-        <w:t xml:space="preserve">Manuscript prepared for: International Business Review (IBR, Elsevier, IF ≈ 5.5, ABS-3)</w:t>
-      </w:r>
-      <w:r>
-        <w:t xml:space="preserve"> </w:t>
-      </w:r>
-      <w:r>
-        <w:rPr>
-          <w:iCs/>
-          <w:i/>
-        </w:rPr>
-        <w:t xml:space="preserve">Version 1.0 — May 2026 (target journal submission: Q4 2026)</w:t>
+        <w:t xml:space="preserve">Manuscript prepared for: Management Review Quarterly (Springer; Scopus Q1, systematic reviews &amp; meta-analyses)</w:t>
+      </w:r>
+      <w:r>
+        <w:t xml:space="preserve"> </w:t>
+      </w:r>
+      <w:r>
+        <w:rPr>
+          <w:iCs/>
+          <w:i/>
+        </w:rPr>
+        <w:t xml:space="preserve">Version 1.0, May 2026 (target journal submission: Q4 2026)</w:t>
       </w:r>
     </w:p>
     <w:p>
@@ -54,383 +54,30 @@
         <w:pStyle w:val="FirstParagraph"/>
       </w:pPr>
       <w:r>
-        <w:rPr>
-          <w:bCs/>
-          <w:b/>
-        </w:rPr>
-        <w:t xml:space="preserve">Purpose:</w:t>
-      </w:r>
-      <w:r>
-        <w:t xml:space="preserve"> </w:t>
-      </w:r>
-      <w:r>
-        <w:t xml:space="preserve">We conduct a three-level meta-analytic regression analysis (MARA) examining whether country-level digital adoption (cDAI), institutional context regime (ICRV), and Digital Paradox Lifecycle (DPL) phase moderate the internationalization–performance (I→P) relationship — three theoretically motivated moderators that prior meta-analyses have not examined.</w:t>
-      </w:r>
-      <w:r>
-        <w:t xml:space="preserve"> </w:t>
-      </w:r>
-      <w:r>
-        <w:rPr>
-          <w:bCs/>
-          <w:b/>
-        </w:rPr>
-        <w:t xml:space="preserve">Design/methodology/approach:</w:t>
-      </w:r>
-      <w:r>
-        <w:t xml:space="preserve"> </w:t>
-      </w:r>
-      <w:r>
-        <w:t xml:space="preserve">A systematic search following PRISMA 2020 protocols on Web of Science and Scopus (1977–2026) identifies</w:t>
-      </w:r>
-      <w:r>
-        <w:t xml:space="preserve"> </w:t>
-      </w:r>
-      <w:r>
-        <w:rPr>
-          <w:iCs/>
-          <w:i/>
-        </w:rPr>
-        <w:t xml:space="preserve">k</w:t>
-      </w:r>
-      <w:r>
-        <w:t xml:space="preserve"> </w:t>
-      </w:r>
-      <w:r>
-        <w:t xml:space="preserve">= 238 studies with</w:t>
-      </w:r>
-      <w:r>
-        <w:t xml:space="preserve"> </w:t>
-      </w:r>
-      <w:r>
-        <w:rPr>
-          <w:iCs/>
-          <w:i/>
-        </w:rPr>
-        <w:t xml:space="preserve">K</w:t>
-      </w:r>
-      <w:r>
-        <w:t xml:space="preserve"> </w:t>
-      </w:r>
-      <w:r>
-        <w:t xml:space="preserve">= 288 effect sizes. Three-level MARA (Cheung, 2014; Van den Noortgate et al., 2013) decomposes heterogeneity into within-study (</w:t>
-      </w:r>
-      <w:r>
-        <w:rPr>
-          <w:iCs/>
-          <w:i/>
-        </w:rPr>
-        <w:t xml:space="preserve">Level 2</w:t>
-      </w:r>
-      <w:r>
-        <w:t xml:space="preserve">) and between-study (</w:t>
-      </w:r>
-      <w:r>
-        <w:rPr>
-          <w:iCs/>
-          <w:i/>
-        </w:rPr>
-        <w:t xml:space="preserve">Level 3</w:t>
-      </w:r>
-      <w:r>
-        <w:t xml:space="preserve">) components using</w:t>
-      </w:r>
-      <w:r>
-        <w:t xml:space="preserve"> </w:t>
-      </w:r>
-      <w:r>
-        <w:rPr>
-          <w:rStyle w:val="VerbatimChar"/>
-        </w:rPr>
-        <w:t xml:space="preserve">metafor</w:t>
-      </w:r>
-      <w:r>
-        <w:t xml:space="preserve"> </w:t>
-      </w:r>
-      <w:r>
-        <w:t xml:space="preserve">in R. Pre-registration on OSF precedes effect-size extraction; inter-coder reliability κ ≥ 0.70 on 20% double-coded subsample.</w:t>
-      </w:r>
-      <w:r>
-        <w:t xml:space="preserve"> </w:t>
-      </w:r>
-      <w:r>
-        <w:rPr>
-          <w:bCs/>
-          <w:b/>
-        </w:rPr>
-        <w:t xml:space="preserve">Findings:</w:t>
-      </w:r>
-      <w:r>
-        <w:t xml:space="preserve"> </w:t>
-      </w:r>
-      <w:r>
-        <w:t xml:space="preserve">The baseline pooled effect is</w:t>
-      </w:r>
-      <w:r>
-        <w:t xml:space="preserve"> </w:t>
-      </w:r>
-      <w:r>
-        <w:rPr>
-          <w:iCs/>
-          <w:i/>
-        </w:rPr>
-        <w:t xml:space="preserve">r</w:t>
-      </w:r>
-      <w:r>
-        <w:t xml:space="preserve"> </w:t>
-      </w:r>
-      <w:r>
-        <w:t xml:space="preserve">= 0.074 (95% CI [0.060, 0.088],</w:t>
-      </w:r>
-      <w:r>
-        <w:t xml:space="preserve"> </w:t>
-      </w:r>
-      <w:r>
-        <w:rPr>
-          <w:iCs/>
-          <w:i/>
-        </w:rPr>
-        <w:t xml:space="preserve">p</w:t>
-      </w:r>
-      <w:r>
-        <w:t xml:space="preserve"> </w:t>
-      </w:r>
-      <w:r>
-        <w:t xml:space="preserve">&lt; .001) with</w:t>
-      </w:r>
-      <w:r>
-        <w:t xml:space="preserve"> </w:t>
-      </w:r>
-      <w:r>
-        <w:rPr>
-          <w:iCs/>
-          <w:i/>
-        </w:rPr>
-        <w:t xml:space="preserve">I</w:t>
-      </w:r>
-      <w:r>
-        <w:t xml:space="preserve">² = 62.4% (within-study 54.1%; between-study 8.4%), replicating and extending the ICBEF 2025 baseline (</w:t>
-      </w:r>
-      <w:r>
-        <w:rPr>
-          <w:iCs/>
-          <w:i/>
-        </w:rPr>
-        <w:t xml:space="preserve">r</w:t>
-      </w:r>
-      <w:r>
-        <w:t xml:space="preserve"> </w:t>
-      </w:r>
-      <w:r>
-        <w:t xml:space="preserve">= 0.07,</w:t>
-      </w:r>
-      <w:r>
-        <w:t xml:space="preserve"> </w:t>
-      </w:r>
-      <w:r>
-        <w:rPr>
-          <w:iCs/>
-          <w:i/>
-        </w:rPr>
-        <w:t xml:space="preserve">k</w:t>
-      </w:r>
-      <w:r>
-        <w:t xml:space="preserve"> </w:t>
-      </w:r>
-      <w:r>
-        <w:t xml:space="preserve">= 113). The three hypothesized moderators show limited support: ICRV regime differences are statistically significant (</w:t>
-      </w:r>
-      <w:r>
-        <w:rPr>
-          <w:iCs/>
-          <w:i/>
-        </w:rPr>
-        <w:t xml:space="preserve">Q</w:t>
-      </w:r>
-      <w:r>
-        <w:t xml:space="preserve">_M = 17.35,</w:t>
-      </w:r>
-      <w:r>
-        <w:t xml:space="preserve"> </w:t>
-      </w:r>
-      <w:r>
-        <w:rPr>
-          <w:iCs/>
-          <w:i/>
-        </w:rPr>
-        <w:t xml:space="preserve">df</w:t>
-      </w:r>
-      <w:r>
-        <w:t xml:space="preserve"> </w:t>
-      </w:r>
-      <w:r>
-        <w:t xml:space="preserve">= 4,</w:t>
-      </w:r>
-      <w:r>
-        <w:t xml:space="preserve"> </w:t>
-      </w:r>
-      <w:r>
-        <w:rPr>
-          <w:iCs/>
-          <w:i/>
-        </w:rPr>
-        <w:t xml:space="preserve">p</w:t>
-      </w:r>
-      <w:r>
-        <w:t xml:space="preserve"> </w:t>
-      </w:r>
-      <w:r>
-        <w:t xml:space="preserve">= .002) but pairwise differences reflect single-country vs. multi-country study composition rather than a monotone institutional gradient; cDAI and DPL phase moderation are not statistically significant (</w:t>
-      </w:r>
-      <w:r>
-        <w:rPr>
-          <w:iCs/>
-          <w:i/>
-        </w:rPr>
-        <w:t xml:space="preserve">Q</w:t>
-      </w:r>
-      <w:r>
-        <w:t xml:space="preserve">_M = 1.23,</w:t>
-      </w:r>
-      <w:r>
-        <w:t xml:space="preserve"> </w:t>
-      </w:r>
-      <w:r>
-        <w:rPr>
-          <w:iCs/>
-          <w:i/>
-        </w:rPr>
-        <w:t xml:space="preserve">p</w:t>
-      </w:r>
-      <w:r>
-        <w:t xml:space="preserve"> </w:t>
-      </w:r>
-      <w:r>
-        <w:t xml:space="preserve">= .541 and</w:t>
-      </w:r>
-      <w:r>
-        <w:t xml:space="preserve"> </w:t>
-      </w:r>
-      <w:r>
-        <w:rPr>
-          <w:iCs/>
-          <w:i/>
-        </w:rPr>
-        <w:t xml:space="preserve">Q</w:t>
-      </w:r>
-      <w:r>
-        <w:t xml:space="preserve">_M = 0.56,</w:t>
-      </w:r>
-      <w:r>
-        <w:t xml:space="preserve"> </w:t>
-      </w:r>
-      <w:r>
-        <w:rPr>
-          <w:iCs/>
-          <w:i/>
-        </w:rPr>
-        <w:t xml:space="preserve">p</w:t>
-      </w:r>
-      <w:r>
-        <w:t xml:space="preserve"> </w:t>
-      </w:r>
-      <w:r>
-        <w:t xml:space="preserve">= .755, respectively) in the current</w:t>
-      </w:r>
-      <w:r>
-        <w:t xml:space="preserve"> </w:t>
-      </w:r>
-      <w:r>
-        <w:rPr>
-          <w:iCs/>
-          <w:i/>
-        </w:rPr>
-        <w:t xml:space="preserve">k</w:t>
-      </w:r>
-      <w:r>
-        <w:t xml:space="preserve"> </w:t>
-      </w:r>
-      <w:r>
-        <w:t xml:space="preserve">= 238 sample. Substantial publication bias is detected: trim-and-fill imputes</w:t>
-      </w:r>
-      <w:r>
-        <w:t xml:space="preserve"> </w:t>
-      </w:r>
-      <w:r>
-        <w:rPr>
-          <w:iCs/>
-          <w:i/>
-        </w:rPr>
-        <w:t xml:space="preserve">k</w:t>
-      </w:r>
-      <w:r>
-        <w:t xml:space="preserve"> </w:t>
-      </w:r>
-      <w:r>
-        <w:t xml:space="preserve">= 58 missing studies, reducing the adjusted pooled effect to</w:t>
-      </w:r>
-      <w:r>
-        <w:t xml:space="preserve"> </w:t>
-      </w:r>
-      <w:r>
-        <w:rPr>
-          <w:iCs/>
-          <w:i/>
-        </w:rPr>
-        <w:t xml:space="preserve">r</w:t>
-      </w:r>
-      <w:r>
-        <w:t xml:space="preserve"> </w:t>
-      </w:r>
-      <w:r>
-        <w:t xml:space="preserve">= 0.035 (95% CI [0.023, 0.048]) — positive but attenuated.</w:t>
-      </w:r>
-      <w:r>
-        <w:t xml:space="preserve"> </w:t>
-      </w:r>
-      <w:r>
-        <w:rPr>
-          <w:bCs/>
-          <w:b/>
-        </w:rPr>
-        <w:t xml:space="preserve">Originality/value:</w:t>
-      </w:r>
-      <w:r>
-        <w:t xml:space="preserve"> </w:t>
-      </w:r>
-      <w:r>
-        <w:t xml:space="preserve">This is the first three-level MARA of I→P drawing on</w:t>
-      </w:r>
-      <w:r>
-        <w:t xml:space="preserve"> </w:t>
-      </w:r>
-      <w:r>
-        <w:rPr>
-          <w:iCs/>
-          <w:i/>
-        </w:rPr>
-        <w:t xml:space="preserve">k</w:t>
-      </w:r>
-      <w:r>
-        <w:t xml:space="preserve"> </w:t>
-      </w:r>
-      <w:r>
-        <w:t xml:space="preserve">= 238 studies from 49 economies globally, and the first to formally test ICRV, cDAI, and DPL phase as moderators. The ICRV between-regime Q_M test confirms H1 (Q_M = 17.35,</w:t>
-      </w:r>
-      <w:r>
-        <w:t xml:space="preserve"> </w:t>
-      </w:r>
-      <w:r>
-        <w:rPr>
-          <w:iCs/>
-          <w:i/>
-        </w:rPr>
-        <w:t xml:space="preserve">p</w:t>
-      </w:r>
-      <w:r>
-        <w:t xml:space="preserve"> </w:t>
-      </w:r>
-      <w:r>
-        <w:t xml:space="preserve">= .002), while the directional gradient (E1a/E1b) and the cDAI and DPL hypotheses remain unconfirmed — a finding that, combined with substantial publication bias, reframes the heterogeneity puzzle: unexplained variance in I→P may reflect publication-side selection more than institutional or digital contingencies, calling for pre-registered replication with larger between-regime samples.</w:t>
+        <w:t xml:space="preserve">This study reports the first three-level meta-analytic regression analysis (MARA) of the internationalization–performance (I-P) relationship to test whether country-level digital adoption (cDAI), institutional context regime (ICRV), and Digital Paradox Lifecycle (DPL) phase moderate it. Following PRISMA 2020, a systematic review combining backward and forward citation tracking of five anchor meta-analyses with hand-search assembles an analyzed corpus of k = 238 studies and K = 288 effect sizes from 49 economies; a Web of Science and Scopus database search (1977–2026) was additionally conducted to scope a pre-registered expansion whose full-text extraction is ongoing. Three-level MARA decomposes within- and between-study heterogeneity using metafor, under OSF pre-registration of the hypotheses and analysis plan. The baseline pooled effect is r = .074 (95% CI [.060, .088], p &lt; .001;</w:t>
+      </w:r>
+      <w:r>
+        <w:t xml:space="preserve"> </w:t>
+      </w:r>
+      <m:oMath>
+        <m:sSup>
+          <m:e>
+            <m:r>
+              <m:t>I</m:t>
+            </m:r>
+          </m:e>
+          <m:sup>
+            <m:r>
+              <m:t>2</m:t>
+            </m:r>
+          </m:sup>
+        </m:sSup>
+      </m:oMath>
+      <w:r>
+        <w:t xml:space="preserve"> </w:t>
+      </w:r>
+      <w:r>
+        <w:t xml:space="preserve">= 87.8%). The hypothesized moderators show limited support: the full-sample ICRV omnibus is significant (Q_M = 17.35, df = 4, p = .002) but is not robust, a drop-Frontier sensitivity test on the four well-populated regimes reduces it to non-significance (Q_M = 1.49, p = .68), while cDAI and DPL moderation are non-significant throughout. The most consequential result is substantial publication bias: trim-and-fill imputes k = 58 missing studies, cutting the pooled effect to r = .035 (95% CI [.023, .048]), an implied ~53% attenuation (Begg p &lt; .001; Egger p = .057). These findings reframe the heterogeneity puzzle: unexplained variance in I-P may reflect publication-side selection more than institutional or digital contingencies, calling for pre-registered replication with larger between-regime samples.</w:t>
       </w:r>
     </w:p>
     <w:p>
@@ -473,7 +120,7 @@
         <w:pStyle w:val="FirstParagraph"/>
       </w:pPr>
       <w:r>
-        <w:t xml:space="preserve">Cross-border firm expansion has become one of the defining strategic imperatives of the modern economy. The past three decades have witnessed dramatic growth in outward foreign direct investment, export-oriented production, and global value chain participation, transforming internationalization from a strategy available primarily to large multinationals into a competitive consideration for firms across size classes and geographies (Dunning, 2000; Johanson &amp; Vahlne, 2009; Kafouros et al., 2012). Against this backdrop, the question of whether internationalization improves firm performance is not merely academic — it shapes investment decisions, government export promotion policy, and the strategic priorities of firms navigating an increasingly interconnected global economy (Hitt et al., 2006; Lu &amp; Beamish, 2004). For scholars, however, the record remains stubbornly inconclusive.</w:t>
+        <w:t xml:space="preserve">Cross-border expansion has become a central strategic priority for firms. Over the past three decades, outward foreign direct investment, export-oriented production, and global value chain participation grew sharply, turning internationalization from a strategy of large multinationals into a competitive option for firms across size classes and geographies (Dunning, 2000; Johanson &amp; Vahlne, 2009; Kafouros et al., 2012). Whether internationalization improves firm performance is therefore not only a scholarly question; it shapes investment decisions, government export-promotion policy, and the choices of firms competing in an interconnected global economy (Hitt et al., 2006; Lu &amp; Beamish, 2004). The record, however, remains inconclusive.</w:t>
       </w:r>
     </w:p>
     <w:p>
@@ -481,20 +128,30 @@
         <w:pStyle w:val="BodyText"/>
       </w:pPr>
       <w:r>
-        <w:t xml:space="preserve">The relationship between a firm's degree of internationalization and its performance (the "I→P relationship") is the most meta-analyzed question in international business (IB). Over four decades and six major meta-analyses (Bausch &amp; Krist, 2007; Kirca et al., 2012; Marano et al., 2016; Schwens et al., 2018; Wu et al., 2022; Arte &amp; Larimo, 2022), no consensus has emerged: pooled effects are consistently small and positive, yet</w:t>
-      </w:r>
-      <w:r>
-        <w:t xml:space="preserve"> </w:t>
-      </w:r>
-      <w:r>
-        <w:rPr>
-          <w:iCs/>
-          <w:i/>
-        </w:rPr>
-        <w:t xml:space="preserve">I</w:t>
-      </w:r>
-      <w:r>
-        <w:t xml:space="preserve">² regularly exceeds 80%, signaling that context — not a universal mechanism — drives outcomes.</w:t>
+        <w:t xml:space="preserve">The relationship between a firm's degree of internationalization and its performance (the "I-P relationship") is the most meta-analyzed question in international business (IB). Over four decades and six major meta-analyses (Bausch &amp; Krist, 2007; Kirca et al., 2012; Marano et al., 2016; Schwens et al., 2018; Wu et al., 2022; Arte &amp; Larimo, 2022), no consensus has emerged: pooled effects are consistently small and positive, yet</w:t>
+      </w:r>
+      <w:r>
+        <w:t xml:space="preserve"> </w:t>
+      </w:r>
+      <m:oMath>
+        <m:sSup>
+          <m:e>
+            <m:r>
+              <m:t>I</m:t>
+            </m:r>
+          </m:e>
+          <m:sup>
+            <m:r>
+              <m:t>2</m:t>
+            </m:r>
+          </m:sup>
+        </m:sSup>
+      </m:oMath>
+      <w:r>
+        <w:t xml:space="preserve"> </w:t>
+      </w:r>
+      <w:r>
+        <w:t xml:space="preserve">regularly exceeds 80%, signaling that context, not a universal mechanism, drives outcomes.</w:t>
       </w:r>
     </w:p>
     <w:p>
@@ -502,7 +159,7 @@
         <w:pStyle w:val="BodyText"/>
       </w:pPr>
       <w:r>
-        <w:t xml:space="preserve">The present study's starting point is the ICBEF 2025 baseline analysis ([Authors], 2024):</w:t>
+        <w:t xml:space="preserve">The present study's starting point is the ICBEF 2025 baseline analysis (Do &amp; Phan, 2024):</w:t>
       </w:r>
       <w:r>
         <w:t xml:space="preserve"> </w:t>
@@ -552,15 +209,25 @@
       <w:r>
         <w:t xml:space="preserve"> </w:t>
       </w:r>
-      <w:r>
-        <w:rPr>
-          <w:iCs/>
-          <w:i/>
-        </w:rPr>
-        <w:t xml:space="preserve">I</w:t>
-      </w:r>
-      <w:r>
-        <w:t xml:space="preserve">² = 87.92%. While confirming the positive average effect, this baseline identified that conventional moderators — country of origin, industry, performance measure type — leave approximately 70% of variance unexplained. Three theoretically grounded moderators, absent from all prior meta-analyses, motivate the present extension:</w:t>
+      <m:oMath>
+        <m:sSup>
+          <m:e>
+            <m:r>
+              <m:t>I</m:t>
+            </m:r>
+          </m:e>
+          <m:sup>
+            <m:r>
+              <m:t>2</m:t>
+            </m:r>
+          </m:sup>
+        </m:sSup>
+      </m:oMath>
+      <w:r>
+        <w:t xml:space="preserve"> </w:t>
+      </w:r>
+      <w:r>
+        <w:t xml:space="preserve">= 87.92%. While confirming the positive average effect, this baseline identified that conventional moderators, country of origin, industry, performance measure type, leave approximately 70% of variance unexplained. Three theoretically grounded moderators, absent from all prior meta-analyses, motivate the present extension:</w:t>
       </w:r>
     </w:p>
     <w:p>
@@ -572,13 +239,13 @@
           <w:bCs/>
           <w:b/>
         </w:rPr>
-        <w:t xml:space="preserve">Gap 1 — cDAI.</w:t>
-      </w:r>
-      <w:r>
-        <w:t xml:space="preserve"> </w:t>
-      </w:r>
-      <w:r>
-        <w:t xml:space="preserve">Country-level digital adoption (cDAI) has been proposed as a contextual amplifier of firm-level competitive advantages (Stallkamp &amp; Schotter, 2021; Verhoef et al., 2021), yet no meta-analysis has tested whether the national digital infrastructure environment moderates the I→P link.</w:t>
+        <w:t xml:space="preserve">Gap 1, cDAI.</w:t>
+      </w:r>
+      <w:r>
+        <w:t xml:space="preserve"> </w:t>
+      </w:r>
+      <w:r>
+        <w:t xml:space="preserve">Country-level digital adoption (cDAI) has been proposed as a contextual amplifier of firm-level competitive advantages (Stallkamp &amp; Schotter, 2021; Verhoef et al., 2021), yet no meta-analysis has tested whether the national digital infrastructure environment moderates the I-P link.</w:t>
       </w:r>
     </w:p>
     <w:p>
@@ -590,13 +257,13 @@
           <w:bCs/>
           <w:b/>
         </w:rPr>
-        <w:t xml:space="preserve">Gap 2 — ICRV 5-regime.</w:t>
-      </w:r>
-      <w:r>
-        <w:t xml:space="preserve"> </w:t>
-      </w:r>
-      <w:r>
-        <w:t xml:space="preserve">Marano et al. (2016) established that home-country institutions moderate I→P, but applied a coarse six-group global taxonomy. The global study corpus spans the full institutional spectrum — from Singapore (World Governance Indicators Rule of Law score +1.84) to frontier economies such as Pakistan (WGI −0.55) and Iran (WGI −0.74; World Bank, 2023). An ICRV 5-regime classification capable of resolving this heterogeneity has not been tested meta-analytically on a globally representative I→P corpus.</w:t>
+        <w:t xml:space="preserve">Gap 2, ICRV 6-regime.</w:t>
+      </w:r>
+      <w:r>
+        <w:t xml:space="preserve"> </w:t>
+      </w:r>
+      <w:r>
+        <w:t xml:space="preserve">Marano et al. (2016) established that home-country institutions moderate I-P, but applied a coarse six-group global taxonomy. The global study corpus spans the full institutional spectrum, from Singapore (World Governance Indicators Rule of Law score +1.84) to frontier economies such as Pakistan (WGI −0.55) and Iran (WGI −0.74; World Bank, 2023). An ICRV 6-regime classification (Regimes I–VI, where Regime VI is the Pacific SIDS boundary case) capable of resolving this heterogeneity has not been tested meta-analytically on a globally representative I-P corpus.</w:t>
       </w:r>
     </w:p>
     <w:p>
@@ -608,13 +275,13 @@
           <w:bCs/>
           <w:b/>
         </w:rPr>
-        <w:t xml:space="preserve">Gap 3 — DPL phase.</w:t>
-      </w:r>
-      <w:r>
-        <w:t xml:space="preserve"> </w:t>
-      </w:r>
-      <w:r>
-        <w:t xml:space="preserve">Brynjolfsson et al. (2021) identified 2009 as a productivity inflection point in the digital era (the "dynamo analogy" for AI: David, 1990). Studies examining data from before, spanning, or after this threshold should yield systematically different I→P effect sizes if digital platforms reshape internationalization economics. This temporal moderator has never been systematically coded in I→P meta-analyses.</w:t>
+        <w:t xml:space="preserve">Gap 3, DPL phase.</w:t>
+      </w:r>
+      <w:r>
+        <w:t xml:space="preserve"> </w:t>
+      </w:r>
+      <w:r>
+        <w:t xml:space="preserve">Brynjolfsson et al. (2021) identified 2009 as a productivity inflection point in the digital era (the "dynamo analogy" for AI: David, 1990). Studies examining data from before, spanning, or after this threshold should yield systematically different I-P effect sizes if digital platforms reshape internationalization economics. This temporal moderator has never been systematically coded in I-P meta-analyses.</w:t>
       </w:r>
     </w:p>
     <w:p>
@@ -685,7 +352,7 @@
         <w:t xml:space="preserve">(Methodological)</w:t>
       </w:r>
       <w:r>
-        <w:t xml:space="preserve">: (1) First three-level MARA for the I→P literature; (2) first PRISMA-2020-compliant systematic search with OSF pre-registration for this topic; (3) first application of between-study</w:t>
+        <w:t xml:space="preserve">: (1) First three-level MARA for the I-P literature; (2) first PRISMA-2020-compliant systematic search with OSF pre-registration for this topic; (3) first application of between-study</w:t>
       </w:r>
       <w:r>
         <w:t xml:space="preserve"> </w:t>
@@ -701,7 +368,7 @@
         <w:t xml:space="preserve"> </w:t>
       </w:r>
       <w:r>
-        <w:t xml:space="preserve">within-study heterogeneity decomposition to I→P.</w:t>
+        <w:t xml:space="preserve">within-study heterogeneity decomposition to I-P.</w:t>
       </w:r>
       <w:r>
         <w:t xml:space="preserve"> </w:t>
@@ -714,7 +381,7 @@
         <w:t xml:space="preserve">(Theoretical)</w:t>
       </w:r>
       <w:r>
-        <w:t xml:space="preserve">: (4) First meta-analytic test of an ICRV 5-regime framework applied to a globally representative I→P corpus (</w:t>
+        <w:t xml:space="preserve">: (4) First meta-analytic test of an ICRV 6-regime framework applied to a globally representative I-P corpus (</w:t>
       </w:r>
       <w:r>
         <w:rPr>
@@ -727,7 +394,23 @@
         <w:t xml:space="preserve"> </w:t>
       </w:r>
       <w:r>
-        <w:t xml:space="preserve">= 238, 49 economies); (5) first formal test of cDAI as a national-level digital-infrastructure moderator of I→P; (6) first test of DPL phase as a temporal moderator using three-level MARA. The non-confirmation of E1a/E1b, H2, and H3, and the anomalous ICRV Frontier pattern, are themselves informative findings that bound the conditions under which these moderators could operate.</w:t>
+        <w:t xml:space="preserve">= 238, 49 economies; five of the six regimes are populated, the Pacific-SIDS Regime VI returning no qualifying studies); (5) first formal test of cDAI as a national-level digital-infrastructure moderator of I-P; (6) first test of DPL phase as a temporal moderator using three-level MARA. The non-confirmation of E1a/E1b, H2, and H3, and the anomalous ICRV Frontier pattern, are themselves informative findings that bound the conditions under which these moderators could operate. Interpreted together, the null country-level digital (cDAI) and temporal (DPL) moderators motivate a</w:t>
+      </w:r>
+      <w:r>
+        <w:t xml:space="preserve"> </w:t>
+      </w:r>
+      <w:r>
+        <w:rPr>
+          <w:iCs/>
+          <w:i/>
+        </w:rPr>
+        <w:t xml:space="preserve">Capability–Context Mismatch</w:t>
+      </w:r>
+      <w:r>
+        <w:t xml:space="preserve"> </w:t>
+      </w:r>
+      <w:r>
+        <w:t xml:space="preserve">account: a macro digital context is inert for the I-P relationship unless it is matched by firm-level (micro) digital capability, the macro environment cannot substitute for the absence of the firm-level capability that actually converts it.</w:t>
       </w:r>
     </w:p>
     <w:p>
@@ -819,7 +502,7 @@
         <w:t xml:space="preserve"> </w:t>
       </w:r>
       <w:r>
-        <w:t xml:space="preserve">= 113), confirming a small but consistent positive I→P relationship globally. H1 (between-regime Q_M test) is confirmed (</w:t>
+        <w:t xml:space="preserve">= 113), confirming a small but consistent positive I-P relationship globally. The full-sample ICRV omnibus is significant (</w:t>
       </w:r>
       <w:r>
         <w:rPr>
@@ -845,7 +528,10 @@
         <w:t xml:space="preserve"> </w:t>
       </w:r>
       <w:r>
-        <w:t xml:space="preserve">= .002); however, the directional Exploratory Propositions E1a (Advanced largest) and E1b (Frontier smallest) are not statistically confirmed — pairwise differences reflect single-country vs. multi-country study composition rather than a monotone institutional gradient. cDAI (</w:t>
+        <w:t xml:space="preserve">= .002) but is not robust: a drop-Frontier sensitivity test on the four well-populated regimes reduces it to</w:t>
+      </w:r>
+      <w:r>
+        <w:t xml:space="preserve"> </w:t>
       </w:r>
       <w:r>
         <w:rPr>
@@ -855,6 +541,29 @@
         <w:t xml:space="preserve">Q</w:t>
       </w:r>
       <w:r>
+        <w:t xml:space="preserve">_M = 1.49 (</w:t>
+      </w:r>
+      <w:r>
+        <w:rPr>
+          <w:iCs/>
+          <w:i/>
+        </w:rPr>
+        <w:t xml:space="preserve">p</w:t>
+      </w:r>
+      <w:r>
+        <w:t xml:space="preserve"> </w:t>
+      </w:r>
+      <w:r>
+        <w:t xml:space="preserve">= .68), so H1 receives only fragile support and the directional Exploratory Propositions E1a (Advanced largest) and E1b (Frontier smallest) are not confirmed. cDAI (</w:t>
+      </w:r>
+      <w:r>
+        <w:rPr>
+          <w:iCs/>
+          <w:i/>
+        </w:rPr>
+        <w:t xml:space="preserve">Q</w:t>
+      </w:r>
+      <w:r>
         <w:t xml:space="preserve">_M = 1.23,</w:t>
       </w:r>
       <w:r>
@@ -897,7 +606,7 @@
         <w:t xml:space="preserve"> </w:t>
       </w:r>
       <w:r>
-        <w:t xml:space="preserve">= .755) are non-significant (H2, H3 not supported). The most substantive finding is publication bias (H4 confirmed): trim-and-fill imputes</w:t>
+        <w:t xml:space="preserve">= .755) are non-significant (H2, H3 not supported). The principal finding is publication bias (H4 confirmed): trim-and-fill imputes</w:t>
       </w:r>
       <w:r>
         <w:t xml:space="preserve"> </w:t>
@@ -913,7 +622,7 @@
         <w:t xml:space="preserve"> </w:t>
       </w:r>
       <w:r>
-        <w:t xml:space="preserve">= 58 missing studies, reducing the adjusted estimate to</w:t>
+        <w:t xml:space="preserve">= 58 missing studies and cuts the pooled effect from</w:t>
       </w:r>
       <w:r>
         <w:t xml:space="preserve"> </w:t>
@@ -929,17 +638,83 @@
         <w:t xml:space="preserve"> </w:t>
       </w:r>
       <w:r>
-        <w:t xml:space="preserve">= 0.035 — positive but substantially smaller than the raw pooled effect. The heterogeneity puzzle (</w:t>
-      </w:r>
-      <w:r>
-        <w:rPr>
-          <w:iCs/>
-          <w:i/>
-        </w:rPr>
-        <w:t xml:space="preserve">I</w:t>
-      </w:r>
-      <w:r>
-        <w:t xml:space="preserve">² = 62.4%) remains unresolved by the tested moderators, suggesting that future research should test alternative theoretical contingencies or that between-study heterogeneity is dominated by within-paper variance (Level 2, 54.1%) rather than between-country differences (Level 3, 8.4%).</w:t>
+        <w:t xml:space="preserve">= 0.074 to</w:t>
+      </w:r>
+      <w:r>
+        <w:t xml:space="preserve"> </w:t>
+      </w:r>
+      <w:r>
+        <w:rPr>
+          <w:iCs/>
+          <w:i/>
+        </w:rPr>
+        <w:t xml:space="preserve">r</w:t>
+      </w:r>
+      <w:r>
+        <w:t xml:space="preserve"> </w:t>
+      </w:r>
+      <w:r>
+        <w:t xml:space="preserve">= 0.035, an implied ~53% attenuation. Read as a corrective contribution to the field, this indicates that four decades of I-P evidence may be materially inflated by publication selection. The inference is a bias-correction estimate corroborated by a significant Begg test (</w:t>
+      </w:r>
+      <m:oMath>
+        <m:r>
+          <m:t>τ</m:t>
+        </m:r>
+      </m:oMath>
+      <w:r>
+        <w:t xml:space="preserve"> </w:t>
+      </w:r>
+      <w:r>
+        <w:t xml:space="preserve">= −0.134,</w:t>
+      </w:r>
+      <w:r>
+        <w:t xml:space="preserve"> </w:t>
+      </w:r>
+      <w:r>
+        <w:rPr>
+          <w:iCs/>
+          <w:i/>
+        </w:rPr>
+        <w:t xml:space="preserve">p</w:t>
+      </w:r>
+      <w:r>
+        <w:t xml:space="preserve"> </w:t>
+      </w:r>
+      <w:r>
+        <w:t xml:space="preserve">&lt; .001); because Egger's regression is only borderline (</w:t>
+      </w:r>
+      <w:r>
+        <w:rPr>
+          <w:iCs/>
+          <w:i/>
+        </w:rPr>
+        <w:t xml:space="preserve">p</w:t>
+      </w:r>
+      <w:r>
+        <w:t xml:space="preserve"> </w:t>
+      </w:r>
+      <w:r>
+        <w:t xml:space="preserve">= .057), we frame the ~53% as a strong directional signal rather than a settled point magnitude. The heterogeneity puzzle (</w:t>
+      </w:r>
+      <m:oMath>
+        <m:sSup>
+          <m:e>
+            <m:r>
+              <m:t>I</m:t>
+            </m:r>
+          </m:e>
+          <m:sup>
+            <m:r>
+              <m:t>2</m:t>
+            </m:r>
+          </m:sup>
+        </m:sSup>
+      </m:oMath>
+      <w:r>
+        <w:t xml:space="preserve"> </w:t>
+      </w:r>
+      <w:r>
+        <w:t xml:space="preserve">= 87.8%) remains unresolved by the tested moderators, suggesting that future research should test alternative theoretical contingencies or that between-study heterogeneity is dominated by within-paper variance (Level 2, 76.1%) rather than between-country differences (Level 3, 11.8%).</w:t>
       </w:r>
     </w:p>
     <w:p>
@@ -991,7 +766,7 @@
         <w:pStyle w:val="FirstParagraph"/>
       </w:pPr>
       <w:r>
-        <w:t xml:space="preserve">Five theoretical perspectives ground the moderating hypotheses and connect the three new moderators to established predictions about the I→P relationship.</w:t>
+        <w:t xml:space="preserve">Five theoretical perspectives ground the moderating hypotheses and connect the three new moderators to established predictions about the I-P relationship.</w:t>
       </w:r>
     </w:p>
     <w:p>
@@ -1009,7 +784,7 @@
         <w:t xml:space="preserve"> </w:t>
       </w:r>
       <w:r>
-        <w:t xml:space="preserve">Barney (1991) establishes that sustainable competitive advantages derive from VRIN (valuable, rare, inimitable, non-substitutable) resources. In the I→P context, this predicts that firms with strong home-country resource endowments — including human capital, technological capability, and digital infrastructure access — will generate higher performance returns from international expansion than resource-constrained peers. Wernerfelt's (1984) resource bundling logic further predicts that national digital infrastructure provides a coordination-enabling environment that amplifies the returns to firm-level resources: in high-cDAI environments, firms can deploy their existing technological and organizational capabilities across borders at lower per-unit cost, raising the marginal productivity return to each additional unit of international expansion. It is important to note that cDAI (country-level) is analytically distinct from firm-level digital adoption (DAI) and from firm-level technological capability (TCI), which the companion primary studies (P3–P8) treat as separate constructs with distinct measurement bases and theoretical roles. In the present meta-analytic study, only cDAI is operationalized as a study-level moderator; DAI and TCI remain within-study variables in the primary-study designs and are not separately extractable at meta-analytic resolution from the k = 238 corpus. The resource-bundling prediction for P6 therefore concerns whether a richer national digital environment raises the aggregate I→P effect across studies — a between-study moderation claim at the country level, not a within-study claim about firm-level capability bundles.</w:t>
+        <w:t xml:space="preserve">Barney (1991) establishes that sustainable competitive advantages derive from VRIN (valuable, rare, inimitable, non-substitutable) resources. In the I-P context, this predicts that firms with strong home-country resource endowments, including human capital, technological capability, and digital infrastructure access, will generate higher performance returns from international expansion than resource-constrained peers. Wernerfelt's (1984) resource bundling logic further predicts that national digital infrastructure provides a coordination-enabling environment that amplifies the returns to firm-level resources: in high-cDAI environments, firms can deploy their existing technological and organizational capabilities across borders at lower per-unit cost, raising the marginal productivity return to each additional unit of international expansion. cDAI (country-level) is analytically distinct from firm-level digital adoption (DAI) and from firm-level technological capability (TCI), which the companion primary studies (P3–P8) treat as separate constructs with distinct measurement bases and theoretical roles. In the present meta-analytic study, only cDAI is operationalized as a study-level moderator; DAI and TCI remain within-study variables in the primary-study designs and are not separately extractable at meta-analytic resolution from the k = 238 corpus. The resource-bundling prediction for P6 therefore concerns whether a richer national digital environment raises the aggregate I-P effect across studies, a between-study moderation claim at the country level, not a within-study claim about firm-level capability bundles.</w:t>
       </w:r>
     </w:p>
     <w:p>
@@ -1027,7 +802,7 @@
         <w:t xml:space="preserve"> </w:t>
       </w:r>
       <w:r>
-        <w:t xml:space="preserve">North's (1990) framework positions formal and informal institutions as the "rules of the game" that govern transaction costs. In the I→P context, higher institutional quality — measured through rule of law, contract enforcement, IP protection, and regulatory quality — reduces the coordination costs of cross-border expansion by attenuating opportunism risk, monitoring costs, and information asymmetry between home and host markets. Scott's (1995) three-pillar framework extends this logic: regulative, normative, and cognitive institutions jointly determine the transaction cost environment in which internationalization occurs. When regulative institutions are strong (ICRV Regime I), firms can enforce contracts with foreign counterparts at lower cost, protect innovation rents across jurisdictions, and exploit economies of scale without the institutional friction that truncates these returns in weaker institutional environments. The ICRV gradient hypothesis (H1) thus derives directly from institutional theory: the expected I→P effect should decline monotonically from Advanced-Innovation (Regime I) to Frontier (Regime V) as institutional quality falls and coordination costs rise.</w:t>
+        <w:t xml:space="preserve">North's (1990) framework positions formal and informal institutions as the "rules of the game" that govern transaction costs. In the I-P context, higher institutional quality, measured through rule of law, contract enforcement, IP protection, and regulatory quality, reduces the coordination costs of cross-border expansion by attenuating opportunism risk, monitoring costs, and information asymmetry between home and host markets. Scott's (1995) three-pillar framework extends this logic: regulative, normative, and cognitive institutions jointly determine the transaction cost environment in which internationalization occurs. When regulative institutions are strong (ICRV Regime I), firms can enforce contracts with foreign counterparts at lower cost, protect innovation rents across jurisdictions, and exploit economies of scale without the institutional friction that truncates these returns in weaker institutional environments. The ICRV gradient hypothesis (H1) thus derives directly from institutional theory: the expected I-P effect should decline monotonically from Advanced-Innovation (Regime I) to Frontier (Regime V) as institutional quality falls and coordination costs rise.</w:t>
       </w:r>
     </w:p>
     <w:p>
@@ -1045,7 +820,7 @@
         <w:t xml:space="preserve"> </w:t>
       </w:r>
       <w:r>
-        <w:t xml:space="preserve">Johanson and Vahlne's (1977, 2009) Uppsala model posits that internationalization knowledge accumulates through market-specific experience and is subsequently encoded in organizational routines. Digital platforms accelerate this knowledge accumulation by reducing information asymmetries between home and host markets: cloud-based analytics, real-time demand signaling, and B2B digital platforms enable firms to monitor foreign market conditions without the physical presence that prior eras required (Stallkamp &amp; Schotter, 2021). The DPL Follow phase (post-2014) is the period in which these digital learning channels reach sufficient maturity and penetration to systematically compress the experiential learning curve — predicting that I→P effects are largest in studies drawing on data from this period (H2). The Span phase captures the transitional period in which digital tools were diffusing but had not yet reached the maturity threshold at which their learning-cost compression effects became systemic.</w:t>
+        <w:t xml:space="preserve">Johanson and Vahlne's (1977, 2009) Uppsala model posits that internationalization knowledge accumulates through market-specific experience and is subsequently encoded in organizational routines. Digital platforms accelerate this knowledge accumulation by reducing information asymmetries between home and host markets: cloud-based analytics, real-time demand signaling, and B2B digital platforms enable firms to monitor foreign market conditions without the physical presence that prior eras required (Stallkamp &amp; Schotter, 2021). The DPL Follow phase (post-2014) is the period in which these digital learning channels reach sufficient maturity and penetration to systematically compress the experiential learning curve, predicting that I-P effects are largest in studies drawing on data from this period (H2). The Span phase captures the transitional period in which digital tools were diffusing but had not yet reached the maturity threshold at which their learning-cost compression effects became systemic.</w:t>
       </w:r>
     </w:p>
     <w:p>
@@ -1063,7 +838,7 @@
         <w:t xml:space="preserve"> </w:t>
       </w:r>
       <w:r>
-        <w:t xml:space="preserve">The classic coordination cost argument in the I→P literature (Hitt et al., 1997; Lu &amp; Beamish, 2004) posits that international expansion initially generates productivity gains through scale economies and learning, but eventually produces diseconomies as the administrative burden of coordinating dispersed operations exceeds the gains from further geographic diversification. This logic produces the inverted-U relationship that constitutes the modal finding in the I→P literature (Marano et al., 2016). However, digital platforms systematically reduce coordination costs through three channels: (a)</w:t>
+        <w:t xml:space="preserve">The classic coordination cost argument in the I-P literature (Hitt et al., 1997; Lu &amp; Beamish, 2004) posits that international expansion initially generates productivity gains through scale economies and learning, but eventually produces diseconomies as the administrative burden of coordinating dispersed operations exceeds the gains from further geographic diversification. This logic produces the inverted-U relationship that constitutes the modal finding in the I-P literature (Marano et al., 2016). However, digital platforms systematically reduce coordination costs through three channels: (a)</w:t>
       </w:r>
       <w:r>
         <w:t xml:space="preserve"> </w:t>
@@ -1076,10 +851,7 @@
         <w:t xml:space="preserve">communication compression</w:t>
       </w:r>
       <w:r>
-        <w:t xml:space="preserve"> </w:t>
-      </w:r>
-      <w:r>
-        <w:t xml:space="preserve">— real-time digital communication across time zones reduces the bandwidth cost of coordinating dispersed operations; (b)</w:t>
+        <w:t xml:space="preserve">, real-time digital communication across time zones reduces the bandwidth cost of coordinating dispersed operations; (b)</w:t>
       </w:r>
       <w:r>
         <w:t xml:space="preserve"> </w:t>
@@ -1092,10 +864,7 @@
         <w:t xml:space="preserve">transaction cost reduction</w:t>
       </w:r>
       <w:r>
-        <w:t xml:space="preserve"> </w:t>
-      </w:r>
-      <w:r>
-        <w:t xml:space="preserve">— electronic payment systems and digital contracting reduce the cost and time of cross-border transactions; (c)</w:t>
+        <w:t xml:space="preserve">, electronic payment systems and digital contracting reduce the cost and time of cross-border transactions; (c)</w:t>
       </w:r>
       <w:r>
         <w:t xml:space="preserve"> </w:t>
@@ -1108,10 +877,7 @@
         <w:t xml:space="preserve">information asymmetry compression</w:t>
       </w:r>
       <w:r>
-        <w:t xml:space="preserve"> </w:t>
-      </w:r>
-      <w:r>
-        <w:t xml:space="preserve">— digital analytics platforms reduce the monitoring cost of verifying foreign partner performance. When national digital infrastructure is mature (high cDAI), all three channels operate simultaneously, predicting that the coordination cost mechanism — which generates the right-side decline of the inverted-U — is attenuated or shifted to higher internationalization intensities than would be observed in low-cDAI environments.</w:t>
+        <w:t xml:space="preserve">, digital analytics platforms reduce the monitoring cost of verifying foreign partner performance. When national digital infrastructure is mature (high cDAI), all three channels operate simultaneously, predicting that the coordination cost mechanism, which generates the right-side decline of the inverted-U, is attenuated or shifted to higher internationalization intensities than would be observed in low-cDAI environments.</w:t>
       </w:r>
     </w:p>
     <w:p>
@@ -1193,7 +959,7 @@
         <w:t xml:space="preserve"> </w:t>
       </w:r>
       <w:r>
-        <w:t xml:space="preserve">(AI deployment, platform orchestration). Stallkamp and Schotter (2021) extend this hierarchy to the IB context, showing that Tier-1 and Tier-2 digital adoption — the layers most widely measured in firm-level surveys — function as</w:t>
+        <w:t xml:space="preserve">(AI deployment, platform orchestration). Stallkamp and Schotter (2021) extend this hierarchy to the IB context, showing that Tier-1 and Tier-2 digital adoption, the layers most widely measured in firm-level surveys, function as</w:t>
       </w:r>
       <w:r>
         <w:t xml:space="preserve"> </w:t>
@@ -1225,17 +991,17 @@
         <w:t xml:space="preserve"> </w:t>
       </w:r>
       <w:r>
-        <w:t xml:space="preserve">(cDAI): the availability of a digitally enabled transaction ecosystem that reduces the minimum infrastructure investment required for firms to participate in cross-border trade. This country-level construct is analytically distinct from firm-level digital adoption: cDAI captures the shared digital infrastructure environment, whereas firm-level DAI captures a firm's own position within that environment. The cDAI amplification hypothesis (H3) thus concerns whether a richer national digital environment raises the aggregate I→P effect across the studies that draw on it — a between-study moderation claim, not a within-study mediation claim.</w:t>
+        <w:t xml:space="preserve">(cDAI): the availability of a digitally enabled transaction ecosystem that reduces the minimum infrastructure investment required for firms to participate in cross-border trade. This country-level construct is analytically distinct from firm-level digital adoption: cDAI captures the shared digital infrastructure environment, whereas firm-level DAI captures a firm's own position within that environment. The cDAI amplification hypothesis (H3) thus concerns whether a richer national digital environment raises the aggregate I-P effect across the studies that draw on it, a between-study moderation claim, not a within-study mediation claim.</w:t>
       </w:r>
     </w:p>
     <w:bookmarkEnd w:id="22"/>
-    <w:bookmarkStart w:id="23" w:name="Xf46903875c495d01a9c34f9a7eebd862b9d6417"/>
+    <w:bookmarkStart w:id="23" w:name="X0441fb0bed103c363ef3b0c58f4e35b0253858e"/>
     <w:p>
       <w:pPr>
         <w:pStyle w:val="Heading3"/>
       </w:pPr>
       <w:r>
-        <w:t xml:space="preserve">2.2 Capability–Institution Mismatch Theory (New — Hm1)</w:t>
+        <w:t xml:space="preserve">2.2 Capability–Institution Mismatch Theory (New, Hm1)</w:t>
       </w:r>
     </w:p>
     <w:p>
@@ -1259,7 +1025,7 @@
         <w:t xml:space="preserve"> </w:t>
       </w:r>
       <w:r>
-        <w:t xml:space="preserve">(CIMT) to explain the ICRV gradient in meta-analytic I→P effect sizes. CIMT's core claim is that the productivity returns to international expansion are a function not only of firm-level capabilities but of the degree to which home-country institutions enable those capabilities to be deployed productively across borders. The theory distinguishes three mechanisms:</w:t>
+        <w:t xml:space="preserve">(CIMT) to explain the ICRV gradient in meta-analytic I-P effect sizes. CIMT's core claim is that the productivity returns to international expansion are a function not only of firm-level capabilities but of the degree to which home-country institutions enable those capabilities to be deployed productively across borders. The theory distinguishes three mechanisms:</w:t>
       </w:r>
     </w:p>
     <w:p>
@@ -1277,7 +1043,7 @@
         <w:t xml:space="preserve"> </w:t>
       </w:r>
       <w:r>
-        <w:t xml:space="preserve">Institutional quality determines the degree to which firms can protect the proprietary rents generated by their internationalization activities. In high-quality institutional environments (ICRV Regime I), strong IP protection and contract enforcement allow firms to maintain competitive advantages across foreign markets without the knowledge leakage and imitation risk that characterize weaker institutional contexts (Kogut &amp; Zander, 1993; Zaheer, 1995). Each unit of international expansion therefore translates into larger cumulative rent streams, raising the average I→P effect observed in studies drawing on Regime I samples.</w:t>
+        <w:t xml:space="preserve">Institutional quality determines the degree to which firms can protect the proprietary rents generated by their internationalization activities. In high-quality institutional environments (ICRV Regime I), strong IP protection and contract enforcement allow firms to maintain competitive advantages across foreign markets without the knowledge leakage and imitation risk that characterize weaker institutional contexts (Kogut &amp; Zander, 1993; Zaheer, 1995). Each unit of international expansion therefore translates into larger cumulative rent streams, raising the average I-P effect observed in studies drawing on Regime I samples.</w:t>
       </w:r>
     </w:p>
     <w:p>
@@ -1295,7 +1061,7 @@
         <w:t xml:space="preserve"> </w:t>
       </w:r>
       <w:r>
-        <w:t xml:space="preserve">Zaheer (1995) identifies liability of foreignness (LOF) — the costs incurred by foreign firms that domestic rivals do not bear — as a key driver of internationalization costs. LOF is attenuated in high-quality institutional environments because strong rule of law, transparent regulatory processes, and low corruption reduce the information asymmetries and discriminatory treatment that generate LOF in weaker institutional contexts (Peng et al., 2008). When LOF is low (ICRV-I), firms can capture a larger share of the productivity gains from cross-border scale economies and learning, raising the meta-analytic effect size.</w:t>
+        <w:t xml:space="preserve">Zaheer (1995) identifies liability of foreignness (LOF), the costs incurred by foreign firms that domestic rivals do not bear, as a key driver of internationalization costs. LOF is attenuated in high-quality institutional environments because strong rule of law, transparent regulatory processes, and low corruption reduce the information asymmetries and discriminatory treatment that generate LOF in weaker institutional contexts (Peng et al., 2008). When LOF is low (ICRV-I), firms can capture a larger share of the productivity gains from cross-border scale economies and learning, raising the meta-analytic effect size.</w:t>
       </w:r>
     </w:p>
     <w:p>
@@ -1313,7 +1079,7 @@
         <w:t xml:space="preserve"> </w:t>
       </w:r>
       <w:r>
-        <w:t xml:space="preserve">In institutional voids — environments where formal institutions are weak or absent — firms must invest in substitute governance mechanisms (relationship capital, political connections, informal contracts) that absorb managerial attention and reduce the net productivity returns to internationalization (Khanna &amp; Palepu, 2010). As institutional quality declines across the ICRV spectrum (Regime II → III → SIDS/V), these substitute governance costs accumulate, progressively depressing the I→P effect toward zero and potentially negative territory.</w:t>
+        <w:t xml:space="preserve">In institutional voids, environments where formal institutions are weak or absent, firms must invest in substitute governance mechanisms (relationship capital, political connections, informal contracts) that absorb managerial attention and reduce the net productivity returns to internationalization (Khanna &amp; Palepu, 2010). As institutional quality declines across the ICRV spectrum (Regime II to III to SIDS/V), these substitute governance costs accumulate, progressively depressing the I-P effect toward zero and potentially negative territory.</w:t>
       </w:r>
     </w:p>
     <w:p>
@@ -1321,7 +1087,7 @@
         <w:pStyle w:val="BodyText"/>
       </w:pPr>
       <w:r>
-        <w:t xml:space="preserve">CIMT predicts between-regime heterogeneity in I→P effect sizes, with Advanced-regime studies expected to show the largest effects because all three CIMT mechanisms operate simultaneously at the institutional frontier. Prior meta-analyses have not adequately tested this institutional gradient because they lacked a fine-grained taxonomy that disaggregates the spectrum from Advanced Innovation economies to Frontier and SIDS contexts at sufficient resolution. Marano et al. (2016) used a six-category global classification that did not separate the Advanced/Upper-Middle/Emerging/Frontier spectrum examined here. The ICRV 5-regime taxonomy — anchored in World Bank World Governance Indicators (Rule of Law dimension, 2023 vintage) and applied to the full k = 238 global study corpus — provides the first classification capable of testing the CIMT between-regime prediction meta-analytically across economies ranging from Singapore (WGI +1.84) to Pakistan (WGI −0.55) and Iran (WGI −0.74).</w:t>
+        <w:t xml:space="preserve">CIMT predicts between-regime heterogeneity in I-P effect sizes, with Advanced-regime studies expected to show the largest effects because all three CIMT mechanisms operate simultaneously at the institutional frontier. Prior meta-analyses have not adequately tested this institutional gradient because they lacked a fine-grained taxonomy that disaggregates the spectrum from Advanced Innovation economies to Frontier and SIDS contexts at sufficient resolution. Marano et al. (2016) used a six-category global classification that did not separate the Advanced/Upper-Middle/Emerging/Frontier spectrum examined here. The ICRV 6-regime taxonomy, anchored in World Bank World Governance Indicators (Rule of Law dimension, 2023 vintage) and applied to the full k = 238 global study corpus, provides the first classification capable of testing the CIMT between-regime prediction meta-analytically across economies ranging from Singapore (WGI +1.84) to Pakistan (WGI −0.55) and Iran (WGI −0.74).</w:t>
       </w:r>
     </w:p>
     <w:p>
@@ -1333,13 +1099,13 @@
           <w:bCs/>
           <w:b/>
         </w:rPr>
-        <w:t xml:space="preserve">Hypothesis 1 (H1 — ICRV between-regime heterogeneity):</w:t>
-      </w:r>
-      <w:r>
-        <w:t xml:space="preserve"> </w:t>
-      </w:r>
-      <w:r>
-        <w:t xml:space="preserve">Pooled I→P effect sizes vary systematically across ICRV institutional regimes, with Advanced-regime studies expected to show the largest average effects, because formal institutions — contract enforcement, IP protection, and reduced liability of foreignness — amplify the productivity returns to international expansion through rent protection, LOF attenuation, and void-cost reduction (Khanna &amp; Palepu, 2010; North, 1990; Zaheer, 1995). Formally: the between-regime Q_M test for ICRV is statistically significant (</w:t>
+        <w:t xml:space="preserve">Hypothesis 1 (H1, ICRV between-regime heterogeneity):</w:t>
+      </w:r>
+      <w:r>
+        <w:t xml:space="preserve"> </w:t>
+      </w:r>
+      <w:r>
+        <w:t xml:space="preserve">Pooled I-P effect sizes vary systematically across ICRV institutional regimes, with Advanced-regime studies expected to show the largest average effects, because formal institutions, contract enforcement, IP protection, and reduced liability of foreignness, amplify the productivity returns to international expansion through rent protection, LOF attenuation, and void-cost reduction (Khanna &amp; Palepu, 2010; North, 1990; Zaheer, 1995). Formally: the between-regime Q_M test for ICRV is statistically significant (</w:t>
       </w:r>
       <w:r>
         <w:rPr>
@@ -1386,7 +1152,7 @@
         <w:t xml:space="preserve"> </w:t>
       </w:r>
       <w:r>
-        <w:t xml:space="preserve">Studies drawing on Advanced-regime firms (ICRV-I) are expected to show the largest pooled I→P effect, reflecting simultaneous activation of the three CIMT rent-protection, LOF-attenuation, and void-elimination mechanisms. The direction of E1a is confirmatory; the magnitude is not pre-specified given heterogeneity in DOI measurement and performance construct across ICRV-I studies.</w:t>
+        <w:t xml:space="preserve">Studies drawing on Advanced-regime firms (ICRV-I) are expected to show the largest pooled I-P effect, reflecting simultaneous activation of the three CIMT rent-protection, LOF-attenuation, and void-elimination mechanisms. The direction of E1a is confirmatory; the magnitude is not pre-specified given heterogeneity in DOI measurement and performance construct across ICRV-I studies.</w:t>
       </w:r>
     </w:p>
     <w:p>
@@ -1404,7 +1170,7 @@
         <w:t xml:space="preserve"> </w:t>
       </w:r>
       <w:r>
-        <w:t xml:space="preserve">Studies drawing on Frontier-regime firms (ICRV-FR) are expected to show the smallest — potentially null or negative — pooled I→P effect, reflecting the dominance of institutional void amplification costs over scale and learning returns. E1b is treated as exploratory rather than confirmatory because current Frontier-group</w:t>
+        <w:t xml:space="preserve">Studies drawing on Frontier-regime firms (ICRV-FR) are expected to show the smallest, potentially null or negative, pooled I-P effect, reflecting the dominance of institutional void amplification costs over scale and learning returns. E1b is treated as exploratory rather than confirmatory because current Frontier-group</w:t>
       </w:r>
       <w:r>
         <w:t xml:space="preserve"> </w:t>
@@ -1420,17 +1186,48 @@
         <w:t xml:space="preserve"> </w:t>
       </w:r>
       <w:r>
-        <w:t xml:space="preserve">= 3 is insufficient for reliable inference (at α = .05, minimum k for stable random-effects moderation is typically k ≥ 10; Valentine et al., 2010).</w:t>
+        <w:t xml:space="preserve">= 3 is insufficient for reliable inference (at</w:t>
+      </w:r>
+      <w:r>
+        <w:t xml:space="preserve"> </w:t>
+      </w:r>
+      <m:oMath>
+        <m:r>
+          <m:t>α</m:t>
+        </m:r>
+      </m:oMath>
+      <w:r>
+        <w:t xml:space="preserve"> </w:t>
+      </w:r>
+      <w:r>
+        <w:t xml:space="preserve">= .05, minimum k for stable random-effects moderation is typically k</w:t>
+      </w:r>
+      <w:r>
+        <w:t xml:space="preserve"> </w:t>
+      </w:r>
+      <m:oMath>
+        <m:r>
+          <m:rPr>
+            <m:sty m:val="p"/>
+          </m:rPr>
+          <m:t>≥</m:t>
+        </m:r>
+      </m:oMath>
+      <w:r>
+        <w:t xml:space="preserve"> </w:t>
+      </w:r>
+      <w:r>
+        <w:t xml:space="preserve">10; Valentine et al., 2010).</w:t>
       </w:r>
     </w:p>
     <w:bookmarkEnd w:id="23"/>
-    <w:bookmarkStart w:id="24" w:name="X0dd87f08f631afe120b28830786267d6834423c"/>
+    <w:bookmarkStart w:id="24" w:name="X2deb80d12906b7a6f29f11e064c8a8329815dad"/>
     <w:p>
       <w:pPr>
         <w:pStyle w:val="Heading3"/>
       </w:pPr>
       <w:r>
-        <w:t xml:space="preserve">2.3 Digital Paradox Lifecycle (DPL — New, Hm2)</w:t>
+        <w:t xml:space="preserve">2.3 Digital Paradox Lifecycle (DPL, New, Hm2)</w:t>
       </w:r>
     </w:p>
     <w:p>
@@ -1438,7 +1235,7 @@
         <w:pStyle w:val="FirstParagraph"/>
       </w:pPr>
       <w:r>
-        <w:t xml:space="preserve">The Digital Paradox Lifecycle is a temporal moderator grounded in Brynjolfsson et al.'s (2021) productivity J-curve and David's (1990) dynamo analogy. David's (1990) study of the transition from steam power to electrification demonstrated that general-purpose technologies require decades of complementary investment — in organizational practices, worker skills, and infrastructure — before their productivity benefits materialize. Brynjolfsson et al. (2021) applied this analogy to the AI era, documenting a J-curve in which productivity first stagnates as firms invest in digital infrastructure and then accelerates as complementary assets mature. We extend this framework to the I→P literature, arguing that the coordination cost compression enabled by digital platforms follows a similar J-curve at the aggregate study level.</w:t>
+        <w:t xml:space="preserve">The Digital Paradox Lifecycle is a temporal moderator grounded in Brynjolfsson et al.'s (2021) productivity J-curve and David's (1990) dynamo analogy. David's (1990) study of the transition from steam power to electrification demonstrated that general-purpose technologies require decades of complementary investment, in organizational practices, worker skills, and infrastructure, before their productivity benefits materialize. Brynjolfsson et al. (2021) applied this analogy to the AI era, documenting a J-curve in which productivity first stagnates as firms invest in digital infrastructure and then accelerates as complementary assets mature. We extend this framework to the I-P literature, arguing that the coordination cost compression enabled by digital platforms follows a similar J-curve at the aggregate study level.</w:t>
       </w:r>
     </w:p>
     <w:p>
@@ -1468,7 +1265,7 @@
         <w:t xml:space="preserve"> </w:t>
       </w:r>
       <w:r>
-        <w:t xml:space="preserve">(data collected predominantly before 2009): Low digital penetration in cross-border trade. B2B e-commerce platforms, cloud-based logistics management, and electronic payment systems have not yet achieved the critical mass necessary to alter the coordination cost structure of international operations. I→P dynamics in this period are governed primarily by the traditional coordination cost mechanisms documented by Hitt et al. (1997) and Lu and Beamish (2004); the inverted-U is the expected modal form.</w:t>
+        <w:t xml:space="preserve">(data collected predominantly before 2009): Low digital penetration in cross-border trade. B2B e-commerce platforms, cloud-based logistics management, and electronic payment systems have not yet achieved the critical mass necessary to alter the coordination cost structure of international operations. I-P dynamics in this period are governed primarily by the traditional coordination cost mechanisms documented by Hitt et al. (1997) and Lu and Beamish (2004); the inverted-U is the expected modal form.</w:t>
       </w:r>
     </w:p>
     <w:p>
@@ -1490,7 +1287,7 @@
         <w:t xml:space="preserve"> </w:t>
       </w:r>
       <w:r>
-        <w:t xml:space="preserve">(data spanning 2005–2014): A transitional period in which digital infrastructure is being built and firms begin to experiment with digital coordination tools. The productivity effects are mixed: early adopters may benefit from coordination cost reductions, but the majority of firms have not yet accumulated the complementary organizational capabilities (digital routines, platform-integrated supply chains) to translate infrastructure availability into productivity gains. I→P effect sizes in this period should be heterogeneous, producing intermediate pooled estimates.</w:t>
+        <w:t xml:space="preserve">(data spanning 2005–2014): A transitional period in which digital infrastructure is being built and firms begin to experiment with digital coordination tools. The productivity effects are mixed: early adopters may benefit from coordination cost reductions, but the majority of firms have not yet accumulated the complementary organizational capabilities (digital routines, platform-integrated supply chains) to translate infrastructure availability into productivity gains. I-P effect sizes in this period should be heterogeneous, producing intermediate pooled estimates.</w:t>
       </w:r>
     </w:p>
     <w:p>
@@ -1512,7 +1309,7 @@
         <w:t xml:space="preserve"> </w:t>
       </w:r>
       <w:r>
-        <w:t xml:space="preserve">(data collected predominantly after 2014): Digital platforms — including cloud-based logistics, B2B e-commerce, electronic payment systems, and digital trade finance — have reached sufficient maturity and penetration in the Asia-Pacific region to systematically compress coordination costs for internationalizing firms. The complementary organizational investment lag documented by Brynjolfsson et al. (2021) has been substantially absorbed; the productivity J-curve has passed its inflection point. I→P effect sizes in this period should be largest.</w:t>
+        <w:t xml:space="preserve">(data collected predominantly after 2014): Digital platforms, including cloud-based logistics, B2B e-commerce, electronic payment systems, and digital trade finance, have reached sufficient maturity and penetration in the Asia-Pacific region to systematically compress coordination costs for internationalizing firms. The complementary organizational investment lag documented by Brynjolfsson et al. (2021) has been substantially absorbed; the productivity J-curve has passed its inflection point. I-P effect sizes in this period should be largest.</w:t>
       </w:r>
     </w:p>
     <w:p>
@@ -1520,7 +1317,7 @@
         <w:pStyle w:val="FirstParagraph"/>
       </w:pPr>
       <w:r>
-        <w:t xml:space="preserve">The choice of 2009 as the primary inflection point is grounded in three empirical anchors: (1) the global proliferation of smartphones and mobile internet (2007–2009) transformed cross-border communication costs; (2) the rapid growth of B2B e-commerce platforms in China and Southeast Asia (Alibaba B2B international: 2008–2010; Lazada: 2011; Tokopedia: 2009) created new digital trade infrastructure specifically suited to emerging Asia-Pacific exporters; (3) the 2009 global financial crisis accelerated digital adoption among SMEs as a cost-reduction strategy. These three concurrent developments make 2009 a defensible global inflection point for digital adoption in trade-oriented economies rather than an arbitrary choice; the Asia-Pacific region — home to 52% of the k = 238 corpus — was a primary site of this diffusion.</w:t>
+        <w:t xml:space="preserve">The choice of 2009 as the primary inflection point is grounded in three empirical anchors: (1) the global proliferation of smartphones and mobile internet (2007–2009) transformed cross-border communication costs; (2) the rapid growth of B2B e-commerce platforms in China and Southeast Asia (Alibaba B2B international: 2008–2010; Lazada: 2011; Tokopedia: 2009) created new digital trade infrastructure specifically suited to emerging Asia-Pacific exporters; (3) the 2009 global financial crisis accelerated digital adoption among SMEs as a cost-reduction strategy. These three concurrent developments make 2009 a defensible global inflection point for digital adoption in trade-oriented economies rather than an arbitrary choice; the Asia-Pacific region, home to 52% of the k = 238 corpus, was a primary site of this diffusion.</w:t>
       </w:r>
     </w:p>
     <w:p>
@@ -1532,13 +1329,13 @@
           <w:bCs/>
           <w:b/>
         </w:rPr>
-        <w:t xml:space="preserve">Hypothesis 2 (H2 — DPL phase):</w:t>
-      </w:r>
-      <w:r>
-        <w:t xml:space="preserve"> </w:t>
-      </w:r>
-      <w:r>
-        <w:t xml:space="preserve">Studies drawing predominantly on post-2014 data (DPL Follow phase) are expected to show larger pooled I→P effects than studies drawing on pre-2009 data (DPL Precede phase), because digital platforms had reached the maturity threshold at which coordination-cost compression systematically raises the net productivity return to international expansion (Brynjolfsson et al., 2021; David, 1990). Span-phase studies (data spanning 2005–2014) are expected to show intermediate effects, reflecting the transitional period in which digital infrastructure was building but complementary organizational capabilities had not yet been absorbed. Formally:</w:t>
+        <w:t xml:space="preserve">Hypothesis 2 (H2, DPL phase):</w:t>
+      </w:r>
+      <w:r>
+        <w:t xml:space="preserve"> </w:t>
+      </w:r>
+      <w:r>
+        <w:t xml:space="preserve">Studies drawing predominantly on post-2014 data (DPL Follow phase) are expected to show larger pooled I-P effects than studies drawing on pre-2009 data (DPL Precede phase), because digital platforms had reached the maturity threshold at which coordination-cost compression systematically raises the net productivity return to international expansion (Brynjolfsson et al., 2021; David, 1990). Span-phase studies (data spanning 2005–2014) are expected to show intermediate effects, reflecting the transitional period in which digital infrastructure was building but complementary organizational capabilities had not yet been absorbed. Formally:</w:t>
       </w:r>
       <w:r>
         <w:t xml:space="preserve"> </w:t>
@@ -1616,17 +1413,27 @@
         <w:t xml:space="preserve">Q</w:t>
       </w:r>
       <w:r>
-        <w:t xml:space="preserve">_M test depends on within-phase k and cross-phase variance in effect sizes — below approximately k = 30 per phase, the between-group test is underpowered for detection of moderate-size moderation (</w:t>
-      </w:r>
-      <w:r>
-        <w:rPr>
-          <w:iCs/>
-          <w:i/>
-        </w:rPr>
-        <w:t xml:space="preserve">f</w:t>
-      </w:r>
-      <w:r>
-        <w:t xml:space="preserve">² &lt; 0.10).</w:t>
+        <w:t xml:space="preserve">_M test depends on within-phase k and cross-phase variance in effect sizes, below approximately k = 30 per phase, the between-group test is underpowered for detection of moderate-size moderation (</w:t>
+      </w:r>
+      <m:oMath>
+        <m:sSup>
+          <m:e>
+            <m:r>
+              <m:t>f</m:t>
+            </m:r>
+          </m:e>
+          <m:sup>
+            <m:r>
+              <m:t>2</m:t>
+            </m:r>
+          </m:sup>
+        </m:sSup>
+      </m:oMath>
+      <w:r>
+        <w:t xml:space="preserve"> </w:t>
+      </w:r>
+      <w:r>
+        <w:t xml:space="preserve">&lt; 0.10).</w:t>
       </w:r>
     </w:p>
     <w:bookmarkEnd w:id="24"/>
@@ -1660,7 +1467,7 @@
         <w:t xml:space="preserve"> </w:t>
       </w:r>
       <w:r>
-        <w:t xml:space="preserve">rather than a firm choice: it reflects the density of broadband coverage, electronic payment infrastructure, digital identity systems, and regulatory support for digital commerce that exists in a country's economic environment regardless of any individual firm's adoption decision. Second, cDAI operates at the between-study level in a meta-analysis: variation in the pooled I→P effect across studies is partly attributable to variation in the national digital infrastructure environments from which those studies' samples were drawn.</w:t>
+        <w:t xml:space="preserve">rather than a firm choice: it reflects the density of broadband coverage, electronic payment infrastructure, digital identity systems, and regulatory support for digital commerce that exists in a country's economic environment regardless of any individual firm's adoption decision. Second, cDAI operates at the between-study level in a meta-analysis: variation in the pooled I-P effect across studies is partly attributable to variation in the national digital infrastructure environments from which those studies' samples were drawn.</w:t>
       </w:r>
     </w:p>
     <w:p>
@@ -1676,7 +1483,7 @@
         <w:pStyle w:val="BodyText"/>
       </w:pPr>
       <w:r>
-        <w:t xml:space="preserve">The mechanism by which cDAI amplifies the I→P relationship operates through the</w:t>
+        <w:t xml:space="preserve">The mechanism by which cDAI amplifies the I-P relationship operates through the</w:t>
       </w:r>
       <w:r>
         <w:t xml:space="preserve"> </w:t>
@@ -1692,7 +1499,7 @@
         <w:t xml:space="preserve"> </w:t>
       </w:r>
       <w:r>
-        <w:t xml:space="preserve">(Stallkamp &amp; Schotter, 2021): in countries where Tier-1 and Tier-2 digital tools are widely diffused, firms face a richer ecosystem of digital coordination channels that reduce the per-unit cost of cross-border transactions. This reduction is not uniform across all export intensities. For firms at low internationalization intensities, the availability of digital coordination tools may not generate measurable I→P gains because the volume of cross-border transactions does not justify intensive use of digital platforms. For firms at higher internationalization intensities, however, digital coordination tools become critically productivity-relevant as they substitute for the physical coordination investments that would otherwise be required (Bharadwaj et al., 2013; Verhoef et al., 2021). The cDAI amplification therefore predicts a positive meta-regression coefficient in a study-level regression where cDAI scores predict pooled I→P effect sizes — reflecting the country-level analog of the export-contingent digital complementarity mechanism documented at the firm level in the Asia-Pacific primary studies.</w:t>
+        <w:t xml:space="preserve">(Stallkamp &amp; Schotter, 2021): in countries where Tier-1 and Tier-2 digital tools are widely diffused, firms face a richer ecosystem of digital coordination channels that reduce the per-unit cost of cross-border transactions. This reduction is not uniform across all export intensities. For firms at low internationalization intensities, the availability of digital coordination tools may not generate measurable I-P gains because the volume of cross-border transactions does not justify intensive use of digital platforms. For firms at higher internationalization intensities, however, digital coordination tools become critically productivity-relevant as they substitute for the physical coordination investments that would otherwise be required (Bharadwaj et al., 2013; Verhoef et al., 2021). The cDAI amplification therefore predicts a positive meta-regression coefficient in a study-level regression where cDAI scores predict pooled I-P effect sizes, reflecting the country-level analog of the export-contingent digital complementarity mechanism documented at the firm level in the Asia-Pacific primary studies.</w:t>
       </w:r>
     </w:p>
     <w:p>
@@ -1720,13 +1527,13 @@
           <w:bCs/>
           <w:b/>
         </w:rPr>
-        <w:t xml:space="preserve">Hypothesis 3 (H3 — cDAI amplification):</w:t>
-      </w:r>
-      <w:r>
-        <w:t xml:space="preserve"> </w:t>
-      </w:r>
-      <w:r>
-        <w:t xml:space="preserve">Studies drawing on samples from high-cDAI national contexts are expected to show larger pooled I→P effects than studies from low-cDAI contexts (</w:t>
+        <w:t xml:space="preserve">Hypothesis 3 (H3, cDAI amplification):</w:t>
+      </w:r>
+      <w:r>
+        <w:t xml:space="preserve"> </w:t>
+      </w:r>
+      <w:r>
+        <w:t xml:space="preserve">Studies drawing on samples from high-cDAI national contexts are expected to show larger pooled I-P effects than studies from low-cDAI contexts (</w:t>
       </w:r>
       <w:r>
         <w:rPr>
@@ -1778,7 +1585,7 @@
         <w:t xml:space="preserve"> </w:t>
       </w:r>
       <w:r>
-        <w:t xml:space="preserve">&lt; .05), because mature national digital infrastructure reduces the per-unit coordination cost of cross-border expansion through the coordination platform effect (Stallkamp &amp; Schotter, 2021). The cDAI amplification is operationalized as a between-group comparison across three tiers (Low / Medium / High) classified from World Bank Digital Adoption Index and ITU ICT Development Index scores, rather than as a continuous meta-regression coefficient, because the study corpus does not yet provide sufficient within-tier variance for reliable continuous moderation estimation. The amplification is bounded by DPL phase: H3 is expected to be most consistently detectable in Follow-phase studies (post-2014), where national digital infrastructure has reached the maturity threshold necessary to function as an active coordination platform; in Precede-phase studies, high cDAI is not expected to amplify I→P because B2B digital trade infrastructure had not yet achieved critical mass regardless of country-level adoption scores.</w:t>
+        <w:t xml:space="preserve">&lt; .05), because mature national digital infrastructure reduces the per-unit coordination cost of cross-border expansion through the coordination platform effect (Stallkamp &amp; Schotter, 2021). The cDAI amplification is operationalized as a between-group comparison across three tiers (Low / Medium / High) classified from World Bank Digital Adoption Index and ITU ICT Development Index scores, rather than as a continuous meta-regression coefficient, because the study corpus does not yet provide sufficient within-tier variance for reliable continuous moderation estimation. The amplification is bounded by DPL phase: H3 is expected to be most consistently detectable in Follow-phase studies (post-2014), where national digital infrastructure has reached the maturity threshold necessary to function as an active coordination platform; in Precede-phase studies, high cDAI is not expected to amplify I-P because B2B digital trade infrastructure had not yet achieved critical mass regardless of country-level adoption scores.</w:t>
       </w:r>
     </w:p>
     <w:bookmarkEnd w:id="25"/>
@@ -1808,13 +1615,13 @@
           <w:bCs/>
           <w:b/>
         </w:rPr>
-        <w:t xml:space="preserve">Hypothesis 4 (H4 — Publication bias):</w:t>
-      </w:r>
-      <w:r>
-        <w:t xml:space="preserve"> </w:t>
-      </w:r>
-      <w:r>
-        <w:t xml:space="preserve">Selective reporting of statistically significant positive I→P results is expected to inflate the raw pooled effect relative to the true underlying population effect, because positive results are more likely to be published in the I→P literature (Borenstein et al., 2021; Dickersin, 1990). Three directional predictions follow: (H4a) Funnel-plot asymmetry tests (Egger's regression intercept, Begg's rank correlation) are expected to be statistically significant, indicating that smaller-sample studies show disproportionately large positive effects relative to the regression-estimated pooled mean; (H4b) Duval and Tweedie's (2000) trim-and-fill procedure is expected to impute missing studies on the left side of the funnel (suppressed null/negative results) and produce a bias-adjusted pooled estimate (</w:t>
+        <w:t xml:space="preserve">Hypothesis 4 (H4, Publication bias):</w:t>
+      </w:r>
+      <w:r>
+        <w:t xml:space="preserve"> </w:t>
+      </w:r>
+      <w:r>
+        <w:t xml:space="preserve">Selective reporting of statistically significant positive I-P results is expected to inflate the raw pooled effect relative to the true underlying population effect, because positive results are more likely to be published in the I-P literature (Borenstein et al., 2021; Dickersin, 1990). Three directional predictions follow: (H4a) Funnel-plot asymmetry tests (Egger's regression intercept, Begg's rank correlation) are expected to be statistically significant, indicating that smaller-sample studies show disproportionately large positive effects relative to the regression-estimated pooled mean; (H4b) Duval and Tweedie's (2000) trim-and-fill procedure is expected to impute missing studies on the left side of the funnel (suppressed null/negative results) and produce a bias-adjusted pooled estimate (</w:t>
       </w:r>
       <w:r>
         <w:rPr>
@@ -1834,7 +1641,20 @@
         <w:t xml:space="preserve">r̄</w:t>
       </w:r>
       <w:r>
-        <w:t xml:space="preserve">_adj &gt; 0); (H4c) Orwin's (1983) fail-safe N is expected to substantially exceed the threshold of 2,000 studies required to reduce the pooled effect to a negligible level, confirming that the positive I→P effect is not an artifact of publication bias alone.</w:t>
+        <w:t xml:space="preserve">_adj &gt; 0); (H4c) the fail-safe N is expected to substantially exceed Rosenthal's (1991) tolerance criterion of 5</w:t>
+      </w:r>
+      <w:r>
+        <w:rPr>
+          <w:iCs/>
+          <w:i/>
+        </w:rPr>
+        <w:t xml:space="preserve">k</w:t>
+      </w:r>
+      <w:r>
+        <w:t xml:space="preserve"> </w:t>
+      </w:r>
+      <w:r>
+        <w:t xml:space="preserve">+ 10 (here 1,200), confirming that the positive I-P effect is not an artifact of publication bias alone.</w:t>
       </w:r>
     </w:p>
     <w:bookmarkEnd w:id="26"/>
@@ -1854,9 +1674,9 @@
       <w:r>
         <w:drawing>
           <wp:inline>
-            <wp:extent cx="5334000" cy="3439740"/>
+            <wp:extent cx="5753100" cy="3710006"/>
             <wp:effectExtent b="0" l="0" r="0" t="0"/>
-            <wp:docPr descr="Figure 1: Conceptual model — Three-level MARA with ICRV, cDAI, and DPL moderators" title="" id="28" name="Picture"/>
+            <wp:docPr descr="Figure 1: Conceptual model, Three-level MARA with ICRV, cDAI, and DPL moderators" title="" id="28" name="Picture"/>
             <a:graphic>
               <a:graphicData uri="http://schemas.openxmlformats.org/drawingml/2006/picture">
                 <pic:pic>
@@ -1875,7 +1695,7 @@
                   <pic:spPr bwMode="auto">
                     <a:xfrm>
                       <a:off x="0" y="0"/>
-                      <a:ext cx="5334000" cy="3439740"/>
+                      <a:ext cx="5753100" cy="3710006"/>
                     </a:xfrm>
                     <a:prstGeom prst="rect">
                       <a:avLst/>
@@ -1927,23 +1747,196 @@
         <w:t xml:space="preserve"> </w:t>
       </w:r>
       <w:r>
-        <w:t xml:space="preserve">Solid arrows represent the primary meta-analytic effect (baseline I→P pooled effect, k = 238 studies from 49 economies, K = 288 effects, r̄ = 0.074, 95% CI [0.060, 0.088]). Dashed arrows represent hypothesised moderating relationships. Three study-level constructs were tested as moderators: (1) ICRV Regime (H1) — hypothesised between-regime Q_M statistically significant; H1 confirmed (Q_M = 17.35, p = .002); directional Exploratory Propositions E1a (Advanced largest) and E1b (Frontier smallest) not meta-analytically confirmable with sparse regime cells. (2) cDAI — Country Digital Adoption Index (H3) — hypothesised positive amplification [High &gt; Low]; actual Q_M = 1.23 (p = .541), H3 not supported. (3) DPL Phase (H2) — hypothesised Follow &gt; Precede; actual Q_M = 0.56 (p = .755), H2 not supported. The three-level model nests K = 288 effects within k = 238 studies (within-study σ²_(2) = 0.00874, I²_(2) = 54.1%) within between-study heterogeneity (between-study σ²_(3) = 0.00135, I²_(3) = 8.4%); total I² = 62.4%. Publication bias (H4 confirmed): Egger's b = 0.475 (SE = 0.250, p = .057), Begg's τ = −0.134 (p = .0007); trim-and-fill imputes k = 58 studies, adjusted r = 0.035; fail-safe N = 45,848. Abbreviations: ICRV = Innovation–Capability–Resource–Vulnerability; cDAI = country-level Digital Adoption Index; DPL = Digital Paradox Lifecycle; MARA = Meta-Analytic Regression Analysis. Target journal:</w:t>
-      </w:r>
-      <w:r>
-        <w:t xml:space="preserve"> </w:t>
-      </w:r>
-      <w:r>
-        <w:rPr>
-          <w:iCs/>
-          <w:i/>
-        </w:rPr>
-        <w:t xml:space="preserve">International Business Review</w:t>
-      </w:r>
-      <w:r>
-        <w:t xml:space="preserve"> </w:t>
-      </w:r>
-      <w:r>
-        <w:t xml:space="preserve">(IBR, Elsevier, IF ≈ 5.5).</w:t>
+        <w:t xml:space="preserve">Solid arrows represent the primary meta-analytic effect (baseline I-P pooled effect, k = 238 studies from 49 economies, K = 288 effects, r̄ = 0.074, 95% CI [0.060, 0.088]). Dashed arrows represent hypothesised moderating relationships. Three study-level constructs were tested as moderators: (1) ICRV Regime (H1), hypothesised between-regime Q_M statistically significant; H1 fragile, full-sample Q_M = 17.35 (p = .002) but drop-Frontier Q_M = 1.49 (p = .68), not robust; directional Exploratory Propositions E1a (Advanced largest) and E1b (Frontier smallest) not meta-analytically confirmable with sparse regime cells. (2) cDAI, Country Digital Adoption Index (H3), hypothesised positive amplification [High &gt; Low]; actual Q_M = 1.23 (p = .541), H3 not supported. (3) DPL Phase (H2), hypothesised Follow &gt; Precede; actual Q_M = 0.56 (p = .755), H2 not supported. The three-level model nests K = 288 effects within k = 238 studies (within-study</w:t>
+      </w:r>
+      <w:r>
+        <w:t xml:space="preserve"> </w:t>
+      </w:r>
+      <m:oMath>
+        <m:sSubSup>
+          <m:e>
+            <m:r>
+              <m:t>σ</m:t>
+            </m:r>
+          </m:e>
+          <m:sub>
+            <m:d>
+              <m:dPr>
+                <m:begChr m:val="("/>
+                <m:endChr m:val=")"/>
+                <m:sepChr m:val=""/>
+                <m:grow/>
+              </m:dPr>
+              <m:e>
+                <m:r>
+                  <m:t>2</m:t>
+                </m:r>
+              </m:e>
+            </m:d>
+          </m:sub>
+          <m:sup>
+            <m:r>
+              <m:t>2</m:t>
+            </m:r>
+          </m:sup>
+        </m:sSubSup>
+      </m:oMath>
+      <w:r>
+        <w:t xml:space="preserve"> </w:t>
+      </w:r>
+      <w:r>
+        <w:t xml:space="preserve">= 0.00874,</w:t>
+      </w:r>
+      <w:r>
+        <w:t xml:space="preserve"> </w:t>
+      </w:r>
+      <m:oMath>
+        <m:sSup>
+          <m:e>
+            <m:r>
+              <m:t>I</m:t>
+            </m:r>
+          </m:e>
+          <m:sup>
+            <m:r>
+              <m:t>2</m:t>
+            </m:r>
+          </m:sup>
+        </m:sSup>
+      </m:oMath>
+      <w:r>
+        <w:rPr>
+          <w:iCs/>
+          <w:i/>
+        </w:rPr>
+        <w:t xml:space="preserve">(2) = 76.1%) within between-study heterogeneity (between-study</w:t>
+      </w:r>
+      <w:r>
+        <w:rPr>
+          <w:iCs/>
+          <w:i/>
+        </w:rPr>
+        <w:t xml:space="preserve"> </w:t>
+      </w:r>
+      <m:oMath>
+        <m:sSubSup>
+          <m:e>
+            <m:r>
+              <m:t>σ</m:t>
+            </m:r>
+          </m:e>
+          <m:sub>
+            <m:d>
+              <m:dPr>
+                <m:begChr m:val="("/>
+                <m:endChr m:val=")"/>
+                <m:sepChr m:val=""/>
+                <m:grow/>
+              </m:dPr>
+              <m:e>
+                <m:r>
+                  <m:t>3</m:t>
+                </m:r>
+              </m:e>
+            </m:d>
+          </m:sub>
+          <m:sup>
+            <m:r>
+              <m:t>2</m:t>
+            </m:r>
+          </m:sup>
+        </m:sSubSup>
+      </m:oMath>
+      <w:r>
+        <w:rPr>
+          <w:iCs/>
+          <w:i/>
+        </w:rPr>
+        <w:t xml:space="preserve"> </w:t>
+      </w:r>
+      <w:r>
+        <w:rPr>
+          <w:iCs/>
+          <w:i/>
+        </w:rPr>
+        <w:t xml:space="preserve">= 0.00135,</w:t>
+      </w:r>
+      <w:r>
+        <w:rPr>
+          <w:iCs/>
+          <w:i/>
+        </w:rPr>
+        <w:t xml:space="preserve"> </w:t>
+      </w:r>
+      <m:oMath>
+        <m:sSup>
+          <m:e>
+            <m:r>
+              <m:t>I</m:t>
+            </m:r>
+          </m:e>
+          <m:sup>
+            <m:r>
+              <m:t>2</m:t>
+            </m:r>
+          </m:sup>
+        </m:sSup>
+      </m:oMath>
+      <w:r>
+        <w:t xml:space="preserve">(3) = 11.8%); total</w:t>
+      </w:r>
+      <w:r>
+        <w:t xml:space="preserve"> </w:t>
+      </w:r>
+      <m:oMath>
+        <m:sSup>
+          <m:e>
+            <m:r>
+              <m:t>I</m:t>
+            </m:r>
+          </m:e>
+          <m:sup>
+            <m:r>
+              <m:t>2</m:t>
+            </m:r>
+          </m:sup>
+        </m:sSup>
+      </m:oMath>
+      <w:r>
+        <w:t xml:space="preserve"> </w:t>
+      </w:r>
+      <w:r>
+        <w:t xml:space="preserve">= 87.8%. Publication bias (H4 confirmed): Egger's b = 0.475 (SE = 0.250, p = .057), Begg's</w:t>
+      </w:r>
+      <w:r>
+        <w:t xml:space="preserve"> </w:t>
+      </w:r>
+      <m:oMath>
+        <m:r>
+          <m:t>τ</m:t>
+        </m:r>
+      </m:oMath>
+      <w:r>
+        <w:t xml:space="preserve"> </w:t>
+      </w:r>
+      <w:r>
+        <w:t xml:space="preserve">= −0.134 (p = .0007); trim-and-fill imputes k = 58 studies, adjusted r = .035; fail-safe N = 45,848. Abbreviations: ICRV = Innovation–Capability–Resource–Vulnerability; cDAI = country-level Digital Adoption Index; DPL = Digital Paradox Lifecycle; MARA = Meta-Analytic Regression Analysis. Target journal:</w:t>
+      </w:r>
+      <w:r>
+        <w:t xml:space="preserve"> </w:t>
+      </w:r>
+      <w:r>
+        <w:rPr>
+          <w:iCs/>
+          <w:i/>
+        </w:rPr>
+        <w:t xml:space="preserve">Management Review Quarterly</w:t>
+      </w:r>
+      <w:r>
+        <w:t xml:space="preserve"> </w:t>
+      </w:r>
+      <w:r>
+        <w:t xml:space="preserve">(Springer; Scopus Q1).</w:t>
       </w:r>
     </w:p>
     <w:p>
@@ -1969,7 +1962,71 @@
         <w:pStyle w:val="FirstParagraph"/>
       </w:pPr>
       <w:r>
-        <w:t xml:space="preserve">The methodological approach follows the APA Meta-Analysis Reporting Standards (Cooper, 2010) and the PRISMA 2020 statement (Page et al., 2021). Pre-registration on the Open Science Framework (OSF) preceded all effect-size extraction activities; the registration document specifies the search protocol, eligibility criteria, coding rules for all seven moderators, and the planned statistical analyses. Three-level meta-analytic regression analysis (MARA) was selected over conventional random-effects meta-analysis because the present corpus contains multiple effect sizes per study — a structural feature that violates the independence assumption underlying single-level estimators (Cheung, 2014; Van den Noortgate et al., 2013). The three-level model decomposes total heterogeneity into within-study (σ²_(2)) and between-study (σ²_(3)) components, enabling correct attribution of variance to methodological versus contextual sources.</w:t>
+        <w:t xml:space="preserve">The methodological approach follows the APA Meta-Analysis Reporting Standards (Cooper, 2010) and the PRISMA 2020 statement (Page et al., 2021). Pre-registration on the Open Science Framework (OSF) preceded all effect-size extraction activities; the registration document specifies the search protocol, eligibility criteria, coding rules for all seven moderators, and the planned statistical analyses. Three-level meta-analytic regression analysis (MARA) was selected over conventional random-effects meta-analysis because the present corpus contains multiple effect sizes per study, a structural feature that violates the independence assumption underlying single-level estimators (Cheung, 2014; Van den Noortgate et al., 2013). The three-level model decomposes total heterogeneity into within-study (</w:t>
+      </w:r>
+      <m:oMath>
+        <m:sSubSup>
+          <m:e>
+            <m:r>
+              <m:t>σ</m:t>
+            </m:r>
+          </m:e>
+          <m:sub>
+            <m:d>
+              <m:dPr>
+                <m:begChr m:val="("/>
+                <m:endChr m:val=")"/>
+                <m:sepChr m:val=""/>
+                <m:grow/>
+              </m:dPr>
+              <m:e>
+                <m:r>
+                  <m:t>2</m:t>
+                </m:r>
+              </m:e>
+            </m:d>
+          </m:sub>
+          <m:sup>
+            <m:r>
+              <m:t>2</m:t>
+            </m:r>
+          </m:sup>
+        </m:sSubSup>
+      </m:oMath>
+      <w:r>
+        <w:t xml:space="preserve">) and between-study (</w:t>
+      </w:r>
+      <m:oMath>
+        <m:sSubSup>
+          <m:e>
+            <m:r>
+              <m:t>σ</m:t>
+            </m:r>
+          </m:e>
+          <m:sub>
+            <m:d>
+              <m:dPr>
+                <m:begChr m:val="("/>
+                <m:endChr m:val=")"/>
+                <m:sepChr m:val=""/>
+                <m:grow/>
+              </m:dPr>
+              <m:e>
+                <m:r>
+                  <m:t>3</m:t>
+                </m:r>
+              </m:e>
+            </m:d>
+          </m:sub>
+          <m:sup>
+            <m:r>
+              <m:t>2</m:t>
+            </m:r>
+          </m:sup>
+        </m:sSubSup>
+      </m:oMath>
+      <w:r>
+        <w:t xml:space="preserve">) components, enabling correct attribution of variance to methodological versus contextual sources.</w:t>
       </w:r>
     </w:p>
     <w:bookmarkStart w:id="33" w:name="X8beda39a661fcb1509b7059043e15ad6d0ce778"/>
@@ -1996,7 +2053,7 @@
         <w:t xml:space="preserve"> </w:t>
       </w:r>
       <w:r>
-        <w:t xml:space="preserve">The primary search was conducted on Web of Science (WoS Core Collection: SSCI, SCI-E, ESCI) and Scopus, the two most comprehensive multi-disciplinary databases for peer-reviewed international business research (Kraus et al., 2022). Supplementary searches were conducted in ABI/INFORM Complete, Business Source Complete (EBSCO), ScienceDirect, SpringerLink, and Emerald Insight to maximize coverage of specialist international business and management journals not fully indexed in WoS or Scopus. Supplementary hand-searching via backward citation tracking was applied to five anchor meta-analyses: Bausch and Krist (2007), Kirca et al. (2012), Marano et al. (2016), Schwens et al. (2018), and Arte and Larimo (2022); forward citation tracking was conducted in Google Scholar using the same five anchors to identify citing literature published after 2022.</w:t>
+        <w:t xml:space="preserve">The primary search was conducted on Web of Science (WoS Core Collection: SSCI, SCI-E, ESCI) and Scopus, the two most comprehensive multi-disciplinary databases for peer-reviewed international business research (Kraus et al., 2022). Supplementary searches were conducted in ABI/INFORM Complete, Business Source Complete (EBSCO), ScienceDirect, SpringerLink, and Emerald Insight to maximize coverage of specialist international business and management journals not fully indexed in WoS or Scopus. Supplementary hand-searching via backward citation tracking was applied to five anchor meta-analyses: Bausch and Krist (2007), Kirca et al. (2012), Marano et al. (2016), Schwens et al. (2018), and Arte and Larimo (2022); forward citation tracking was conducted in Google Scholar using the same five anchors to identify citing literature published after 2022. The analyzed corpus for the present article (k = 238 studies, K = 288 effect sizes) was assembled from these citation-tracking and hand-search methods and coded to the eligibility criteria below; the Web of Science and Scopus database search reported in this section was conducted to scope a pre-registered expansion of the corpus, and full-text extraction of the newly identified candidates is ongoing (Appendix A, Path B). It is therefore not part of the effect sizes analyzed here.</w:t>
       </w:r>
     </w:p>
     <w:p>
@@ -2153,7 +2210,7 @@
         <w:t xml:space="preserve"> </w:t>
       </w:r>
       <w:r>
-        <w:t xml:space="preserve">January 1977 — March 2026. The lower boundary aligns with the earliest empirical test of the I→P relationship (Vernon, 1971; Rugman, 1976), ensuring no pioneering study is systematically excluded.</w:t>
+        <w:t xml:space="preserve">January 1977, March 2026. The lower boundary aligns with the earliest empirical test of the I-P relationship (Vernon, 1971; Rugman, 1976), ensuring no pioneering study is systematically excluded.</w:t>
       </w:r>
     </w:p>
     <w:p>
@@ -2171,7 +2228,7 @@
         <w:t xml:space="preserve"> </w:t>
       </w:r>
       <w:r>
-        <w:t xml:space="preserve">The full protocol — including the search string, eligibility decision rules, moderator coding instructions, and planned metafor model specifications — was pre-registered on OSF prior to effect-size extraction (PRISMA 2020, Item 24a):</w:t>
+        <w:t xml:space="preserve">The full protocol, including the search string, eligibility decision rules, moderator coding instructions, and planned metafor model specifications, was pre-registered on OSF prior to effect-size extraction (PRISMA 2020, Item 24a):</w:t>
       </w:r>
       <w:r>
         <w:t xml:space="preserve"> </w:t>
@@ -2189,6 +2246,64 @@
       </w:r>
       <w:r>
         <w:t xml:space="preserve">(DOI: 10.17605/OSF.IO/Z37KN; registered May 18, 2026).</w:t>
+      </w:r>
+    </w:p>
+    <w:p>
+      <w:pPr>
+        <w:pStyle w:val="BodyText"/>
+      </w:pPr>
+      <w:r>
+        <w:rPr>
+          <w:bCs/>
+          <w:b/>
+        </w:rPr>
+        <w:t xml:space="preserve">Deviations from pre-registration (PRISMA 2020, Item 24c).</w:t>
+      </w:r>
+      <w:r>
+        <w:t xml:space="preserve"> </w:t>
+      </w:r>
+      <w:r>
+        <w:t xml:space="preserve">Four operational refinements were made after registration and are disclosed here for transparency; none alters the registered hypotheses, the primary three-level model, or the analysis plan. First, the ICRV moderator was re-specified from the registered six-level ordinal scheme to the WGI Rule-of-Law-anchored coding reported in Section 2 (Codes I, II, III, FR, SIDS), and a multi-country category (MX) was added for pooled samples spanning two or more regimes with no single modal-country regime contributing at least 60% of the sample; the registered protocol had instead folded multi-country studies into the emerging-market code. Second, the DPL moderator was re-specified from the registered publication-year bins (pre-2000 / 2000–2009 / 2010–2026) to the data-period Precede/Span/Follow construct anchored on the 2009 digital-productivity inflection point (Section 2.3), which more directly operationalises the underlying J-curve logic. Third, publication-bias diagnostics, planned in the registration as a robustness analysis, are reported as a labelled hypothesis (H4) because the magnitude of the trim-and-fill adjustment became a primary finding. Fourth, the registered inter-coder reliability protocol (Section 8.3 of the registration: a 20% double-coded subsample with Cohen's</w:t>
+      </w:r>
+      <w:r>
+        <w:t xml:space="preserve"> </w:t>
+      </w:r>
+      <m:oMath>
+        <m:r>
+          <m:t>κ</m:t>
+        </m:r>
+        <m:r>
+          <m:rPr>
+            <m:sty m:val="p"/>
+          </m:rPr>
+          <m:t>≥</m:t>
+        </m:r>
+        <m:r>
+          <m:t>0.70</m:t>
+        </m:r>
+      </m:oMath>
+      <w:r>
+        <w:t xml:space="preserve"> </w:t>
+      </w:r>
+      <w:r>
+        <w:t xml:space="preserve">and ICC</w:t>
+      </w:r>
+      <w:r>
+        <w:t xml:space="preserve"> </w:t>
+      </w:r>
+      <m:oMath>
+        <m:r>
+          <m:rPr>
+            <m:sty m:val="p"/>
+          </m:rPr>
+          <m:t>≥</m:t>
+        </m:r>
+        <m:r>
+          <m:t>0.80</m:t>
+        </m:r>
+      </m:oMath>
+      <w:r>
+        <w:t xml:space="preserve">) was not executed as registered: a second independent coder was not available, so extraction and moderator coding were performed by a single coder (the first author). Consequently, no inter-coder reliability statistics are reported; coding quality was instead supported by pilot calibration and double-entry verification (Section 3.3.2), and a dual-coded reliability check is a stated priority for the planned formal-search expansion. The extraction codebook accompanying the data (v1.1) documents the coding actually applied; the registered v1.0 scheme remains in the frozen OSF record.</w:t>
       </w:r>
     </w:p>
     <w:bookmarkEnd w:id="33"/>
@@ -2740,7 +2855,24 @@
         <w:t xml:space="preserve"> </w:t>
       </w:r>
       <w:r>
-        <w:t xml:space="preserve">= 3,263. After cross-database deduplication (DOI-exact + title-fuzzy ≥85%):</w:t>
+        <w:t xml:space="preserve">= 3,263. After cross-database deduplication (DOI-exact + title-fuzzy</w:t>
+      </w:r>
+      <w:r>
+        <w:t xml:space="preserve"> </w:t>
+      </w:r>
+      <m:oMath>
+        <m:r>
+          <m:rPr>
+            <m:sty m:val="p"/>
+          </m:rPr>
+          <m:t>≥</m:t>
+        </m:r>
+      </m:oMath>
+      <w:r>
+        <w:t xml:space="preserve"> </w:t>
+      </w:r>
+      <w:r>
+        <w:t xml:space="preserve">85%):</w:t>
       </w:r>
       <w:r>
         <w:t xml:space="preserve"> </w:t>
@@ -2771,7 +2903,24 @@
         <w:t xml:space="preserve"> </w:t>
       </w:r>
       <w:r>
-        <w:t xml:space="preserve">(2,467 rows × 58 cols). After automated within-WoS deduplication:</w:t>
+        <w:t xml:space="preserve">(2,467 rows</w:t>
+      </w:r>
+      <w:r>
+        <w:t xml:space="preserve"> </w:t>
+      </w:r>
+      <m:oMath>
+        <m:r>
+          <m:rPr>
+            <m:sty m:val="p"/>
+          </m:rPr>
+          <m:t>×</m:t>
+        </m:r>
+      </m:oMath>
+      <w:r>
+        <w:t xml:space="preserve"> </w:t>
+      </w:r>
+      <w:r>
+        <w:t xml:space="preserve">58 cols). After automated within-WoS deduplication:</w:t>
       </w:r>
       <w:r>
         <w:t xml:space="preserve"> </w:t>
@@ -2819,7 +2968,7 @@
         <w:t xml:space="preserve"> </w:t>
       </w:r>
       <w:r>
-        <w:t xml:space="preserve">= 1,397 excluded (title clearly outside I→P domain). Level-2 title screen of 782 records (18 May 2026):</w:t>
+        <w:t xml:space="preserve">= 1,397 excluded (title clearly outside I-P domain). Level-2 title screen of 782 records (18 May 2026):</w:t>
       </w:r>
       <w:r>
         <w:t xml:space="preserve"> </w:t>
@@ -2955,7 +3104,7 @@
         <w:t xml:space="preserve">18_resolve_unsure_round2.py</w:t>
       </w:r>
       <w:r>
-        <w:t xml:space="preserve">, two-tier rule expansion — hard antecedent/theory exclusions applied before I→P performance detection):</w:t>
+        <w:t xml:space="preserve">, two-tier rule expansion, hard antecedent/theory exclusions applied before I-P performance detection):</w:t>
       </w:r>
       <w:r>
         <w:t xml:space="preserve"> </w:t>
@@ -3015,7 +3164,7 @@
         <w:t xml:space="preserve">20_resolve_unsure_round3.py</w:t>
       </w:r>
       <w:r>
-        <w:t xml:space="preserve">, extended HARD_EXCL and STRONG_INCL patterns — added innovation-as-DV, employment/macro DVs, born-global theory, survival/growth INCL patterns):</w:t>
+        <w:t xml:space="preserve">, extended HARD_EXCL and STRONG_INCL patterns, added innovation-as-DV, employment/macro DVs, born-global theory, survival/growth INCL patterns):</w:t>
       </w:r>
       <w:r>
         <w:t xml:space="preserve"> </w:t>
@@ -3075,7 +3224,7 @@
         <w:t xml:space="preserve">22_resolve_unsure_round4.py</w:t>
       </w:r>
       <w:r>
-        <w:t xml:space="preserve">, further HARD_EXCL extensions — capital structure, location strategy, antecedent/determinant language; STRONG_INCL — performance consequences, optimal multinationality deviations, over-internationalization reduction, OFDI home transformation, crisis resilience):</w:t>
+        <w:t xml:space="preserve">, further HARD_EXCL extensions, capital structure, location strategy, antecedent/determinant language; STRONG_INCL, performance consequences, optimal multinationality deviations, over-internationalization reduction, OFDI home transformation, crisis resilience):</w:t>
       </w:r>
       <w:r>
         <w:t xml:space="preserve"> </w:t>
@@ -3283,7 +3432,7 @@
         <w:t xml:space="preserve"> </w:t>
       </w:r>
       <w:r>
-        <w:t xml:space="preserve">= 10 still UNSURE. Round 8 (WebSearch-assisted abstract retrieval pass, 19 May 2026, applying I→P eligibility criteria to all 10 remaining UNSURE records):</w:t>
+        <w:t xml:space="preserve">= 10 still UNSURE. Round 8 (WebSearch-assisted abstract retrieval pass, 19 May 2026, applying I-P eligibility criteria to all 10 remaining UNSURE records):</w:t>
       </w:r>
       <w:r>
         <w:t xml:space="preserve"> </w:t>
@@ -3299,7 +3448,7 @@
         <w:t xml:space="preserve"> </w:t>
       </w:r>
       <w:r>
-        <w:t xml:space="preserve">= 3 resolved Y (S0129 — India textile Born Globals I→P M-curve; S0240 — SME internationalization speed → firm performance with organizational learning mediator; S0683 — Latin American EMNEs multinationality → performance with business group diversification moderator),</w:t>
+        <w:t xml:space="preserve">= 3 resolved Y (S0129, India textile Born Globals I-P M-curve; S0240, SME internationalization speed to firm performance with organizational learning mediator; S0683, Latin American EMNEs multinationality to performance with business group diversification moderator),</w:t>
       </w:r>
       <w:r>
         <w:t xml:space="preserve"> </w:t>
@@ -3407,7 +3556,24 @@
         <w:t xml:space="preserve"> </w:t>
       </w:r>
       <w:r>
-        <w:t xml:space="preserve">(2,467 rows × 58 cols; as at 21 May 2026: Y=674, N=728 [N=329 title/content exclusions, N_abstract=151 auto-excluded from S2 abstracts, N_title=248 prior title-only exclusions], UNSURE=1,065 pending abstract retrieval via Semantic Scholar API; ready_for_r=3 [seqs 477, 1549, 1753]). Additional ICRV auto-coding (script</w:t>
+        <w:t xml:space="preserve">(2,467 rows</w:t>
+      </w:r>
+      <w:r>
+        <w:t xml:space="preserve"> </w:t>
+      </w:r>
+      <m:oMath>
+        <m:r>
+          <m:rPr>
+            <m:sty m:val="p"/>
+          </m:rPr>
+          <m:t>×</m:t>
+        </m:r>
+      </m:oMath>
+      <w:r>
+        <w:t xml:space="preserve"> </w:t>
+      </w:r>
+      <w:r>
+        <w:t xml:space="preserve">58 cols; as at 21 May 2026: Y=674, N=728 [N=329 title/content exclusions, N_abstract=151 auto-excluded from S2 abstracts, N_title=248 prior title-only exclusions], UNSURE=1,065 pending abstract retrieval via Semantic Scholar API; ready_for_r=3 [seqs 477, 1549, 1753]). Additional ICRV auto-coding (script</w:t>
       </w:r>
       <w:r>
         <w:t xml:space="preserve"> </w:t>
@@ -3446,68 +3612,23 @@
         <w:t xml:space="preserve"> </w:t>
       </w:r>
       <w:r>
-        <w:t xml:space="preserve">to further reduce UNSURE count. Final included</w:t>
-      </w:r>
-      <w:r>
-        <w:t xml:space="preserve"> </w:t>
-      </w:r>
-      <w:r>
-        <w:rPr>
-          <w:iCs/>
-          <w:i/>
-        </w:rPr>
-        <w:t xml:space="preserve">k</w:t>
-      </w:r>
-      <w:r>
-        <w:t xml:space="preserve"> </w:t>
-      </w:r>
-      <w:r>
-        <w:t xml:space="preserve">= TBD;</w:t>
-      </w:r>
-      <w:r>
-        <w:t xml:space="preserve"> </w:t>
-      </w:r>
-      <w:r>
-        <w:rPr>
-          <w:iCs/>
-          <w:i/>
-        </w:rPr>
-        <w:t xml:space="preserve">K</w:t>
-      </w:r>
-      <w:r>
-        <w:t xml:space="preserve"> </w:t>
-      </w:r>
-      <w:r>
-        <w:t xml:space="preserve">= TBD (pending effect-size extraction from full-text PDFs). Detailed exclusion reasons at each screening stage are reported in Appendix A (PRISMA 2020 flow diagram). The prior working database (</w:t>
-      </w:r>
-      <w:r>
-        <w:rPr>
-          <w:iCs/>
-          <w:i/>
-        </w:rPr>
-        <w:t xml:space="preserve">k</w:t>
-      </w:r>
-      <w:r>
-        <w:t xml:space="preserve"> </w:t>
-      </w:r>
-      <w:r>
-        <w:t xml:space="preserve">= 238 coded studies;</w:t>
-      </w:r>
-      <w:r>
-        <w:t xml:space="preserve"> </w:t>
-      </w:r>
-      <w:r>
-        <w:rPr>
-          <w:iCs/>
-          <w:i/>
-        </w:rPr>
-        <w:t xml:space="preserve">K</w:t>
-      </w:r>
-      <w:r>
-        <w:t xml:space="preserve"> </w:t>
-      </w:r>
-      <w:r>
-        <w:t xml:space="preserve">= 288 effect sizes) assembled from backward citation screening and hand-search constitutes the baseline; all counts will be updated to confirmed figures after Scopus search and extraction are completed.</w:t>
+        <w:t xml:space="preserve">to further reduce UNSURE count. The analyzed corpus for the present article is the</w:t>
+      </w:r>
+      <w:r>
+        <w:t xml:space="preserve"> </w:t>
+      </w:r>
+      <w:r>
+        <w:rPr>
+          <w:bCs/>
+          <w:b/>
+        </w:rPr>
+        <w:t xml:space="preserve">k = 238 studies (K = 288 effect sizes)</w:t>
+      </w:r>
+      <w:r>
+        <w:t xml:space="preserve"> </w:t>
+      </w:r>
+      <w:r>
+        <w:t xml:space="preserve">assembled through backward and forward citation tracking of the anchor meta-analyses and hand-search, each coded to the eligibility criteria above. The database-search screening summarized here (3,263 records reduced to 435 priority full-text candidates) belongs to a pre-registered expansion of this corpus; full-text extraction of those candidates is ongoing and is not part of the effect sizes analyzed in this article. Screening counts for both the analyzed corpus (Path A) and the planned expansion (Path B) are reported in Appendix A (PRISMA 2020 flow diagram).</w:t>
       </w:r>
     </w:p>
     <w:bookmarkEnd w:id="34"/>
@@ -3534,7 +3655,7 @@
         <w:pStyle w:val="FirstParagraph"/>
       </w:pPr>
       <w:r>
-        <w:t xml:space="preserve">Statistical parameters were extracted manually from the full text of each eligible study by the primary coder ([author identifying information removed for blind review]), using the standardized coding form specified in Appendix B. For each study, the following parameters were recorded: sample size (</w:t>
+        <w:t xml:space="preserve">Statistical parameters were extracted manually from the full text of each eligible study by the primary coder (by the first author), using the standardized coding form specified in Appendix B. For each study, the following parameters were recorded: sample size (</w:t>
       </w:r>
       <w:r>
         <w:rPr>
@@ -3544,7 +3665,7 @@
         <w:t xml:space="preserve">N</w:t>
       </w:r>
       <w:r>
-        <w:t xml:space="preserve">), the focal I→P effect size (Pearson's</w:t>
+        <w:t xml:space="preserve">), the focal I-P effect size (Pearson's</w:t>
       </w:r>
       <w:r>
         <w:t xml:space="preserve"> </w:t>
@@ -3716,7 +3837,18 @@
         <w:t xml:space="preserve">r</w:t>
       </w:r>
       <w:r>
-        <w:t xml:space="preserve">_partial from standardized regression β:</w:t>
+        <w:t xml:space="preserve">_partial from standardized regression</w:t>
+      </w:r>
+      <w:r>
+        <w:t xml:space="preserve"> </w:t>
+      </w:r>
+      <m:oMath>
+        <m:r>
+          <m:t>β</m:t>
+        </m:r>
+      </m:oMath>
+      <w:r>
+        <w:t xml:space="preserve">:</w:t>
       </w:r>
       <w:r>
         <w:t xml:space="preserve"> </w:t>
@@ -3729,7 +3861,32 @@
         <w:t xml:space="preserve">r</w:t>
       </w:r>
       <w:r>
-        <w:t xml:space="preserve">_partial = β × 0.98 (Peterson &amp; Brown, 2005); (iii)</w:t>
+        <w:t xml:space="preserve">_partial =</w:t>
+      </w:r>
+      <w:r>
+        <w:t xml:space="preserve"> </w:t>
+      </w:r>
+      <m:oMath>
+        <m:r>
+          <m:t>β</m:t>
+        </m:r>
+      </m:oMath>
+      <w:r>
+        <w:t xml:space="preserve"> </w:t>
+      </w:r>
+      <m:oMath>
+        <m:r>
+          <m:rPr>
+            <m:sty m:val="p"/>
+          </m:rPr>
+          <m:t>×</m:t>
+        </m:r>
+      </m:oMath>
+      <w:r>
+        <w:t xml:space="preserve"> </w:t>
+      </w:r>
+      <w:r>
+        <w:t xml:space="preserve">0.98 (Peterson &amp; Brown, 2005); (iii)</w:t>
       </w:r>
       <w:r>
         <w:t xml:space="preserve"> </w:t>
@@ -3842,7 +3999,21 @@
         <w:t xml:space="preserve"> </w:t>
       </w:r>
       <w:r>
-        <w:t xml:space="preserve">(Rosenthal, 1994). Studies reporting only unstandardized β without an associated</w:t>
+        <w:t xml:space="preserve">(Rosenthal, 1994). Studies reporting only unstandardized</w:t>
+      </w:r>
+      <w:r>
+        <w:t xml:space="preserve"> </w:t>
+      </w:r>
+      <m:oMath>
+        <m:r>
+          <m:t>β</m:t>
+        </m:r>
+      </m:oMath>
+      <w:r>
+        <w:t xml:space="preserve"> </w:t>
+      </w:r>
+      <w:r>
+        <w:t xml:space="preserve">without an associated</w:t>
       </w:r>
       <w:r>
         <w:t xml:space="preserve"> </w:t>
@@ -3920,7 +4091,7 @@
         <w:t xml:space="preserve"> </w:t>
       </w:r>
       <w:r>
-        <w:t xml:space="preserve">Following effect-size extraction, each record was coded for the seven moderators defined in §3.4. ICRV regime was assigned from the study's reported country using the World Bank WGI Rule of Law lookup table (2023 vintage); DPL phase from the median data year; cDAI from the World Bank Digital Adoption Index 2016 vintage or the ITU Digital Development Index (linearly rescaled to the same 0–1 range) for country-years not covered by the World Bank composite. All moderator assignments were documented with source references to enable independent verification.</w:t>
+        <w:t xml:space="preserve">Following effect-size extraction, each record was coded for the seven moderators defined in Section 3.4. ICRV regime was assigned from the study's reported country using the World Bank WGI Rule of Law lookup table (2023 vintage); DPL phase from the median data year; cDAI from the World Bank Digital Adoption Index 2016 vintage or the ITU Digital Development Index (linearly rescaled to the same 0–1 range) for country-years not covered by the World Bank composite. All moderator assignments were documented with source references to enable independent verification.</w:t>
       </w:r>
     </w:p>
     <w:p>
@@ -3928,17 +4099,17 @@
         <w:pStyle w:val="BodyText"/>
       </w:pPr>
       <w:r>
-        <w:t xml:space="preserve">All extracted and coded records were entered into the permanent study database and subject to double-entry verification as part of the inter-coder reliability protocol described in §3.3.2.</w:t>
+        <w:t xml:space="preserve">All extracted and coded records were entered into the permanent study database and subject to the double-entry verification described in Section 3.3.2.</w:t>
       </w:r>
     </w:p>
     <w:bookmarkEnd w:id="35"/>
-    <w:bookmarkStart w:id="36" w:name="X8e0743bf85a4a1c5fca32f939ca3f33e412fd3d"/>
+    <w:bookmarkStart w:id="36" w:name="X3517c67dfe005a0cb42aad932692446db1a0273"/>
     <w:p>
       <w:pPr>
         <w:pStyle w:val="Heading4"/>
       </w:pPr>
       <w:r>
-        <w:t xml:space="preserve">3.3.2 Inter-Coder Reliability Assessment</w:t>
+        <w:t xml:space="preserve">3.3.2 Coding Quality and Verification</w:t>
       </w:r>
     </w:p>
     <w:p>
@@ -3946,68 +4117,30 @@
         <w:pStyle w:val="FirstParagraph"/>
       </w:pPr>
       <w:r>
-        <w:t xml:space="preserve">The inter-coder reliability (ICR) protocol followed a three-stage design. In</w:t>
-      </w:r>
-      <w:r>
-        <w:t xml:space="preserve"> </w:t>
-      </w:r>
-      <w:r>
-        <w:rPr>
-          <w:bCs/>
-          <w:b/>
-        </w:rPr>
-        <w:t xml:space="preserve">Stage 1</w:t>
-      </w:r>
-      <w:r>
-        <w:t xml:space="preserve"> </w:t>
-      </w:r>
-      <w:r>
-        <w:t xml:space="preserve">(calibration), both coders independently coded a pilot set of 10 studies using the full Appendix B coding protocol; discrepancies were discussed and the protocol was refined before proceeding. In</w:t>
-      </w:r>
-      <w:r>
-        <w:t xml:space="preserve"> </w:t>
-      </w:r>
-      <w:r>
-        <w:rPr>
-          <w:bCs/>
-          <w:b/>
-        </w:rPr>
-        <w:t xml:space="preserve">Stage 2</w:t>
-      </w:r>
-      <w:r>
-        <w:t xml:space="preserve"> </w:t>
-      </w:r>
-      <w:r>
-        <w:t xml:space="preserve">(independent coding), both coders independently coded a 20% stratified random subsample of the final study corpus (</w:t>
-      </w:r>
-      <w:r>
-        <w:rPr>
-          <w:iCs/>
-          <w:i/>
-        </w:rPr>
-        <w:t xml:space="preserve">k</w:t>
-      </w:r>
-      <w:r>
-        <w:t xml:space="preserve"> </w:t>
-      </w:r>
-      <w:r>
-        <w:t xml:space="preserve">= 47 studies), sampled to ensure representation across ICRV regime, DPL phase, and DOI measure type. In</w:t>
-      </w:r>
-      <w:r>
-        <w:t xml:space="preserve"> </w:t>
-      </w:r>
-      <w:r>
-        <w:rPr>
-          <w:bCs/>
-          <w:b/>
-        </w:rPr>
-        <w:t xml:space="preserve">Stage 3</w:t>
-      </w:r>
-      <w:r>
-        <w:t xml:space="preserve"> </w:t>
-      </w:r>
-      <w:r>
-        <w:t xml:space="preserve">(adjudication), discrepancies were resolved by the PI following a predetermined rule: for categorical moderators, the adjudicator's decision was final; for continuous cDAI scores, the mean of the two coders' values was used when ICC(2,1) ≥ 0.80, and the PI's direct lookup was used otherwise.</w:t>
+        <w:t xml:space="preserve">All effect-size extraction and moderator coding were performed by a single coder (the first author) against the full Appendix B coding protocol. To support coding quality, the protocol was first calibrated on a pilot set of 10 studies, with ambiguous decision rules refined and documented before full extraction proceeded. Every extracted record was then subject to double-entry verification: numeric effect-size inputs (</w:t>
+      </w:r>
+      <w:r>
+        <w:rPr>
+          <w:iCs/>
+          <w:i/>
+        </w:rPr>
+        <w:t xml:space="preserve">r</w:t>
+      </w:r>
+      <w:r>
+        <w:t xml:space="preserve">,</w:t>
+      </w:r>
+      <w:r>
+        <w:t xml:space="preserve"> </w:t>
+      </w:r>
+      <w:r>
+        <w:rPr>
+          <w:iCs/>
+          <w:i/>
+        </w:rPr>
+        <w:t xml:space="preserve">n</w:t>
+      </w:r>
+      <w:r>
+        <w:t xml:space="preserve">) and categorical moderator codes were re-entered and reconciled against the source PDF to detect transcription errors. Moderator assignments anchored in external reference tables, ICRV regime (WGI Rule of Law lookup), cDAI (World Bank/ITU indices), and DPL phase (median data year), are mechanically reproducible from the documented source values, allowing independent verification of those codes.</w:t>
       </w:r>
     </w:p>
     <w:p>
@@ -4015,7 +4148,18 @@
         <w:pStyle w:val="BodyText"/>
       </w:pPr>
       <w:r>
-        <w:t xml:space="preserve">ICR was assessed using Cohen's κ for categorical variables (ICRV regime, DPL phase, industry sector, DOI measure type, performance measure type) and the two-way random-effects ICC(2,1) for continuous cDAI scores. The target threshold of κ ≥ 0.70 follows Landis and Koch's (1977) "substantial agreement" criterion, which represents the minimum acceptable level for meta-analytic coding in IB research (Aguinis et al., 2011). ICR statistics are reported in Table 3.1 (see Results, §4.1); all targets were met prior to commencing coding of the remaining 80% of the corpus.</w:t>
+        <w:t xml:space="preserve">Because extraction was performed by a single coder, formal inter-coder reliability statistics (Cohen's</w:t>
+      </w:r>
+      <w:r>
+        <w:t xml:space="preserve"> </w:t>
+      </w:r>
+      <m:oMath>
+        <m:r>
+          <m:t>κ</m:t>
+        </m:r>
+      </m:oMath>
+      <w:r>
+        <w:t xml:space="preserve">) are not reported; this single-coder constraint is acknowledged in the Limitations (Section 5), and a dual-coded reliability check is a stated priority for the planned formal-search expansion.</w:t>
       </w:r>
     </w:p>
     <w:bookmarkEnd w:id="36"/>
@@ -4033,7 +4177,7 @@
         <w:pStyle w:val="FirstParagraph"/>
       </w:pPr>
       <w:r>
-        <w:t xml:space="preserve">Consistent with established practice in internationalization–performance meta-analysis (Bausch &amp; Krist, 2007; Marano et al., 2016), no formal study-level risk-of-bias instrument (e.g., RoB 2, ROBINS-I) was applied to individual primary studies. The I→P corpus is composed exclusively of peer-reviewed observational survey studies; the threats most relevant to this literature — publication bias, omitted-variable bias, and measurement heterogeneity in the DOI operationalization — are addressed at the synthesis level rather than the study level. Publication bias is assessed via Egger's regression test, Begg and Mazumdar's (1994) rank-correlation test, and Duval and Tweedie's (2000) trim-and-fill procedure (§3.6). Measurement heterogeneity is addressed through moderator coding of DOI type (FSTS, FATA, entropy, count) and performance type, and through the three-level model's explicit decomposition of within-study variance attributable to multiple specifications per study.</w:t>
+        <w:t xml:space="preserve">Consistent with established practice in internationalization–performance meta-analysis (Bausch &amp; Krist, 2007; Marano et al., 2016), no formal study-level risk-of-bias instrument (e.g., RoB 2, ROBINS-I) was applied to individual primary studies. The I-P corpus is composed exclusively of peer-reviewed observational survey studies; the threats most relevant to this literature, publication bias, omitted-variable bias, and measurement heterogeneity in the DOI operationalization, are addressed at the synthesis level rather than the study level. Publication bias is assessed via Egger's regression test, Begg and Mazumdar's (1994) rank-correlation test, and Duval and Tweedie's (2000) trim-and-fill procedure (Section 3.6). Measurement heterogeneity is addressed through moderator coding of DOI type (FSTS, FATA, entropy, count) and performance type, and through the three-level model's explicit decomposition of within-study variance attributable to multiple specifications per study.</w:t>
       </w:r>
     </w:p>
     <w:bookmarkEnd w:id="37"/>
@@ -4052,7 +4196,7 @@
         <w:pStyle w:val="FirstParagraph"/>
       </w:pPr>
       <w:r>
-        <w:t xml:space="preserve">Seven moderators were coded for each effect size: four standard moderators replicated from prior I→P meta-analyses (Marano et al., 2016) and three novel moderators introduced in the present study.</w:t>
+        <w:t xml:space="preserve">Seven moderators were coded for each effect size: four standard moderators replicated from prior I-P meta-analyses (Marano et al., 2016) and three novel moderators introduced in the present study.</w:t>
       </w:r>
     </w:p>
     <w:p>
@@ -4089,10 +4233,24 @@
         <w:t xml:space="preserve">Country of origin</w:t>
       </w:r>
       <w:r>
-        <w:t xml:space="preserve"> </w:t>
-      </w:r>
-      <w:r>
-        <w:t xml:space="preserve">— ISO 3166-1 alpha-3 code; multi-country studies coded as "pooled" with ICRV regime assigned to the modal country if one country contributes ≥ 60% of the sample, otherwise coded as "cross-regime"</w:t>
+        <w:t xml:space="preserve">, ISO 3166-1 alpha-3 code; multi-country studies coded as "pooled" with ICRV regime assigned to the modal country if one country contributes</w:t>
+      </w:r>
+      <w:r>
+        <w:t xml:space="preserve"> </w:t>
+      </w:r>
+      <m:oMath>
+        <m:r>
+          <m:rPr>
+            <m:sty m:val="p"/>
+          </m:rPr>
+          <m:t>≥</m:t>
+        </m:r>
+      </m:oMath>
+      <w:r>
+        <w:t xml:space="preserve"> </w:t>
+      </w:r>
+      <w:r>
+        <w:t xml:space="preserve">60% of the sample, otherwise coded as "cross-regime"</w:t>
       </w:r>
     </w:p>
     <w:p>
@@ -4111,10 +4269,7 @@
         <w:t xml:space="preserve">Industry sector</w:t>
       </w:r>
       <w:r>
-        <w:t xml:space="preserve"> </w:t>
-      </w:r>
-      <w:r>
-        <w:t xml:space="preserve">— SIC broad division: manufacturing (SIC 20–39), services (SIC 40–89), or mixed/unspecified</w:t>
+        <w:t xml:space="preserve">, SIC broad division: manufacturing (SIC 20–39), services (SIC 40–89), or mixed/unspecified</w:t>
       </w:r>
     </w:p>
     <w:p>
@@ -4133,10 +4288,7 @@
         <w:t xml:space="preserve">DOI operationalization</w:t>
       </w:r>
       <w:r>
-        <w:t xml:space="preserve"> </w:t>
-      </w:r>
-      <w:r>
-        <w:t xml:space="preserve">— FSTS (foreign sales ÷ total sales); entropy index (Jacquemin &amp; Berry, 1979); count of foreign markets or subsidiaries; transnationality index (UNCTAD composite)</w:t>
+        <w:t xml:space="preserve">, FSTS (foreign sales ÷ total sales); entropy index (Jacquemin &amp; Berry, 1979); count of foreign markets or subsidiaries; transnationality index (UNCTAD composite)</w:t>
       </w:r>
     </w:p>
     <w:p>
@@ -4155,10 +4307,7 @@
         <w:t xml:space="preserve">Performance operationalization</w:t>
       </w:r>
       <w:r>
-        <w:t xml:space="preserve"> </w:t>
-      </w:r>
-      <w:r>
-        <w:t xml:space="preserve">— accounting-based (ROA, ROE, ROS); market-based (Tobin's Q, stock return); productivity-based (labor productivity, TFP); composite (mixed)</w:t>
+        <w:t xml:space="preserve">, accounting-based (ROA, ROE, ROS); market-based (Tobin's Q, stock return); productivity-based (labor productivity, TFP); composite (mixed)</w:t>
       </w:r>
     </w:p>
     <w:p>
@@ -4195,10 +4344,75 @@
         <w:t xml:space="preserve">ICRV regime</w:t>
       </w:r>
       <w:r>
-        <w:t xml:space="preserve"> </w:t>
-      </w:r>
-      <w:r>
-        <w:t xml:space="preserve">— Six-code classification based on World Bank WGI Rule of Law score (2023 vintage), validated against IMF World Economic Outlook country classification: Code I: Advanced-Innovation (WGI &gt; +0.80; e.g., Singapore, Hong Kong, South Korea, Japan, Taiwan, Australia); Code II: Upper-Middle (0 &lt; WGI ≤ +0.80; e.g., China, Malaysia, Thailand); Code III: Emerging (−0.50 &lt; WGI ≤ 0; e.g., Vietnam, India, Philippines); Code FR: Frontier/SIDS (WGI ≤ −0.50 or small island developing state, e.g., Bangladesh, Myanmar, Fiji, Pacific island economies); Code MX: Multi-country pooled samples spanning two or more ICRV regimes (no single modal-country regime ≥ 60% of sample)</w:t>
+        <w:t xml:space="preserve">, Six-code classification based on World Bank WGI Rule of Law score (2023 vintage), validated against IMF World Economic Outlook country classification: Code I: Advanced-Innovation (WGI &gt; +0.80; e.g., Singapore, Hong Kong, South Korea, Japan, Taiwan, Australia); Code II: Upper-Middle (0 &lt; WGI</w:t>
+      </w:r>
+      <w:r>
+        <w:t xml:space="preserve"> </w:t>
+      </w:r>
+      <m:oMath>
+        <m:r>
+          <m:rPr>
+            <m:sty m:val="p"/>
+          </m:rPr>
+          <m:t>≤</m:t>
+        </m:r>
+      </m:oMath>
+      <w:r>
+        <w:t xml:space="preserve"> </w:t>
+      </w:r>
+      <w:r>
+        <w:t xml:space="preserve">+0.80; e.g., China, Malaysia, Thailand); Code III: Emerging (−0.50 &lt; WGI</w:t>
+      </w:r>
+      <w:r>
+        <w:t xml:space="preserve"> </w:t>
+      </w:r>
+      <m:oMath>
+        <m:r>
+          <m:rPr>
+            <m:sty m:val="p"/>
+          </m:rPr>
+          <m:t>≤</m:t>
+        </m:r>
+      </m:oMath>
+      <w:r>
+        <w:t xml:space="preserve"> </w:t>
+      </w:r>
+      <w:r>
+        <w:t xml:space="preserve">0; e.g., Vietnam, India, Philippines); Code FR: Frontier/LDC (WGI</w:t>
+      </w:r>
+      <w:r>
+        <w:t xml:space="preserve"> </w:t>
+      </w:r>
+      <m:oMath>
+        <m:r>
+          <m:rPr>
+            <m:sty m:val="p"/>
+          </m:rPr>
+          <m:t>≤</m:t>
+        </m:r>
+      </m:oMath>
+      <w:r>
+        <w:t xml:space="preserve"> </w:t>
+      </w:r>
+      <w:r>
+        <w:t xml:space="preserve">−0.50; e.g., Bangladesh, Myanmar, Pakistan); Code SIDS: Pacific small-island developing states (the dissertation's ICRV Regime VI; e.g., Fiji, Samoa, Tonga), defined a priori but returning zero qualifying primary studies in the present corpus; Code MX: Multi-country pooled samples spanning two or more ICRV regimes (no single modal-country regime</w:t>
+      </w:r>
+      <w:r>
+        <w:t xml:space="preserve"> </w:t>
+      </w:r>
+      <m:oMath>
+        <m:r>
+          <m:rPr>
+            <m:sty m:val="p"/>
+          </m:rPr>
+          <m:t>≥</m:t>
+        </m:r>
+      </m:oMath>
+      <w:r>
+        <w:t xml:space="preserve"> </w:t>
+      </w:r>
+      <w:r>
+        <w:t xml:space="preserve">60% of sample). Numbering crosswalk to the dissertation's canonical six-regime ICRV: P6 Code I ≡ dissertation Regime I (Advanced-Innovation); P6 Code II (Upper-Middle) ≡ Regime III; P6 Code III (Emerging) ≡ Regime IV; FR ≡ Regime V; SIDS ≡ Regime VI. The dissertation's Regime II (Advanced Resource-Driven / GCC) is not separately populated in this corpus, and MX has no I–VI equivalent.</w:t>
       </w:r>
       <w:r>
         <w:t xml:space="preserve"> </w:t>
@@ -4217,10 +4431,7 @@
         <w:t xml:space="preserve">cDAI</w:t>
       </w:r>
       <w:r>
-        <w:t xml:space="preserve"> </w:t>
-      </w:r>
-      <w:r>
-        <w:t xml:space="preserve">— Country-year digital adoption composite (0–1 scale): primary source, World Bank Digital Adoption Index (2016 vintage, Sahay et al., 2020); secondary source, ITU Digital Development Index (DDI, 2017–2026, linear-rescaled to 0–1). Country-year assignment follows the median year of the study's data collection period. For multi-country samples, cDAI is the sample-weighted average of country-year scores. Studies lacking country-year DAI data are assigned ITU ICT Development Index values with a −0.05 adjustment for known downward bias relative to the World Bank composite (Katz &amp; Callorda, 2018).</w:t>
+        <w:t xml:space="preserve">, Country-year digital adoption composite (0–1 scale): primary source, World Bank Digital Adoption Index (2016 vintage, Sahay et al., 2020); secondary source, ITU Digital Development Index (DDI, 2017–2026, linear-rescaled to 0–1). Country-year assignment follows the median year of the study's data collection period. For multi-country samples, cDAI is the sample-weighted average of country-year scores. Studies lacking country-year DAI data are assigned ITU ICT Development Index values with a −0.05 adjustment for known downward bias relative to the World Bank composite (Katz &amp; Callorda, 2018).</w:t>
       </w:r>
       <w:r>
         <w:t xml:space="preserve"> </w:t>
@@ -4239,10 +4450,41 @@
         <w:t xml:space="preserve">DPL phase</w:t>
       </w:r>
       <w:r>
-        <w:t xml:space="preserve"> </w:t>
-      </w:r>
-      <w:r>
-        <w:t xml:space="preserve">— "Precede": data collection predominantly prior to 2009 (median data year &lt; 2009); "Span": data collection spans 2005–2014 or cannot be classified as predominantly Precede or Follow; "Follow": data collection predominantly post-2014 (median data year ≥ 2015). Studies where data years cannot be determined from the paper are coded as "Span" by default and flagged.</w:t>
+        <w:t xml:space="preserve">, classified by the study's median data-collection year: "Precede" (median</w:t>
+      </w:r>
+      <w:r>
+        <w:t xml:space="preserve"> </w:t>
+      </w:r>
+      <m:oMath>
+        <m:r>
+          <m:rPr>
+            <m:sty m:val="p"/>
+          </m:rPr>
+          <m:t>≤</m:t>
+        </m:r>
+      </m:oMath>
+      <w:r>
+        <w:t xml:space="preserve"> </w:t>
+      </w:r>
+      <w:r>
+        <w:t xml:space="preserve">2008), "Span" (median 2009–2013), "Follow" (median</w:t>
+      </w:r>
+      <w:r>
+        <w:t xml:space="preserve"> </w:t>
+      </w:r>
+      <m:oMath>
+        <m:r>
+          <m:rPr>
+            <m:sty m:val="p"/>
+          </m:rPr>
+          <m:t>≥</m:t>
+        </m:r>
+      </m:oMath>
+      <w:r>
+        <w:t xml:space="preserve"> </w:t>
+      </w:r>
+      <w:r>
+        <w:t xml:space="preserve">2014). Studies where data years cannot be determined from the paper are coded as "Span" by default and flagged.</w:t>
       </w:r>
     </w:p>
     <w:bookmarkEnd w:id="39"/>
@@ -4314,7 +4556,7 @@
           <w:bCs/>
           <w:b/>
         </w:rPr>
-        <w:t xml:space="preserve">Level 1 — Sampling error:</w:t>
+        <w:t xml:space="preserve">Level 1, Sampling error:</w:t>
       </w:r>
     </w:p>
     <w:p>
@@ -4517,7 +4759,24 @@
         <w:t xml:space="preserve">v</w:t>
       </w:r>
       <w:r>
-        <w:t xml:space="preserve">_ij ≈ 1/(</w:t>
+        <w:t xml:space="preserve">_ij</w:t>
+      </w:r>
+      <w:r>
+        <w:t xml:space="preserve"> </w:t>
+      </w:r>
+      <m:oMath>
+        <m:r>
+          <m:rPr>
+            <m:sty m:val="p"/>
+          </m:rPr>
+          <m:t>≈</m:t>
+        </m:r>
+      </m:oMath>
+      <w:r>
+        <w:t xml:space="preserve"> </w:t>
+      </w:r>
+      <w:r>
+        <w:t xml:space="preserve">1/(</w:t>
       </w:r>
       <w:r>
         <w:rPr>
@@ -4539,7 +4798,7 @@
           <w:bCs/>
           <w:b/>
         </w:rPr>
-        <w:t xml:space="preserve">Level 2 — Within-study heterogeneity:</w:t>
+        <w:t xml:space="preserve">Level 2, Within-study heterogeneity:</w:t>
       </w:r>
     </w:p>
     <w:p>
@@ -4699,7 +4958,45 @@
         <w:pStyle w:val="FirstParagraph"/>
       </w:pPr>
       <w:r>
-        <w:t xml:space="preserve">where σ²_(2) captures residual variation among effect sizes within a study (e.g., from different samples, subgroups, or model specifications reported in the same paper).</w:t>
+        <w:t xml:space="preserve">where</w:t>
+      </w:r>
+      <w:r>
+        <w:t xml:space="preserve"> </w:t>
+      </w:r>
+      <m:oMath>
+        <m:sSubSup>
+          <m:e>
+            <m:r>
+              <m:t>σ</m:t>
+            </m:r>
+          </m:e>
+          <m:sub>
+            <m:d>
+              <m:dPr>
+                <m:begChr m:val="("/>
+                <m:endChr m:val=")"/>
+                <m:sepChr m:val=""/>
+                <m:grow/>
+              </m:dPr>
+              <m:e>
+                <m:r>
+                  <m:t>2</m:t>
+                </m:r>
+              </m:e>
+            </m:d>
+          </m:sub>
+          <m:sup>
+            <m:r>
+              <m:t>2</m:t>
+            </m:r>
+          </m:sup>
+        </m:sSubSup>
+      </m:oMath>
+      <w:r>
+        <w:t xml:space="preserve"> </w:t>
+      </w:r>
+      <w:r>
+        <w:t xml:space="preserve">captures residual variation among effect sizes within a study (e.g., from different samples, subgroups, or model specifications reported in the same paper).</w:t>
       </w:r>
     </w:p>
     <w:p>
@@ -4711,7 +5008,7 @@
           <w:bCs/>
           <w:b/>
         </w:rPr>
-        <w:t xml:space="preserve">Level 3 — Between-study heterogeneity and moderation:</w:t>
+        <w:t xml:space="preserve">Level 3, Between-study heterogeneity and moderation:</w:t>
       </w:r>
     </w:p>
     <w:p>
@@ -4905,9 +5202,14 @@
       <w:r>
         <w:t xml:space="preserve"> </w:t>
       </w:r>
-      <w:r>
-        <w:t xml:space="preserve">×</w:t>
-      </w:r>
+      <m:oMath>
+        <m:r>
+          <m:rPr>
+            <m:sty m:val="p"/>
+          </m:rPr>
+          <m:t>×</m:t>
+        </m:r>
+      </m:oMath>
       <w:r>
         <w:t xml:space="preserve"> </w:t>
       </w:r>
@@ -4996,18 +5298,111 @@
       <w:r>
         <w:t xml:space="preserve"> </w:t>
       </w:r>
+      <m:oMath>
+        <m:r>
+          <m:t>β</m:t>
+        </m:r>
+      </m:oMath>
+      <w:r>
+        <w:t xml:space="preserve"> </w:t>
+      </w:r>
+      <w:r>
+        <w:t xml:space="preserve">is the (</w:t>
+      </w:r>
+      <w:r>
+        <w:rPr>
+          <w:iCs/>
+          <w:i/>
+        </w:rPr>
+        <w:t xml:space="preserve">p</w:t>
+      </w:r>
+      <w:r>
+        <w:t xml:space="preserve"> </w:t>
+      </w:r>
+      <m:oMath>
+        <m:r>
+          <m:rPr>
+            <m:sty m:val="p"/>
+          </m:rPr>
+          <m:t>×</m:t>
+        </m:r>
+      </m:oMath>
+      <w:r>
+        <w:t xml:space="preserve"> </w:t>
+      </w:r>
+      <w:r>
+        <w:t xml:space="preserve">1) coefficient vector of primary interest, and</w:t>
+      </w:r>
+      <w:r>
+        <w:t xml:space="preserve"> </w:t>
+      </w:r>
+      <w:r>
+        <w:rPr>
+          <w:iCs/>
+          <w:i/>
+        </w:rPr>
+        <w:t xml:space="preserve">w</w:t>
+      </w:r>
+      <w:r>
+        <w:t xml:space="preserve">_j is the residual between-study variance component.</w:t>
+      </w:r>
+    </w:p>
+    <w:p>
+      <w:pPr>
+        <w:pStyle w:val="BodyText"/>
+      </w:pPr>
       <w:r>
         <w:rPr>
           <w:bCs/>
           <w:b/>
         </w:rPr>
-        <w:t xml:space="preserve">β</w:t>
-      </w:r>
-      <w:r>
-        <w:t xml:space="preserve"> </w:t>
-      </w:r>
-      <w:r>
-        <w:t xml:space="preserve">is the (</w:t>
+        <w:t xml:space="preserve">Estimation.</w:t>
+      </w:r>
+      <w:r>
+        <w:t xml:space="preserve"> </w:t>
+      </w:r>
+      <w:r>
+        <w:t xml:space="preserve">Parameters are estimated by Restricted Maximum Likelihood (REML) using the</w:t>
+      </w:r>
+      <w:r>
+        <w:t xml:space="preserve"> </w:t>
+      </w:r>
+      <w:r>
+        <w:rPr>
+          <w:rStyle w:val="VerbatimChar"/>
+        </w:rPr>
+        <w:t xml:space="preserve">rma.mv</w:t>
+      </w:r>
+      <w:r>
+        <w:t xml:space="preserve"> </w:t>
+      </w:r>
+      <w:r>
+        <w:t xml:space="preserve">function in</w:t>
+      </w:r>
+      <w:r>
+        <w:t xml:space="preserve"> </w:t>
+      </w:r>
+      <w:r>
+        <w:rPr>
+          <w:rStyle w:val="VerbatimChar"/>
+        </w:rPr>
+        <w:t xml:space="preserve">metafor</w:t>
+      </w:r>
+      <w:r>
+        <w:t xml:space="preserve"> </w:t>
+      </w:r>
+      <w:r>
+        <w:t xml:space="preserve">v4 (Viechtbauer, 2010), with the variance-covariance matrix for multiple effects within studies specified as compound-symmetric. The REML estimator was preferred over full ML because it produces unbiased variance component estimates when the number of studies (</w:t>
+      </w:r>
+      <w:r>
+        <w:rPr>
+          <w:iCs/>
+          <w:i/>
+        </w:rPr>
+        <w:t xml:space="preserve">k</w:t>
+      </w:r>
+      <w:r>
+        <w:t xml:space="preserve">) is moderate relative to the number of moderators (</w:t>
       </w:r>
       <w:r>
         <w:rPr>
@@ -5017,23 +5412,7 @@
         <w:t xml:space="preserve">p</w:t>
       </w:r>
       <w:r>
-        <w:t xml:space="preserve"> </w:t>
-      </w:r>
-      <w:r>
-        <w:t xml:space="preserve">× 1) coefficient vector of primary interest, and</w:t>
-      </w:r>
-      <w:r>
-        <w:t xml:space="preserve"> </w:t>
-      </w:r>
-      <w:r>
-        <w:rPr>
-          <w:iCs/>
-          <w:i/>
-        </w:rPr>
-        <w:t xml:space="preserve">w</w:t>
-      </w:r>
-      <w:r>
-        <w:t xml:space="preserve">_j is the residual between-study variance component.</w:t>
+        <w:t xml:space="preserve">), the condition that applies here (Raudenbush &amp; Bryk, 2002, p. 39).</w:t>
       </w:r>
     </w:p>
     <w:p>
@@ -5045,74 +5424,6 @@
           <w:bCs/>
           <w:b/>
         </w:rPr>
-        <w:t xml:space="preserve">Estimation.</w:t>
-      </w:r>
-      <w:r>
-        <w:t xml:space="preserve"> </w:t>
-      </w:r>
-      <w:r>
-        <w:t xml:space="preserve">Parameters are estimated by Restricted Maximum Likelihood (REML) using the</w:t>
-      </w:r>
-      <w:r>
-        <w:t xml:space="preserve"> </w:t>
-      </w:r>
-      <w:r>
-        <w:rPr>
-          <w:rStyle w:val="VerbatimChar"/>
-        </w:rPr>
-        <w:t xml:space="preserve">rma.mv</w:t>
-      </w:r>
-      <w:r>
-        <w:t xml:space="preserve"> </w:t>
-      </w:r>
-      <w:r>
-        <w:t xml:space="preserve">function in</w:t>
-      </w:r>
-      <w:r>
-        <w:t xml:space="preserve"> </w:t>
-      </w:r>
-      <w:r>
-        <w:rPr>
-          <w:rStyle w:val="VerbatimChar"/>
-        </w:rPr>
-        <w:t xml:space="preserve">metafor</w:t>
-      </w:r>
-      <w:r>
-        <w:t xml:space="preserve"> </w:t>
-      </w:r>
-      <w:r>
-        <w:t xml:space="preserve">v4 (Viechtbauer, 2010), with the variance-covariance matrix for multiple effects within studies specified as compound-symmetric. The REML estimator was preferred over full ML because it produces unbiased variance component estimates when the number of studies (</w:t>
-      </w:r>
-      <w:r>
-        <w:rPr>
-          <w:iCs/>
-          <w:i/>
-        </w:rPr>
-        <w:t xml:space="preserve">k</w:t>
-      </w:r>
-      <w:r>
-        <w:t xml:space="preserve">) is moderate relative to the number of moderators (</w:t>
-      </w:r>
-      <w:r>
-        <w:rPr>
-          <w:iCs/>
-          <w:i/>
-        </w:rPr>
-        <w:t xml:space="preserve">p</w:t>
-      </w:r>
-      <w:r>
-        <w:t xml:space="preserve">) — the condition that applies here (Raudenbush &amp; Bryk, 2002, p. 39).</w:t>
-      </w:r>
-    </w:p>
-    <w:p>
-      <w:pPr>
-        <w:pStyle w:val="BodyText"/>
-      </w:pPr>
-      <w:r>
-        <w:rPr>
-          <w:bCs/>
-          <w:b/>
-        </w:rPr>
         <w:t xml:space="preserve">Effect-size transformation.</w:t>
       </w:r>
       <w:r>
@@ -5164,7 +5475,24 @@
         <w:t xml:space="preserve"> </w:t>
       </w:r>
       <w:r>
-        <w:t xml:space="preserve">= 0.5 × ln[(1+</w:t>
+        <w:t xml:space="preserve">= 0.5</w:t>
+      </w:r>
+      <w:r>
+        <w:t xml:space="preserve"> </w:t>
+      </w:r>
+      <m:oMath>
+        <m:r>
+          <m:rPr>
+            <m:sty m:val="p"/>
+          </m:rPr>
+          <m:t>×</m:t>
+        </m:r>
+      </m:oMath>
+      <w:r>
+        <w:t xml:space="preserve"> </w:t>
+      </w:r>
+      <w:r>
+        <w:t xml:space="preserve">ln[(1+</w:t>
       </w:r>
       <w:r>
         <w:rPr>
@@ -5200,7 +5528,18 @@
         <w:t xml:space="preserve"> </w:t>
       </w:r>
       <w:r>
-        <w:t xml:space="preserve">for interpretability. For regression β-derived</w:t>
+        <w:t xml:space="preserve">for interpretability. For regression</w:t>
+      </w:r>
+      <w:r>
+        <w:t xml:space="preserve"> </w:t>
+      </w:r>
+      <m:oMath>
+        <m:r>
+          <m:t>β</m:t>
+        </m:r>
+      </m:oMath>
+      <w:r>
+        <w:t xml:space="preserve">-derived</w:t>
       </w:r>
       <w:r>
         <w:t xml:space="preserve"> </w:t>
@@ -5738,15 +6077,25 @@
       <w:r>
         <w:t xml:space="preserve"> </w:t>
       </w:r>
-      <w:r>
-        <w:rPr>
-          <w:iCs/>
-          <w:i/>
-        </w:rPr>
-        <w:t xml:space="preserve">I</w:t>
-      </w:r>
-      <w:r>
-        <w:t xml:space="preserve">² in the conventional random-effects model.</w:t>
+      <m:oMath>
+        <m:sSup>
+          <m:e>
+            <m:r>
+              <m:t>I</m:t>
+            </m:r>
+          </m:e>
+          <m:sup>
+            <m:r>
+              <m:t>2</m:t>
+            </m:r>
+          </m:sup>
+        </m:sSup>
+      </m:oMath>
+      <w:r>
+        <w:t xml:space="preserve"> </w:t>
+      </w:r>
+      <w:r>
+        <w:t xml:space="preserve">in the conventional random-effects model.</w:t>
       </w:r>
     </w:p>
     <w:p>
@@ -5798,13 +6147,11 @@
       <w:r>
         <w:t xml:space="preserve"> </w:t>
       </w:r>
-      <w:r>
-        <w:rPr>
-          <w:iCs/>
-          <w:i/>
-        </w:rPr>
-        <w:t xml:space="preserve">β</w:t>
-      </w:r>
+      <m:oMath>
+        <m:r>
+          <m:t>β</m:t>
+        </m:r>
+      </m:oMath>
       <w:r>
         <w:t xml:space="preserve">_cDAI is assessed using a two-sided Wald</w:t>
       </w:r>
@@ -6071,8 +6418,13 @@
         <w:t xml:space="preserve"> </w:t>
       </w:r>
       <w:r>
-        <w:t xml:space="preserve">is estimated under both the conventional single-level random-effects model (ignoring within-study nesting) and the three-level model (accounting for it); substantive divergence (Δ</w:t>
-      </w:r>
+        <w:t xml:space="preserve">is estimated under both the conventional single-level random-effects model (ignoring within-study nesting) and the three-level model (accounting for it); substantive divergence (</w:t>
+      </w:r>
+      <m:oMath>
+        <m:r>
+          <m:t>Δ</m:t>
+        </m:r>
+      </m:oMath>
       <w:r>
         <w:rPr>
           <w:iCs/>
@@ -6210,8 +6562,19 @@
       <w:r>
         <w:t xml:space="preserve"> </w:t>
       </w:r>
-      <w:r>
-        <w:t xml:space="preserve">≈ 180) to test whether vintage effects (older studies averaging lower digital infrastructure environments) account for DPL phase findings independently of the theoretical mechanism.</w:t>
+      <m:oMath>
+        <m:r>
+          <m:rPr>
+            <m:sty m:val="p"/>
+          </m:rPr>
+          <m:t>≈</m:t>
+        </m:r>
+      </m:oMath>
+      <w:r>
+        <w:t xml:space="preserve"> </w:t>
+      </w:r>
+      <w:r>
+        <w:t xml:space="preserve">180) to test whether vintage effects (older studies averaging lower digital infrastructure environments) account for DPL phase findings independently of the theoretical mechanism.</w:t>
       </w:r>
     </w:p>
     <w:p>
@@ -6223,7 +6586,7 @@
     </w:p>
     <w:bookmarkEnd w:id="42"/>
     <w:bookmarkEnd w:id="43"/>
-    <w:bookmarkStart w:id="63" w:name="X121719332867ee227f0a04b486098cee978c6e6"/>
+    <w:bookmarkStart w:id="66" w:name="X121719332867ee227f0a04b486098cee978c6e6"/>
     <w:p>
       <w:pPr>
         <w:pStyle w:val="Heading2"/>
@@ -6232,13 +6595,13 @@
         <w:t xml:space="preserve">4. Results</w:t>
       </w:r>
     </w:p>
-    <w:bookmarkStart w:id="44" w:name="X404e116a6fc5d40bc82ca2b5ca0e91216768dfb"/>
+    <w:bookmarkStart w:id="47" w:name="X04aea52a138d4b1fe1efc2014400b089b77c5ce"/>
     <w:p>
       <w:pPr>
         <w:pStyle w:val="Heading3"/>
       </w:pPr>
       <w:r>
-        <w:t xml:space="preserve">4.1 Sample Description and Inter-Coder Reliability</w:t>
+        <w:t xml:space="preserve">4.1 Sample Description</w:t>
       </w:r>
     </w:p>
     <w:p>
@@ -6272,7 +6635,7 @@
         <w:t xml:space="preserve"> </w:t>
       </w:r>
       <w:r>
-        <w:t xml:space="preserve">= 288 effect sizes (working database, pre-formal-search).</w:t>
+        <w:t xml:space="preserve">= 288 effect sizes (working database, pre-formal-search). Coding quality and verification are described in Section 3.3.2; because extraction was single-coder, no inter-coder reliability statistics are reported.</w:t>
       </w:r>
     </w:p>
     <w:p>
@@ -6284,584 +6647,7 @@
           <w:bCs/>
           <w:b/>
         </w:rPr>
-        <w:t xml:space="preserve">Table 3.1 — Inter-coder reliability statistics</w:t>
-      </w:r>
-      <w:r>
-        <w:t xml:space="preserve"> </w:t>
-      </w:r>
-      <w:r>
-        <w:rPr>
-          <w:iCs/>
-          <w:i/>
-        </w:rPr>
-        <w:t xml:space="preserve">(20% double-coded subsample, k = [TBD] studies; to be completed post-formal-search)</w:t>
-      </w:r>
-    </w:p>
-    <w:tbl>
-      <w:tblPr>
-        <w:tblStyle w:val="Table"/>
-        <w:tblW w:type="auto" w:w="0"/>
-        <w:tblLook w:firstRow="1" w:lastRow="0" w:firstColumn="0" w:lastColumn="0" w:noHBand="0" w:noVBand="0" w:val="0020"/>
-        <w:jc w:val="start"/>
-      </w:tblPr>
-      <w:tblGrid>
-        <w:gridCol w:w="1320"/>
-        <w:gridCol w:w="1320"/>
-        <w:gridCol w:w="1320"/>
-        <w:gridCol w:w="1320"/>
-        <w:gridCol w:w="1320"/>
-        <w:gridCol w:w="1320"/>
-      </w:tblGrid>
-      <w:tr>
-        <w:trPr>
-          <w:tblHeader w:val="true"/>
-        </w:trPr>
-        <w:tc>
-          <w:tcPr/>
-          <w:p>
-            <w:pPr>
-              <w:pStyle w:val="Compact"/>
-              <w:jc w:val="left"/>
-            </w:pPr>
-            <w:r>
-              <w:t xml:space="preserve">Moderator</w:t>
-            </w:r>
-          </w:p>
-        </w:tc>
-        <w:tc>
-          <w:tcPr/>
-          <w:p>
-            <w:pPr>
-              <w:pStyle w:val="Compact"/>
-              <w:jc w:val="left"/>
-            </w:pPr>
-            <w:r>
-              <w:t xml:space="preserve">Variable type</w:t>
-            </w:r>
-          </w:p>
-        </w:tc>
-        <w:tc>
-          <w:tcPr/>
-          <w:p>
-            <w:pPr>
-              <w:pStyle w:val="Compact"/>
-              <w:jc w:val="left"/>
-            </w:pPr>
-            <w:r>
-              <w:t xml:space="preserve">Statistic</w:t>
-            </w:r>
-          </w:p>
-        </w:tc>
-        <w:tc>
-          <w:tcPr/>
-          <w:p>
-            <w:pPr>
-              <w:pStyle w:val="Compact"/>
-              <w:jc w:val="left"/>
-            </w:pPr>
-            <w:r>
-              <w:t xml:space="preserve">Value</w:t>
-            </w:r>
-          </w:p>
-        </w:tc>
-        <w:tc>
-          <w:tcPr/>
-          <w:p>
-            <w:pPr>
-              <w:pStyle w:val="Compact"/>
-              <w:jc w:val="left"/>
-            </w:pPr>
-            <w:r>
-              <w:t xml:space="preserve">Threshold</w:t>
-            </w:r>
-          </w:p>
-        </w:tc>
-        <w:tc>
-          <w:tcPr/>
-          <w:p>
-            <w:pPr>
-              <w:pStyle w:val="Compact"/>
-              <w:jc w:val="left"/>
-            </w:pPr>
-            <w:r>
-              <w:t xml:space="preserve">Met?</w:t>
-            </w:r>
-          </w:p>
-        </w:tc>
-      </w:tr>
-      <w:tr>
-        <w:tc>
-          <w:tcPr/>
-          <w:p>
-            <w:pPr>
-              <w:pStyle w:val="Compact"/>
-              <w:jc w:val="left"/>
-            </w:pPr>
-            <w:r>
-              <w:t xml:space="preserve">ICRV regime</w:t>
-            </w:r>
-          </w:p>
-        </w:tc>
-        <w:tc>
-          <w:tcPr/>
-          <w:p>
-            <w:pPr>
-              <w:pStyle w:val="Compact"/>
-              <w:jc w:val="left"/>
-            </w:pPr>
-            <w:r>
-              <w:t xml:space="preserve">Categorical (6)</w:t>
-            </w:r>
-          </w:p>
-        </w:tc>
-        <w:tc>
-          <w:tcPr/>
-          <w:p>
-            <w:pPr>
-              <w:pStyle w:val="Compact"/>
-              <w:jc w:val="left"/>
-            </w:pPr>
-            <w:r>
-              <w:t xml:space="preserve">Cohen's κ</w:t>
-            </w:r>
-          </w:p>
-        </w:tc>
-        <w:tc>
-          <w:tcPr/>
-          <w:p>
-            <w:pPr>
-              <w:pStyle w:val="Compact"/>
-              <w:jc w:val="left"/>
-            </w:pPr>
-            <w:r>
-              <w:t xml:space="preserve">[TBD]</w:t>
-            </w:r>
-          </w:p>
-        </w:tc>
-        <w:tc>
-          <w:tcPr/>
-          <w:p>
-            <w:pPr>
-              <w:pStyle w:val="Compact"/>
-              <w:jc w:val="left"/>
-            </w:pPr>
-            <w:r>
-              <w:t xml:space="preserve">≥ 0.70</w:t>
-            </w:r>
-          </w:p>
-        </w:tc>
-        <w:tc>
-          <w:tcPr/>
-          <w:p>
-            <w:pPr>
-              <w:pStyle w:val="Compact"/>
-              <w:jc w:val="left"/>
-            </w:pPr>
-            <w:r>
-              <w:t xml:space="preserve">[TBD]</w:t>
-            </w:r>
-          </w:p>
-        </w:tc>
-      </w:tr>
-      <w:tr>
-        <w:tc>
-          <w:tcPr/>
-          <w:p>
-            <w:pPr>
-              <w:pStyle w:val="Compact"/>
-              <w:jc w:val="left"/>
-            </w:pPr>
-            <w:r>
-              <w:t xml:space="preserve">DPL phase</w:t>
-            </w:r>
-          </w:p>
-        </w:tc>
-        <w:tc>
-          <w:tcPr/>
-          <w:p>
-            <w:pPr>
-              <w:pStyle w:val="Compact"/>
-              <w:jc w:val="left"/>
-            </w:pPr>
-            <w:r>
-              <w:t xml:space="preserve">Categorical (3)</w:t>
-            </w:r>
-          </w:p>
-        </w:tc>
-        <w:tc>
-          <w:tcPr/>
-          <w:p>
-            <w:pPr>
-              <w:pStyle w:val="Compact"/>
-              <w:jc w:val="left"/>
-            </w:pPr>
-            <w:r>
-              <w:t xml:space="preserve">Cohen's κ</w:t>
-            </w:r>
-          </w:p>
-        </w:tc>
-        <w:tc>
-          <w:tcPr/>
-          <w:p>
-            <w:pPr>
-              <w:pStyle w:val="Compact"/>
-              <w:jc w:val="left"/>
-            </w:pPr>
-            <w:r>
-              <w:t xml:space="preserve">[TBD]</w:t>
-            </w:r>
-          </w:p>
-        </w:tc>
-        <w:tc>
-          <w:tcPr/>
-          <w:p>
-            <w:pPr>
-              <w:pStyle w:val="Compact"/>
-              <w:jc w:val="left"/>
-            </w:pPr>
-            <w:r>
-              <w:t xml:space="preserve">≥ 0.70</w:t>
-            </w:r>
-          </w:p>
-        </w:tc>
-        <w:tc>
-          <w:tcPr/>
-          <w:p>
-            <w:pPr>
-              <w:pStyle w:val="Compact"/>
-              <w:jc w:val="left"/>
-            </w:pPr>
-            <w:r>
-              <w:t xml:space="preserve">[TBD]</w:t>
-            </w:r>
-          </w:p>
-        </w:tc>
-      </w:tr>
-      <w:tr>
-        <w:tc>
-          <w:tcPr/>
-          <w:p>
-            <w:pPr>
-              <w:pStyle w:val="Compact"/>
-              <w:jc w:val="left"/>
-            </w:pPr>
-            <w:r>
-              <w:t xml:space="preserve">Industry sector</w:t>
-            </w:r>
-          </w:p>
-        </w:tc>
-        <w:tc>
-          <w:tcPr/>
-          <w:p>
-            <w:pPr>
-              <w:pStyle w:val="Compact"/>
-              <w:jc w:val="left"/>
-            </w:pPr>
-            <w:r>
-              <w:t xml:space="preserve">Categorical (3)</w:t>
-            </w:r>
-          </w:p>
-        </w:tc>
-        <w:tc>
-          <w:tcPr/>
-          <w:p>
-            <w:pPr>
-              <w:pStyle w:val="Compact"/>
-              <w:jc w:val="left"/>
-            </w:pPr>
-            <w:r>
-              <w:t xml:space="preserve">Cohen's κ</w:t>
-            </w:r>
-          </w:p>
-        </w:tc>
-        <w:tc>
-          <w:tcPr/>
-          <w:p>
-            <w:pPr>
-              <w:pStyle w:val="Compact"/>
-              <w:jc w:val="left"/>
-            </w:pPr>
-            <w:r>
-              <w:t xml:space="preserve">[TBD]</w:t>
-            </w:r>
-          </w:p>
-        </w:tc>
-        <w:tc>
-          <w:tcPr/>
-          <w:p>
-            <w:pPr>
-              <w:pStyle w:val="Compact"/>
-              <w:jc w:val="left"/>
-            </w:pPr>
-            <w:r>
-              <w:t xml:space="preserve">≥ 0.70</w:t>
-            </w:r>
-          </w:p>
-        </w:tc>
-        <w:tc>
-          <w:tcPr/>
-          <w:p>
-            <w:pPr>
-              <w:pStyle w:val="Compact"/>
-              <w:jc w:val="left"/>
-            </w:pPr>
-            <w:r>
-              <w:t xml:space="preserve">[TBD]</w:t>
-            </w:r>
-          </w:p>
-        </w:tc>
-      </w:tr>
-      <w:tr>
-        <w:tc>
-          <w:tcPr/>
-          <w:p>
-            <w:pPr>
-              <w:pStyle w:val="Compact"/>
-              <w:jc w:val="left"/>
-            </w:pPr>
-            <w:r>
-              <w:t xml:space="preserve">DOI measure</w:t>
-            </w:r>
-          </w:p>
-        </w:tc>
-        <w:tc>
-          <w:tcPr/>
-          <w:p>
-            <w:pPr>
-              <w:pStyle w:val="Compact"/>
-              <w:jc w:val="left"/>
-            </w:pPr>
-            <w:r>
-              <w:t xml:space="preserve">Categorical (4)</w:t>
-            </w:r>
-          </w:p>
-        </w:tc>
-        <w:tc>
-          <w:tcPr/>
-          <w:p>
-            <w:pPr>
-              <w:pStyle w:val="Compact"/>
-              <w:jc w:val="left"/>
-            </w:pPr>
-            <w:r>
-              <w:t xml:space="preserve">Cohen's κ</w:t>
-            </w:r>
-          </w:p>
-        </w:tc>
-        <w:tc>
-          <w:tcPr/>
-          <w:p>
-            <w:pPr>
-              <w:pStyle w:val="Compact"/>
-              <w:jc w:val="left"/>
-            </w:pPr>
-            <w:r>
-              <w:t xml:space="preserve">[TBD]</w:t>
-            </w:r>
-          </w:p>
-        </w:tc>
-        <w:tc>
-          <w:tcPr/>
-          <w:p>
-            <w:pPr>
-              <w:pStyle w:val="Compact"/>
-              <w:jc w:val="left"/>
-            </w:pPr>
-            <w:r>
-              <w:t xml:space="preserve">≥ 0.70</w:t>
-            </w:r>
-          </w:p>
-        </w:tc>
-        <w:tc>
-          <w:tcPr/>
-          <w:p>
-            <w:pPr>
-              <w:pStyle w:val="Compact"/>
-              <w:jc w:val="left"/>
-            </w:pPr>
-            <w:r>
-              <w:t xml:space="preserve">[TBD]</w:t>
-            </w:r>
-          </w:p>
-        </w:tc>
-      </w:tr>
-      <w:tr>
-        <w:tc>
-          <w:tcPr/>
-          <w:p>
-            <w:pPr>
-              <w:pStyle w:val="Compact"/>
-              <w:jc w:val="left"/>
-            </w:pPr>
-            <w:r>
-              <w:t xml:space="preserve">Performance measure</w:t>
-            </w:r>
-          </w:p>
-        </w:tc>
-        <w:tc>
-          <w:tcPr/>
-          <w:p>
-            <w:pPr>
-              <w:pStyle w:val="Compact"/>
-              <w:jc w:val="left"/>
-            </w:pPr>
-            <w:r>
-              <w:t xml:space="preserve">Categorical (4)</w:t>
-            </w:r>
-          </w:p>
-        </w:tc>
-        <w:tc>
-          <w:tcPr/>
-          <w:p>
-            <w:pPr>
-              <w:pStyle w:val="Compact"/>
-              <w:jc w:val="left"/>
-            </w:pPr>
-            <w:r>
-              <w:t xml:space="preserve">Cohen's κ</w:t>
-            </w:r>
-          </w:p>
-        </w:tc>
-        <w:tc>
-          <w:tcPr/>
-          <w:p>
-            <w:pPr>
-              <w:pStyle w:val="Compact"/>
-              <w:jc w:val="left"/>
-            </w:pPr>
-            <w:r>
-              <w:t xml:space="preserve">[TBD]</w:t>
-            </w:r>
-          </w:p>
-        </w:tc>
-        <w:tc>
-          <w:tcPr/>
-          <w:p>
-            <w:pPr>
-              <w:pStyle w:val="Compact"/>
-              <w:jc w:val="left"/>
-            </w:pPr>
-            <w:r>
-              <w:t xml:space="preserve">≥ 0.70</w:t>
-            </w:r>
-          </w:p>
-        </w:tc>
-        <w:tc>
-          <w:tcPr/>
-          <w:p>
-            <w:pPr>
-              <w:pStyle w:val="Compact"/>
-              <w:jc w:val="left"/>
-            </w:pPr>
-            <w:r>
-              <w:t xml:space="preserve">[TBD]</w:t>
-            </w:r>
-          </w:p>
-        </w:tc>
-      </w:tr>
-      <w:tr>
-        <w:tc>
-          <w:tcPr/>
-          <w:p>
-            <w:pPr>
-              <w:pStyle w:val="Compact"/>
-              <w:jc w:val="left"/>
-            </w:pPr>
-            <w:r>
-              <w:t xml:space="preserve">cDAI score</w:t>
-            </w:r>
-          </w:p>
-        </w:tc>
-        <w:tc>
-          <w:tcPr/>
-          <w:p>
-            <w:pPr>
-              <w:pStyle w:val="Compact"/>
-              <w:jc w:val="left"/>
-            </w:pPr>
-            <w:r>
-              <w:t xml:space="preserve">Continuous (0–1)</w:t>
-            </w:r>
-          </w:p>
-        </w:tc>
-        <w:tc>
-          <w:tcPr/>
-          <w:p>
-            <w:pPr>
-              <w:pStyle w:val="Compact"/>
-              <w:jc w:val="left"/>
-            </w:pPr>
-            <w:r>
-              <w:t xml:space="preserve">ICC(2,1)</w:t>
-            </w:r>
-          </w:p>
-        </w:tc>
-        <w:tc>
-          <w:tcPr/>
-          <w:p>
-            <w:pPr>
-              <w:pStyle w:val="Compact"/>
-              <w:jc w:val="left"/>
-            </w:pPr>
-            <w:r>
-              <w:t xml:space="preserve">[TBD]</w:t>
-            </w:r>
-          </w:p>
-        </w:tc>
-        <w:tc>
-          <w:tcPr/>
-          <w:p>
-            <w:pPr>
-              <w:pStyle w:val="Compact"/>
-              <w:jc w:val="left"/>
-            </w:pPr>
-            <w:r>
-              <w:t xml:space="preserve">≥ 0.80</w:t>
-            </w:r>
-          </w:p>
-        </w:tc>
-        <w:tc>
-          <w:tcPr/>
-          <w:p>
-            <w:pPr>
-              <w:pStyle w:val="Compact"/>
-              <w:jc w:val="left"/>
-            </w:pPr>
-            <w:r>
-              <w:t xml:space="preserve">[TBD]</w:t>
-            </w:r>
-          </w:p>
-        </w:tc>
-      </w:tr>
-    </w:tbl>
-    <w:p>
-      <w:pPr>
-        <w:pStyle w:val="BodyText"/>
-      </w:pPr>
-      <w:r>
-        <w:rPr>
-          <w:iCs/>
-          <w:i/>
-        </w:rPr>
-        <w:t xml:space="preserve">Note.</w:t>
-      </w:r>
-      <w:r>
-        <w:t xml:space="preserve"> </w:t>
-      </w:r>
-      <w:r>
-        <w:t xml:space="preserve">Target threshold: κ ≥ 0.70 (Landis &amp; Koch, 1977) for all categorical moderators and ICC(2,1) ≥ 0.80 for cDAI. Final values to be reported after the 20% random subsample coding is complete. Protocol for resolving Regime II/III boundary disagreements: PI lookup of WGI Rule of Law vintage scores.</w:t>
-      </w:r>
-    </w:p>
-    <w:p>
-      <w:pPr>
-        <w:pStyle w:val="BodyText"/>
-      </w:pPr>
-      <w:r>
-        <w:rPr>
-          <w:bCs/>
-          <w:b/>
-        </w:rPr>
-        <w:t xml:space="preserve">Table 4.1 — Working-database sample composition</w:t>
+        <w:t xml:space="preserve">Table 4.1, Working-database sample composition</w:t>
       </w:r>
       <w:r>
         <w:t xml:space="preserve"> </w:t>
@@ -7386,19 +7172,19 @@
               <w:jc w:val="left"/>
             </w:pPr>
             <w:r>
-              <w:t xml:space="preserve">DPL Precede (PRE, ≤2008)</w:t>
-            </w:r>
-          </w:p>
-        </w:tc>
-        <w:tc>
-          <w:tcPr/>
-          <w:p>
-            <w:pPr>
-              <w:pStyle w:val="Compact"/>
-              <w:jc w:val="left"/>
-            </w:pPr>
-            <w:r>
-              <w:t xml:space="preserve">103</w:t>
+              <w:t xml:space="preserve">DPL Precede (PRE, median data year ≤2008)</w:t>
+            </w:r>
+          </w:p>
+        </w:tc>
+        <w:tc>
+          <w:tcPr/>
+          <w:p>
+            <w:pPr>
+              <w:pStyle w:val="Compact"/>
+              <w:jc w:val="left"/>
+            </w:pPr>
+            <w:r>
+              <w:t xml:space="preserve">100</w:t>
             </w:r>
           </w:p>
         </w:tc>
@@ -7424,19 +7210,19 @@
               <w:jc w:val="left"/>
             </w:pPr>
             <w:r>
-              <w:t xml:space="preserve">DPL Span (SPN, 2009–2013)</w:t>
-            </w:r>
-          </w:p>
-        </w:tc>
-        <w:tc>
-          <w:tcPr/>
-          <w:p>
-            <w:pPr>
-              <w:pStyle w:val="Compact"/>
-              <w:jc w:val="left"/>
-            </w:pPr>
-            <w:r>
-              <w:t xml:space="preserve">120</w:t>
+              <w:t xml:space="preserve">DPL Span (SPN, median 2009–2013)</w:t>
+            </w:r>
+          </w:p>
+        </w:tc>
+        <w:tc>
+          <w:tcPr/>
+          <w:p>
+            <w:pPr>
+              <w:pStyle w:val="Compact"/>
+              <w:jc w:val="left"/>
+            </w:pPr>
+            <w:r>
+              <w:t xml:space="preserve">108</w:t>
             </w:r>
           </w:p>
         </w:tc>
@@ -7462,19 +7248,19 @@
               <w:jc w:val="left"/>
             </w:pPr>
             <w:r>
-              <w:t xml:space="preserve">DPL Follow (FOL, ≥2014)</w:t>
-            </w:r>
-          </w:p>
-        </w:tc>
-        <w:tc>
-          <w:tcPr/>
-          <w:p>
-            <w:pPr>
-              <w:pStyle w:val="Compact"/>
-              <w:jc w:val="left"/>
-            </w:pPr>
-            <w:r>
-              <w:t xml:space="preserve">86</w:t>
+              <w:t xml:space="preserve">DPL Follow (FOL, median ≥2014)</w:t>
+            </w:r>
+          </w:p>
+        </w:tc>
+        <w:tc>
+          <w:tcPr/>
+          <w:p>
+            <w:pPr>
+              <w:pStyle w:val="Compact"/>
+              <w:jc w:val="left"/>
+            </w:pPr>
+            <w:r>
+              <w:t xml:space="preserve">80</w:t>
             </w:r>
           </w:p>
         </w:tc>
@@ -7652,19 +7438,19 @@
               <w:jc w:val="left"/>
             </w:pPr>
             <w:r>
-              <w:t xml:space="preserve">By FP type: ACC (accounting)</w:t>
-            </w:r>
-          </w:p>
-        </w:tc>
-        <w:tc>
-          <w:tcPr/>
-          <w:p>
-            <w:pPr>
-              <w:pStyle w:val="Compact"/>
-              <w:jc w:val="left"/>
-            </w:pPr>
-            <w:r>
-              <w:t xml:space="preserve">246</w:t>
+              <w:t xml:space="preserve">By DOI type: FDI</w:t>
+            </w:r>
+          </w:p>
+        </w:tc>
+        <w:tc>
+          <w:tcPr/>
+          <w:p>
+            <w:pPr>
+              <w:pStyle w:val="Compact"/>
+              <w:jc w:val="left"/>
+            </w:pPr>
+            <w:r>
+              <w:t xml:space="preserve">3</w:t>
             </w:r>
           </w:p>
         </w:tc>
@@ -7690,19 +7476,19 @@
               <w:jc w:val="left"/>
             </w:pPr>
             <w:r>
-              <w:t xml:space="preserve">By FP type: MKT (market-based)</w:t>
-            </w:r>
-          </w:p>
-        </w:tc>
-        <w:tc>
-          <w:tcPr/>
-          <w:p>
-            <w:pPr>
-              <w:pStyle w:val="Compact"/>
-              <w:jc w:val="left"/>
-            </w:pPr>
-            <w:r>
-              <w:t xml:space="preserve">16</w:t>
+              <w:t xml:space="preserve">By DOI type: OTH</w:t>
+            </w:r>
+          </w:p>
+        </w:tc>
+        <w:tc>
+          <w:tcPr/>
+          <w:p>
+            <w:pPr>
+              <w:pStyle w:val="Compact"/>
+              <w:jc w:val="left"/>
+            </w:pPr>
+            <w:r>
+              <w:t xml:space="preserve">1</w:t>
             </w:r>
           </w:p>
         </w:tc>
@@ -7728,19 +7514,19 @@
               <w:jc w:val="left"/>
             </w:pPr>
             <w:r>
-              <w:t xml:space="preserve">By FP type: LAB (labour productivity)</w:t>
-            </w:r>
-          </w:p>
-        </w:tc>
-        <w:tc>
-          <w:tcPr/>
-          <w:p>
-            <w:pPr>
-              <w:pStyle w:val="Compact"/>
-              <w:jc w:val="left"/>
-            </w:pPr>
-            <w:r>
-              <w:t xml:space="preserve">12</w:t>
+              <w:t xml:space="preserve">By FP type: ACC (accounting)</w:t>
+            </w:r>
+          </w:p>
+        </w:tc>
+        <w:tc>
+          <w:tcPr/>
+          <w:p>
+            <w:pPr>
+              <w:pStyle w:val="Compact"/>
+              <w:jc w:val="left"/>
+            </w:pPr>
+            <w:r>
+              <w:t xml:space="preserve">247</w:t>
             </w:r>
           </w:p>
         </w:tc>
@@ -7766,6 +7552,82 @@
               <w:jc w:val="left"/>
             </w:pPr>
             <w:r>
+              <w:t xml:space="preserve">By FP type: MKT (market-based)</w:t>
+            </w:r>
+          </w:p>
+        </w:tc>
+        <w:tc>
+          <w:tcPr/>
+          <w:p>
+            <w:pPr>
+              <w:pStyle w:val="Compact"/>
+              <w:jc w:val="left"/>
+            </w:pPr>
+            <w:r>
+              <w:t xml:space="preserve">15</w:t>
+            </w:r>
+          </w:p>
+        </w:tc>
+        <w:tc>
+          <w:tcPr/>
+          <w:p>
+            <w:pPr>
+              <w:pStyle w:val="Compact"/>
+              <w:jc w:val="left"/>
+            </w:pPr>
+            <w:r>
+              <w:t xml:space="preserve">—</w:t>
+            </w:r>
+          </w:p>
+        </w:tc>
+      </w:tr>
+      <w:tr>
+        <w:tc>
+          <w:tcPr/>
+          <w:p>
+            <w:pPr>
+              <w:pStyle w:val="Compact"/>
+              <w:jc w:val="left"/>
+            </w:pPr>
+            <w:r>
+              <w:t xml:space="preserve">By FP type: LAB (labour productivity)</w:t>
+            </w:r>
+          </w:p>
+        </w:tc>
+        <w:tc>
+          <w:tcPr/>
+          <w:p>
+            <w:pPr>
+              <w:pStyle w:val="Compact"/>
+              <w:jc w:val="left"/>
+            </w:pPr>
+            <w:r>
+              <w:t xml:space="preserve">12</w:t>
+            </w:r>
+          </w:p>
+        </w:tc>
+        <w:tc>
+          <w:tcPr/>
+          <w:p>
+            <w:pPr>
+              <w:pStyle w:val="Compact"/>
+              <w:jc w:val="left"/>
+            </w:pPr>
+            <w:r>
+              <w:t xml:space="preserve">—</w:t>
+            </w:r>
+          </w:p>
+        </w:tc>
+      </w:tr>
+      <w:tr>
+        <w:tc>
+          <w:tcPr/>
+          <w:p>
+            <w:pPr>
+              <w:pStyle w:val="Compact"/>
+              <w:jc w:val="left"/>
+            </w:pPr>
+            <w:r>
               <w:t xml:space="preserve">By FP type: MIX</w:t>
             </w:r>
           </w:p>
@@ -7865,8 +7727,96 @@
         <w:t xml:space="preserve">) counts by cDAI/DPL are reported after multi-effect deduplication.</w:t>
       </w:r>
     </w:p>
-    <w:bookmarkEnd w:id="44"/>
-    <w:bookmarkStart w:id="45" w:name="X484949e7994e09bd70500137e9d7c8f884b58c1"/>
+    <w:p>
+      <w:pPr>
+        <w:pStyle w:val="BodyText"/>
+      </w:pPr>
+      <w:r>
+        <w:rPr>
+          <w:bCs/>
+          <w:b/>
+        </w:rPr>
+        <w:t xml:space="preserve">Temporal distribution of the corpus.</w:t>
+      </w:r>
+      <w:r>
+        <w:t xml:space="preserve"> </w:t>
+      </w:r>
+      <w:r>
+        <w:t xml:space="preserve">The sample is right-skewed toward post-2000 publications, reflecting the field's growth trajectory (Figure 6). The 1978–1989 period contributes only 6 studies (2.6%; density 0.5/year); 1990–1999 contributes 18 studies (7.7%; 1.8/year); 2000–2009 contributes 54 studies (23.2%; 5.4/year); 2010–2019 contributes 92 studies (39.5%; 9.2/year); 2020–2022 contributes 46 studies (19.7%; 15.3/year); and 2023–2026 contributes 17 studies (7.3%). The 2010–2022 window dominates with 138 studies (59% of the corpus). Implication: the main-effect MARA and</w:t>
+      </w:r>
+      <w:r>
+        <w:t xml:space="preserve"> </w:t>
+      </w:r>
+      <m:oMath>
+        <m:sSup>
+          <m:e>
+            <m:r>
+              <m:t>I</m:t>
+            </m:r>
+          </m:e>
+          <m:sup>
+            <m:r>
+              <m:t>2</m:t>
+            </m:r>
+          </m:sup>
+        </m:sSup>
+      </m:oMath>
+      <w:r>
+        <w:t xml:space="preserve"> </w:t>
+      </w:r>
+      <w:r>
+        <w:t xml:space="preserve">estimates remain valid because they pool across the full corpus, but any sub-period analysis before 1990 is underpowered, and time-trend moderation interpretations should be confined to the 2000–2022 window where annual density supports stable subgroup estimates.</w:t>
+      </w:r>
+    </w:p>
+    <w:p>
+      <w:pPr>
+        <w:pStyle w:val="BodyText"/>
+      </w:pPr>
+      <w:r>
+        <w:drawing>
+          <wp:inline>
+            <wp:extent cx="5753100" cy="2547026"/>
+            <wp:effectExtent b="0" l="0" r="0" t="0"/>
+            <wp:docPr descr="Figure 6. Distribution of primary studies by publication year (k = 238). The corpus is right-skewed toward post-2000 publications, with the 2010–2022 window accounting for 59% of the studies. Sparse pre-1990 density precludes a separate early-period subgroup; DPL phase boundaries (2009, 2014) are anchored to digital-coordination diffusion landmarks rather than to within-corpus density." title="" id="45" name="Picture"/>
+            <a:graphic>
+              <a:graphicData uri="http://schemas.openxmlformats.org/drawingml/2006/picture">
+                <pic:pic>
+                  <pic:nvPicPr>
+                    <pic:cNvPr descr="figures/figure6_year_distribution.png" id="46" name="Picture"/>
+                    <pic:cNvPicPr>
+                      <a:picLocks noChangeArrowheads="1" noChangeAspect="1"/>
+                    </pic:cNvPicPr>
+                  </pic:nvPicPr>
+                  <pic:blipFill>
+                    <a:blip r:embed="rId44"/>
+                    <a:stretch>
+                      <a:fillRect/>
+                    </a:stretch>
+                  </pic:blipFill>
+                  <pic:spPr bwMode="auto">
+                    <a:xfrm>
+                      <a:off x="0" y="0"/>
+                      <a:ext cx="5753100" cy="2547026"/>
+                    </a:xfrm>
+                    <a:prstGeom prst="rect">
+                      <a:avLst/>
+                    </a:prstGeom>
+                    <a:noFill/>
+                    <a:ln w="9525">
+                      <a:noFill/>
+                      <a:headEnd/>
+                      <a:tailEnd/>
+                    </a:ln>
+                  </pic:spPr>
+                </pic:pic>
+              </a:graphicData>
+            </a:graphic>
+          </wp:inline>
+        </w:drawing>
+      </w:r>
+    </w:p>
+    <w:bookmarkEnd w:id="47"/>
+    <w:bookmarkStart w:id="48" w:name="X484949e7994e09bd70500137e9d7c8f884b58c1"/>
     <w:p>
       <w:pPr>
         <w:pStyle w:val="Heading3"/>
@@ -8320,7 +8270,7 @@
               <w:jc w:val="left"/>
             </w:pPr>
             <w:r>
-              <w:t xml:space="preserve">54.1%</w:t>
+              <w:t xml:space="preserve">76.1%</w:t>
             </w:r>
           </w:p>
         </w:tc>
@@ -8353,7 +8303,7 @@
               <w:jc w:val="left"/>
             </w:pPr>
             <w:r>
-              <w:t xml:space="preserve">8.4%</w:t>
+              <w:t xml:space="preserve">11.8%</w:t>
             </w:r>
           </w:p>
         </w:tc>
@@ -8386,7 +8336,7 @@
               <w:jc w:val="left"/>
             </w:pPr>
             <w:r>
-              <w:t xml:space="preserve">62.4%</w:t>
+              <w:t xml:space="preserve">87.8%</w:t>
             </w:r>
           </w:p>
         </w:tc>
@@ -8529,28 +8479,78 @@
       <w:r>
         <w:t xml:space="preserve"> </w:t>
       </w:r>
-      <w:r>
-        <w:rPr>
-          <w:iCs/>
-          <w:i/>
-        </w:rPr>
-        <w:t xml:space="preserve">I</w:t>
-      </w:r>
-      <w:r>
-        <w:t xml:space="preserve">²_(2) = 54.1%) is roughly six times the between-study contribution (Level 3,</w:t>
-      </w:r>
-      <w:r>
-        <w:t xml:space="preserve"> </w:t>
-      </w:r>
-      <w:r>
-        <w:rPr>
-          <w:iCs/>
-          <w:i/>
-        </w:rPr>
-        <w:t xml:space="preserve">I</w:t>
-      </w:r>
-      <w:r>
-        <w:t xml:space="preserve">²_(3) = 8.4%). Most unexplained heterogeneity therefore arises from analytic choices</w:t>
+      <m:oMath>
+        <m:sSubSup>
+          <m:e>
+            <m:r>
+              <m:t>I</m:t>
+            </m:r>
+          </m:e>
+          <m:sub>
+            <m:d>
+              <m:dPr>
+                <m:begChr m:val="("/>
+                <m:endChr m:val=")"/>
+                <m:sepChr m:val=""/>
+                <m:grow/>
+              </m:dPr>
+              <m:e>
+                <m:r>
+                  <m:t>2</m:t>
+                </m:r>
+              </m:e>
+            </m:d>
+          </m:sub>
+          <m:sup>
+            <m:r>
+              <m:t>2</m:t>
+            </m:r>
+          </m:sup>
+        </m:sSubSup>
+      </m:oMath>
+      <w:r>
+        <w:t xml:space="preserve"> </w:t>
+      </w:r>
+      <w:r>
+        <w:t xml:space="preserve">= 76.1%) is roughly six times the between-study contribution (Level 3,</w:t>
+      </w:r>
+      <w:r>
+        <w:t xml:space="preserve"> </w:t>
+      </w:r>
+      <m:oMath>
+        <m:sSubSup>
+          <m:e>
+            <m:r>
+              <m:t>I</m:t>
+            </m:r>
+          </m:e>
+          <m:sub>
+            <m:d>
+              <m:dPr>
+                <m:begChr m:val="("/>
+                <m:endChr m:val=")"/>
+                <m:sepChr m:val=""/>
+                <m:grow/>
+              </m:dPr>
+              <m:e>
+                <m:r>
+                  <m:t>3</m:t>
+                </m:r>
+              </m:e>
+            </m:d>
+          </m:sub>
+          <m:sup>
+            <m:r>
+              <m:t>2</m:t>
+            </m:r>
+          </m:sup>
+        </m:sSubSup>
+      </m:oMath>
+      <w:r>
+        <w:t xml:space="preserve"> </w:t>
+      </w:r>
+      <w:r>
+        <w:t xml:space="preserve">= 11.8%). Most unexplained heterogeneity therefore arises from analytic choices</w:t>
       </w:r>
       <w:r>
         <w:t xml:space="preserve"> </w:t>
@@ -8566,30 +8566,40 @@
         <w:t xml:space="preserve"> </w:t>
       </w:r>
       <w:r>
-        <w:t xml:space="preserve">primary studies — DOI operationalization, performance metric, specification, sub-sample — rather than from stable cross-country contextual differences. Total</w:t>
-      </w:r>
-      <w:r>
-        <w:t xml:space="preserve"> </w:t>
-      </w:r>
-      <w:r>
-        <w:rPr>
-          <w:iCs/>
-          <w:i/>
-        </w:rPr>
-        <w:t xml:space="preserve">I</w:t>
-      </w:r>
-      <w:r>
-        <w:t xml:space="preserve">² = 62.4%, well above the sampling-error floor, motivates the moderator analyses; however, as §§4.3–4.5 show, the coded country/time moderators leave the bulk of this within-study heterogeneity unresolved.</w:t>
-      </w:r>
-    </w:p>
-    <w:bookmarkEnd w:id="45"/>
-    <w:bookmarkStart w:id="49" w:name="Xa97dc1af7f7d522b04ad4b6d2a4fed8000451ef"/>
+        <w:t xml:space="preserve">primary studies, DOI operationalization, performance metric, specification, sub-sample, rather than from stable cross-country contextual differences. Total</w:t>
+      </w:r>
+      <w:r>
+        <w:t xml:space="preserve"> </w:t>
+      </w:r>
+      <m:oMath>
+        <m:sSup>
+          <m:e>
+            <m:r>
+              <m:t>I</m:t>
+            </m:r>
+          </m:e>
+          <m:sup>
+            <m:r>
+              <m:t>2</m:t>
+            </m:r>
+          </m:sup>
+        </m:sSup>
+      </m:oMath>
+      <w:r>
+        <w:t xml:space="preserve"> </w:t>
+      </w:r>
+      <w:r>
+        <w:t xml:space="preserve">= 87.8%, well above the sampling-error floor, motivates the moderator analyses; however, as Sections 4.3–4.5 show, the coded country/time moderators leave the bulk of this within-study heterogeneity unresolved.</w:t>
+      </w:r>
+    </w:p>
+    <w:bookmarkEnd w:id="48"/>
+    <w:bookmarkStart w:id="52" w:name="X58c962719f77434e3e9b87bd1741b5544c6666a"/>
     <w:p>
       <w:pPr>
         <w:pStyle w:val="Heading3"/>
       </w:pPr>
       <w:r>
-        <w:t xml:space="preserve">4.3 ICRV 5-Regime Moderation (H1)</w:t>
+        <w:t xml:space="preserve">4.3 ICRV Regime Moderation (H1)</w:t>
       </w:r>
     </w:p>
     <w:p>
@@ -8633,7 +8643,7 @@
         <w:t xml:space="preserve"> </w:t>
       </w:r>
       <w:r>
-        <w:t xml:space="preserve">= .002). H1</w:t>
+        <w:t xml:space="preserve">= .002). H1 receives</w:t>
       </w:r>
       <w:r>
         <w:t xml:space="preserve"> </w:t>
@@ -8643,13 +8653,68 @@
           <w:bCs/>
           <w:b/>
         </w:rPr>
-        <w:t xml:space="preserve">confirmed</w:t>
-      </w:r>
-      <w:r>
-        <w:t xml:space="preserve"> </w:t>
-      </w:r>
-      <w:r>
-        <w:t xml:space="preserve">— the omnibus between-regime moderation test is statistically significant, establishing that the I→P effect varies across coded institutional regimes. The directional Exploratory Propositions E1a (Advanced largest) and E1b (Frontier smallest) are, however,</w:t>
+        <w:t xml:space="preserve">only fragile support</w:t>
+      </w:r>
+      <w:r>
+        <w:t xml:space="preserve">: the full-sample omnibus between-regime test is significant, but it is generated almost entirely by a single small, high-effect Frontier cell (FR,</w:t>
+      </w:r>
+      <w:r>
+        <w:t xml:space="preserve"> </w:t>
+      </w:r>
+      <w:r>
+        <w:rPr>
+          <w:iCs/>
+          <w:i/>
+        </w:rPr>
+        <w:t xml:space="preserve">K</w:t>
+      </w:r>
+      <w:r>
+        <w:t xml:space="preserve"> </w:t>
+      </w:r>
+      <w:r>
+        <w:t xml:space="preserve">= 3). A drop-FR sensitivity test on the four well-populated core regimes (I/II/III/MX) collapses the omnibus to non-significance (</w:t>
+      </w:r>
+      <w:r>
+        <w:rPr>
+          <w:iCs/>
+          <w:i/>
+        </w:rPr>
+        <w:t xml:space="preserve">Q</w:t>
+      </w:r>
+      <w:r>
+        <w:t xml:space="preserve">_M = 1.49,</w:t>
+      </w:r>
+      <w:r>
+        <w:t xml:space="preserve"> </w:t>
+      </w:r>
+      <w:r>
+        <w:rPr>
+          <w:iCs/>
+          <w:i/>
+        </w:rPr>
+        <w:t xml:space="preserve">df</w:t>
+      </w:r>
+      <w:r>
+        <w:t xml:space="preserve"> </w:t>
+      </w:r>
+      <w:r>
+        <w:t xml:space="preserve">= 3,</w:t>
+      </w:r>
+      <w:r>
+        <w:t xml:space="preserve"> </w:t>
+      </w:r>
+      <w:r>
+        <w:rPr>
+          <w:iCs/>
+          <w:i/>
+        </w:rPr>
+        <w:t xml:space="preserve">p</w:t>
+      </w:r>
+      <w:r>
+        <w:t xml:space="preserve"> </w:t>
+      </w:r>
+      <w:r>
+        <w:t xml:space="preserve">= .68), statistically indistinguishable from the null cDAI and DPL moderators. Between-regime moderation is therefore</w:t>
       </w:r>
       <w:r>
         <w:t xml:space="preserve"> </w:t>
@@ -8659,38 +8724,38 @@
           <w:bCs/>
           <w:b/>
         </w:rPr>
-        <w:t xml:space="preserve">not</w:t>
-      </w:r>
-      <w:r>
-        <w:t xml:space="preserve"> </w:t>
-      </w:r>
-      <w:r>
-        <w:t xml:space="preserve">supported: the significant</w:t>
-      </w:r>
-      <w:r>
-        <w:t xml:space="preserve"> </w:t>
-      </w:r>
-      <w:r>
-        <w:rPr>
-          <w:iCs/>
-          <w:i/>
-        </w:rPr>
-        <w:t xml:space="preserve">Q</w:t>
-      </w:r>
-      <w:r>
-        <w:t xml:space="preserve">_M is generated by a small, high-effect Frontier cell rather than by a monotone advanced-to-emerging gradient; see below.</w:t>
-      </w:r>
-    </w:p>
-    <w:p>
-      <w:pPr>
-        <w:pStyle w:val="BodyText"/>
-      </w:pPr>
+        <w:t xml:space="preserve">not robust</w:t>
+      </w:r>
+      <w:r>
+        <w:t xml:space="preserve">, and the directional Exploratory Propositions E1a (Advanced largest) and E1b (Frontier smallest) are</w:t>
+      </w:r>
+      <w:r>
+        <w:t xml:space="preserve"> </w:t>
+      </w:r>
       <w:r>
         <w:rPr>
           <w:bCs/>
           <w:b/>
         </w:rPr>
-        <w:t xml:space="preserve">Table 4.2 — ICRV regime subgroup results</w:t>
+        <w:t xml:space="preserve">not</w:t>
+      </w:r>
+      <w:r>
+        <w:t xml:space="preserve"> </w:t>
+      </w:r>
+      <w:r>
+        <w:t xml:space="preserve">supported: there is no monotone advanced-to-emerging gradient; see below.</w:t>
+      </w:r>
+    </w:p>
+    <w:p>
+      <w:pPr>
+        <w:pStyle w:val="BodyText"/>
+      </w:pPr>
+      <w:r>
+        <w:rPr>
+          <w:bCs/>
+          <w:b/>
+        </w:rPr>
+        <w:t xml:space="preserve">Table 4.2, ICRV regime subgroup results</w:t>
       </w:r>
       <w:r>
         <w:t xml:space="preserve"> </w:t>
@@ -9118,20 +9183,20 @@
       <w:r>
         <w:drawing>
           <wp:inline>
-            <wp:extent cx="5334000" cy="3180366"/>
+            <wp:extent cx="5753100" cy="3430252"/>
             <wp:effectExtent b="0" l="0" r="0" t="0"/>
-            <wp:docPr descr="Figure 2: ICRV 5-regime forest plot — subgroup pooled effects with 95% CI" title="" id="47" name="Picture"/>
+            <wp:docPr descr="Figure 2: ICRV regime forest plot, subgroup pooled effects with 95% CI" title="" id="50" name="Picture"/>
             <a:graphic>
               <a:graphicData uri="http://schemas.openxmlformats.org/drawingml/2006/picture">
                 <pic:pic>
                   <pic:nvPicPr>
-                    <pic:cNvPr descr="figures/figure2_icrv_forest.png" id="48" name="Picture"/>
+                    <pic:cNvPr descr="figures/figure2_icrv_forest.png" id="51" name="Picture"/>
                     <pic:cNvPicPr>
                       <a:picLocks noChangeArrowheads="1" noChangeAspect="1"/>
                     </pic:cNvPicPr>
                   </pic:nvPicPr>
                   <pic:blipFill>
-                    <a:blip r:embed="rId46"/>
+                    <a:blip r:embed="rId49"/>
                     <a:stretch>
                       <a:fillRect/>
                     </a:stretch>
@@ -9139,7 +9204,7 @@
                   <pic:spPr bwMode="auto">
                     <a:xfrm>
                       <a:off x="0" y="0"/>
-                      <a:ext cx="5334000" cy="3180366"/>
+                      <a:ext cx="5753100" cy="3430252"/>
                     </a:xfrm>
                     <a:prstGeom prst="rect">
                       <a:avLst/>
@@ -9197,7 +9262,7 @@
         <w:pStyle w:val="BodyText"/>
       </w:pPr>
       <w:r>
-        <w:t xml:space="preserve">All five regime means are positive and significant. Among the three well-populated single-country regimes the effects are tightly clustered and statistically indistinguishable — Advanced-Innovation (</w:t>
+        <w:t xml:space="preserve">All five regime means are positive and significant. Among the three well-populated single-country regimes the effects are tightly clustered and statistically indistinguishable, Advanced-Innovation (</w:t>
       </w:r>
       <w:r>
         <w:rPr>
@@ -9284,7 +9349,7 @@
         <w:t xml:space="preserve"> </w:t>
       </w:r>
       <w:r>
-        <w:t xml:space="preserve">= 25) — providing</w:t>
+        <w:t xml:space="preserve">= 25), providing</w:t>
       </w:r>
       <w:r>
         <w:t xml:space="preserve"> </w:t>
@@ -9364,7 +9429,7 @@
         <w:t xml:space="preserve"> </w:t>
       </w:r>
       <w:r>
-        <w:t xml:space="preserve">= 3 effects — including one outlier (Pouresmaeili et al., 2018,</w:t>
+        <w:t xml:space="preserve">= 3 effects, including one outlier (Pouresmaeili et al., 2018,</w:t>
       </w:r>
       <w:r>
         <w:t xml:space="preserve"> </w:t>
@@ -9396,7 +9461,7 @@
         <w:t xml:space="preserve"> </w:t>
       </w:r>
       <w:r>
-        <w:t xml:space="preserve">= 226 Iranian manufacturing firms) — and is therefore statistically fragile and contrary to E1b's predicted Frontier floor. H1 (between-regime heterogeneity) is confirmed, but the substantive pattern is a small-sample Frontier spike rather than an institutional-quality gradient; the gradient-specific propositions require substantially larger</w:t>
+        <w:t xml:space="preserve">= 226 Iranian manufacturing firms), and is therefore statistically fragile and contrary to E1b's predicted Frontier floor. A drop-FR sensitivity test confirms this directly: re-estimating the omnibus on the four well-populated core regimes (I/II/III/MX,</w:t>
       </w:r>
       <w:r>
         <w:t xml:space="preserve"> </w:t>
@@ -9412,11 +9477,105 @@
         <w:t xml:space="preserve"> </w:t>
       </w:r>
       <w:r>
-        <w:t xml:space="preserve">per regime cell before they can be properly adjudicated.</w:t>
-      </w:r>
-    </w:p>
-    <w:bookmarkEnd w:id="49"/>
-    <w:bookmarkStart w:id="50" w:name="X541c92fe8ae9c523bbb1875dcc9c5525c218523"/>
+        <w:t xml:space="preserve">= 285) reduces the between-regime moderation to</w:t>
+      </w:r>
+      <w:r>
+        <w:t xml:space="preserve"> </w:t>
+      </w:r>
+      <w:r>
+        <w:rPr>
+          <w:iCs/>
+          <w:i/>
+        </w:rPr>
+        <w:t xml:space="preserve">Q</w:t>
+      </w:r>
+      <w:r>
+        <w:t xml:space="preserve">_M = 1.49 (</w:t>
+      </w:r>
+      <w:r>
+        <w:rPr>
+          <w:iCs/>
+          <w:i/>
+        </w:rPr>
+        <w:t xml:space="preserve">df</w:t>
+      </w:r>
+      <w:r>
+        <w:t xml:space="preserve"> </w:t>
+      </w:r>
+      <w:r>
+        <w:t xml:space="preserve">= 3,</w:t>
+      </w:r>
+      <w:r>
+        <w:t xml:space="preserve"> </w:t>
+      </w:r>
+      <w:r>
+        <w:rPr>
+          <w:iCs/>
+          <w:i/>
+        </w:rPr>
+        <w:t xml:space="preserve">p</w:t>
+      </w:r>
+      <w:r>
+        <w:t xml:space="preserve"> </w:t>
+      </w:r>
+      <w:r>
+        <w:t xml:space="preserve">= .68), i.e., non-significant and on a par with the null cDAI (</w:t>
+      </w:r>
+      <w:r>
+        <w:rPr>
+          <w:iCs/>
+          <w:i/>
+        </w:rPr>
+        <w:t xml:space="preserve">Q</w:t>
+      </w:r>
+      <w:r>
+        <w:t xml:space="preserve">_M = 1.23) and DPL (</w:t>
+      </w:r>
+      <w:r>
+        <w:rPr>
+          <w:iCs/>
+          <w:i/>
+        </w:rPr>
+        <w:t xml:space="preserve">Q</w:t>
+      </w:r>
+      <w:r>
+        <w:t xml:space="preserve">_M = 0.56) tests. The full-sample significance is thus a small-sample Frontier artifact rather than evidence of an institutional-quality gradient; the gradient-specific propositions require substantially larger</w:t>
+      </w:r>
+      <w:r>
+        <w:t xml:space="preserve"> </w:t>
+      </w:r>
+      <w:r>
+        <w:rPr>
+          <w:iCs/>
+          <w:i/>
+        </w:rPr>
+        <w:t xml:space="preserve">K</w:t>
+      </w:r>
+      <w:r>
+        <w:t xml:space="preserve"> </w:t>
+      </w:r>
+      <w:r>
+        <w:t xml:space="preserve">per regime cell before they can be properly adjudicated. The sixth ICRV code, Pacific SIDS (the dissertation's Regime VI), returns zero qualifying primary studies in this corpus and therefore does not enter the subgroup model, leaving five populated cells (hence</w:t>
+      </w:r>
+      <w:r>
+        <w:t xml:space="preserve"> </w:t>
+      </w:r>
+      <w:r>
+        <w:rPr>
+          <w:iCs/>
+          <w:i/>
+        </w:rPr>
+        <w:t xml:space="preserve">df</w:t>
+      </w:r>
+      <w:r>
+        <w:t xml:space="preserve"> </w:t>
+      </w:r>
+      <w:r>
+        <w:t xml:space="preserve">= 4). (Numbering crosswalk: P6 Code II ≡ dissertation Regime III, P6 Code III ≡ Regime IV, FR ≡ Regime V, SIDS ≡ Regime VI; see Section 2 moderator coding.)</w:t>
+      </w:r>
+    </w:p>
+    <w:bookmarkEnd w:id="52"/>
+    <w:bookmarkStart w:id="53" w:name="X541c92fe8ae9c523bbb1875dcc9c5525c218523"/>
     <w:p>
       <w:pPr>
         <w:pStyle w:val="Heading3"/>
@@ -9503,7 +9662,7 @@
         <w:t xml:space="preserve"> </w:t>
       </w:r>
       <w:r>
-        <w:t xml:space="preserve">= 0.065 sits below both Low and High), and the omnibus between-group test is far from significance; there is no evidence that national digital-adoption level moderates the I→P effect.</w:t>
+        <w:t xml:space="preserve">= 0.065 sits below both Low and High), and the omnibus between-group test is far from significance; there is no evidence that national digital-adoption level moderates the I-P effect.</w:t>
       </w:r>
     </w:p>
     <w:p>
@@ -9515,7 +9674,7 @@
           <w:bCs/>
           <w:b/>
         </w:rPr>
-        <w:t xml:space="preserve">Table 4.3 — cDAI subgroup</w:t>
+        <w:t xml:space="preserve">Table 4.3, cDAI subgroup</w:t>
       </w:r>
       <w:r>
         <w:t xml:space="preserve"> </w:t>
@@ -9852,7 +10011,24 @@
         <w:t xml:space="preserve"> </w:t>
       </w:r>
       <w:r>
-        <w:t xml:space="preserve">&lt; .001) but do not differ significantly from each other. The non-monotone ordering (Low &gt; Medium &lt; High) and small, non-significant contrasts fail to support the predicted positive linear gradient. The cDAI × DPL interaction cannot be reliably estimated in the current sample given the non-significant main moderation. H3 is not supported: country-level digital adoption (cDAI, measured via World Bank DAI / ITU Digital Development Index) does not significantly amplify the pooled I→P effect in this</w:t>
+        <w:t xml:space="preserve">&lt; .001) but do not differ significantly from each other. The non-monotone ordering (Low &gt; Medium &lt; High) and small, non-significant contrasts fail to support the predicted positive linear gradient. The cDAI</w:t>
+      </w:r>
+      <w:r>
+        <w:t xml:space="preserve"> </w:t>
+      </w:r>
+      <m:oMath>
+        <m:r>
+          <m:rPr>
+            <m:sty m:val="p"/>
+          </m:rPr>
+          <m:t>×</m:t>
+        </m:r>
+      </m:oMath>
+      <w:r>
+        <w:t xml:space="preserve"> </w:t>
+      </w:r>
+      <w:r>
+        <w:t xml:space="preserve">DPL interaction cannot be reliably estimated in the current sample given the non-significant main moderation. H3 is not supported: country-level digital adoption (cDAI, measured via World Bank DAI / ITU Digital Development Index) does not significantly amplify the pooled I-P effect in this</w:t>
       </w:r>
       <w:r>
         <w:t xml:space="preserve"> </w:t>
@@ -9871,8 +10047,8 @@
         <w:t xml:space="preserve">= 238 sample. A larger sample with better resolution across the cDAI spectrum is required to test the CDCM gradient hypothesis.</w:t>
       </w:r>
     </w:p>
-    <w:bookmarkEnd w:id="50"/>
-    <w:bookmarkStart w:id="54" w:name="X0f13fb15b20194b37c5b9d050ad7a7079c0644a"/>
+    <w:bookmarkEnd w:id="53"/>
+    <w:bookmarkStart w:id="57" w:name="X0f13fb15b20194b37c5b9d050ad7a7079c0644a"/>
     <w:p>
       <w:pPr>
         <w:pStyle w:val="Heading3"/>
@@ -9947,7 +10123,7 @@
           <w:bCs/>
           <w:b/>
         </w:rPr>
-        <w:t xml:space="preserve">Table 4.4 — DPL phase subgroup</w:t>
+        <w:t xml:space="preserve">Table 4.4, DPL phase subgroup</w:t>
       </w:r>
       <w:r>
         <w:t xml:space="preserve"> </w:t>
@@ -10081,7 +10257,7 @@
               <w:jc w:val="left"/>
             </w:pPr>
             <w:r>
-              <w:t xml:space="preserve">Sample data predominantly ≤ 2008</w:t>
+              <w:t xml:space="preserve">Median data year ≤ 2008</w:t>
             </w:r>
           </w:p>
         </w:tc>
@@ -10155,7 +10331,7 @@
               <w:jc w:val="left"/>
             </w:pPr>
             <w:r>
-              <w:t xml:space="preserve">Sample spans the 2009 inflection</w:t>
+              <w:t xml:space="preserve">Median data year 2009–2013</w:t>
             </w:r>
           </w:p>
         </w:tc>
@@ -10229,7 +10405,7 @@
               <w:jc w:val="left"/>
             </w:pPr>
             <w:r>
-              <w:t xml:space="preserve">Sample data predominantly ≥ 2014</w:t>
+              <w:t xml:space="preserve">Median data year ≥ 2014</w:t>
             </w:r>
           </w:p>
         </w:tc>
@@ -10409,20 +10585,20 @@
       <w:r>
         <w:drawing>
           <wp:inline>
-            <wp:extent cx="5334000" cy="4083020"/>
+            <wp:extent cx="5753100" cy="4403829"/>
             <wp:effectExtent b="0" l="0" r="0" t="0"/>
-            <wp:docPr descr="Figure 3: DPL phase moderation — pooled I→P effect by digital adoption epoch" title="" id="52" name="Picture"/>
+            <wp:docPr descr="Figure 3: DPL phase moderation, pooled I-P effect by digital adoption epoch" title="" id="55" name="Picture"/>
             <a:graphic>
               <a:graphicData uri="http://schemas.openxmlformats.org/drawingml/2006/picture">
                 <pic:pic>
                   <pic:nvPicPr>
-                    <pic:cNvPr descr="figures/figure3_dpl_phase.png" id="53" name="Picture"/>
+                    <pic:cNvPr descr="figures/figure3_dpl_phase.png" id="56" name="Picture"/>
                     <pic:cNvPicPr>
                       <a:picLocks noChangeArrowheads="1" noChangeAspect="1"/>
                     </pic:cNvPicPr>
                   </pic:nvPicPr>
                   <pic:blipFill>
-                    <a:blip r:embed="rId51"/>
+                    <a:blip r:embed="rId54"/>
                     <a:stretch>
                       <a:fillRect/>
                     </a:stretch>
@@ -10430,7 +10606,7 @@
                   <pic:spPr bwMode="auto">
                     <a:xfrm>
                       <a:off x="0" y="0"/>
-                      <a:ext cx="5334000" cy="4083020"/>
+                      <a:ext cx="5753100" cy="4403829"/>
                     </a:xfrm>
                     <a:prstGeom prst="rect">
                       <a:avLst/>
@@ -10467,8 +10643,8 @@
         <w:t xml:space="preserve">DPL phase subgroup results. Pooled effect sizes by Precede / Span / Follow epoch with 95% CI. The between-phase differences are small and non-significant.</w:t>
       </w:r>
     </w:p>
-    <w:bookmarkEnd w:id="54"/>
-    <w:bookmarkStart w:id="58" w:name="X19c46ecf699f27e790e5a8fa6520cb51f104e4a"/>
+    <w:bookmarkEnd w:id="57"/>
+    <w:bookmarkStart w:id="61" w:name="X19c46ecf699f27e790e5a8fa6520cb51f104e4a"/>
     <w:p>
       <w:pPr>
         <w:pStyle w:val="Heading3"/>
@@ -10495,7 +10671,7 @@
         <w:t xml:space="preserve">supported</w:t>
       </w:r>
       <w:r>
-        <w:t xml:space="preserve">: multiple indicators consistently detect publication bias, though the positive I→P effect survives correction.</w:t>
+        <w:t xml:space="preserve">: multiple indicators consistently detect publication bias, though the positive I-P effect survives correction.</w:t>
       </w:r>
     </w:p>
     <w:p>
@@ -10558,7 +10734,21 @@
         <w:t xml:space="preserve"> </w:t>
       </w:r>
       <w:r>
-        <w:t xml:space="preserve">= .057) — marginal and not significant at α = .05; the regression-based asymmetry signal is suggestive but inconclusive.</w:t>
+        <w:t xml:space="preserve">= .057), marginal and not significant at</w:t>
+      </w:r>
+      <w:r>
+        <w:t xml:space="preserve"> </w:t>
+      </w:r>
+      <m:oMath>
+        <m:r>
+          <m:t>α</m:t>
+        </m:r>
+      </m:oMath>
+      <w:r>
+        <w:t xml:space="preserve"> </w:t>
+      </w:r>
+      <w:r>
+        <w:t xml:space="preserve">= .05; the regression-based asymmetry signal is suggestive but inconclusive.</w:t>
       </w:r>
     </w:p>
     <w:p>
@@ -10576,7 +10766,32 @@
         <w:t xml:space="preserve"> </w:t>
       </w:r>
       <w:r>
-        <w:t xml:space="preserve">(Kendall's τ): τ = −0.134,</w:t>
+        <w:t xml:space="preserve">(Kendall's</w:t>
+      </w:r>
+      <w:r>
+        <w:t xml:space="preserve"> </w:t>
+      </w:r>
+      <m:oMath>
+        <m:r>
+          <m:t>τ</m:t>
+        </m:r>
+      </m:oMath>
+      <w:r>
+        <w:t xml:space="preserve">):</w:t>
+      </w:r>
+      <w:r>
+        <w:t xml:space="preserve"> </w:t>
+      </w:r>
+      <m:oMath>
+        <m:r>
+          <m:t>τ</m:t>
+        </m:r>
+      </m:oMath>
+      <w:r>
+        <w:t xml:space="preserve"> </w:t>
+      </w:r>
+      <w:r>
+        <w:t xml:space="preserve">= −0.134,</w:t>
       </w:r>
       <w:r>
         <w:t xml:space="preserve"> </w:t>
@@ -10592,7 +10807,7 @@
         <w:t xml:space="preserve"> </w:t>
       </w:r>
       <w:r>
-        <w:t xml:space="preserve">= .0007 — significant funnel asymmetry; studies with larger standard errors (smaller</w:t>
+        <w:t xml:space="preserve">= .0007, significant funnel asymmetry; studies with larger standard errors (smaller</w:t>
       </w:r>
       <w:r>
         <w:t xml:space="preserve"> </w:t>
@@ -10652,7 +10867,7 @@
         <w:t xml:space="preserve"> </w:t>
       </w:r>
       <w:r>
-        <w:t xml:space="preserve">= 0.035 (95% CI [0.023, 0.048]) — a conservative lower bound. The effect remains positive and significant but is substantially attenuated from the raw estimate (0.074 → 0.035).</w:t>
+        <w:t xml:space="preserve">= 0.035 (95% CI [0.023, 0.048]), a conservative lower bound. The effect remains positive and significant but is substantially attenuated from the raw estimate (0.074 to 0.035).</w:t>
       </w:r>
     </w:p>
     <w:p>
@@ -10715,7 +10930,7 @@
         <w:t xml:space="preserve"> </w:t>
       </w:r>
       <w:r>
-        <w:t xml:space="preserve">+ 10 = 1,200; even under extreme publication suppression assumptions, a trivially small effect would require 45,848 unpublished null studies — implausible.</w:t>
+        <w:t xml:space="preserve">+ 10 = 1,200; even under extreme publication suppression assumptions, a trivially small effect would require 45,848 unpublished null studies, implausible.</w:t>
       </w:r>
     </w:p>
     <w:p>
@@ -10770,15 +10985,25 @@
       <w:r>
         <w:t xml:space="preserve">= 0.074. Together with the substantial unexplained heterogeneity (</w:t>
       </w:r>
-      <w:r>
-        <w:rPr>
-          <w:iCs/>
-          <w:i/>
-        </w:rPr>
-        <w:t xml:space="preserve">I</w:t>
-      </w:r>
-      <w:r>
-        <w:t xml:space="preserve">² = 62.4%) and non-significant moderator tests (§§4.3–4.5), the publication bias evidence suggests that the apparent average I→P effect is upwardly inflated in the published literature. The true population effect may be closer to</w:t>
+      <m:oMath>
+        <m:sSup>
+          <m:e>
+            <m:r>
+              <m:t>I</m:t>
+            </m:r>
+          </m:e>
+          <m:sup>
+            <m:r>
+              <m:t>2</m:t>
+            </m:r>
+          </m:sup>
+        </m:sSup>
+      </m:oMath>
+      <w:r>
+        <w:t xml:space="preserve"> </w:t>
+      </w:r>
+      <w:r>
+        <w:t xml:space="preserve">= 87.8%) and non-significant moderator tests (Sections 4.3–4.5), the publication bias evidence suggests that the apparent average I-P effect is upwardly inflated in the published literature. The true population effect may be closer to</w:t>
       </w:r>
       <w:r>
         <w:t xml:space="preserve"> </w:t>
@@ -10793,8 +11018,19 @@
       <w:r>
         <w:t xml:space="preserve"> </w:t>
       </w:r>
-      <w:r>
-        <w:t xml:space="preserve">≈ 0.035.</w:t>
+      <m:oMath>
+        <m:r>
+          <m:rPr>
+            <m:sty m:val="p"/>
+          </m:rPr>
+          <m:t>≈</m:t>
+        </m:r>
+      </m:oMath>
+      <w:r>
+        <w:t xml:space="preserve"> </w:t>
+      </w:r>
+      <w:r>
+        <w:t xml:space="preserve">0.035.</w:t>
       </w:r>
     </w:p>
     <w:p>
@@ -10804,20 +11040,20 @@
       <w:r>
         <w:drawing>
           <wp:inline>
-            <wp:extent cx="5334000" cy="4266240"/>
+            <wp:extent cx="5753100" cy="4601444"/>
             <wp:effectExtent b="0" l="0" r="0" t="0"/>
-            <wp:docPr descr="Figure 5: Funnel plot with trim-and-fill imputed studies" title="" id="56" name="Picture"/>
+            <wp:docPr descr="Figure 4: Funnel plot with trim-and-fill imputed studies" title="" id="59" name="Picture"/>
             <a:graphic>
               <a:graphicData uri="http://schemas.openxmlformats.org/drawingml/2006/picture">
                 <pic:pic>
                   <pic:nvPicPr>
-                    <pic:cNvPr descr="figures/figure5_funnel_plot.png" id="57" name="Picture"/>
+                    <pic:cNvPr descr="figures/figure4_funnel_plot.png" id="60" name="Picture"/>
                     <pic:cNvPicPr>
                       <a:picLocks noChangeArrowheads="1" noChangeAspect="1"/>
                     </pic:cNvPicPr>
                   </pic:nvPicPr>
                   <pic:blipFill>
-                    <a:blip r:embed="rId55"/>
+                    <a:blip r:embed="rId58"/>
                     <a:stretch>
                       <a:fillRect/>
                     </a:stretch>
@@ -10825,7 +11061,7 @@
                   <pic:spPr bwMode="auto">
                     <a:xfrm>
                       <a:off x="0" y="0"/>
-                      <a:ext cx="5334000" cy="4266240"/>
+                      <a:ext cx="5753100" cy="4601444"/>
                     </a:xfrm>
                     <a:prstGeom prst="rect">
                       <a:avLst/>
@@ -10853,7 +11089,7 @@
           <w:iCs/>
           <w:i/>
         </w:rPr>
-        <w:t xml:space="preserve">Figure 5.</w:t>
+        <w:t xml:space="preserve">Figure 4.</w:t>
       </w:r>
       <w:r>
         <w:t xml:space="preserve"> </w:t>
@@ -10891,8 +11127,8 @@
         <w:t xml:space="preserve">= 0.035.</w:t>
       </w:r>
     </w:p>
-    <w:bookmarkEnd w:id="58"/>
-    <w:bookmarkStart w:id="62" w:name="X2944bef6cd2d25cd29d80b35f2bf895bc8ca4c2"/>
+    <w:bookmarkEnd w:id="61"/>
+    <w:bookmarkStart w:id="65" w:name="X2944bef6cd2d25cd29d80b35f2bf895bc8ca4c2"/>
     <w:p>
       <w:pPr>
         <w:pStyle w:val="Heading3"/>
@@ -11463,6 +11699,130 @@
           </w:p>
         </w:tc>
       </w:tr>
+      <w:tr>
+        <w:tc>
+          <w:tcPr/>
+          <w:p>
+            <w:pPr>
+              <w:pStyle w:val="Compact"/>
+              <w:jc w:val="left"/>
+            </w:pPr>
+            <w:r>
+              <w:t xml:space="preserve">ICRV omnibus, drop Frontier</w:t>
+            </w:r>
+          </w:p>
+        </w:tc>
+        <w:tc>
+          <w:tcPr/>
+          <w:p>
+            <w:pPr>
+              <w:pStyle w:val="Compact"/>
+              <w:jc w:val="left"/>
+            </w:pPr>
+            <w:r>
+              <w:t xml:space="preserve">285</w:t>
+            </w:r>
+          </w:p>
+        </w:tc>
+        <w:tc>
+          <w:tcPr/>
+          <w:p>
+            <w:pPr>
+              <w:pStyle w:val="Compact"/>
+              <w:jc w:val="left"/>
+            </w:pPr>
+            <w:r>
+              <w:t xml:space="preserve">—</w:t>
+            </w:r>
+          </w:p>
+        </w:tc>
+        <w:tc>
+          <w:tcPr/>
+          <w:p>
+            <w:pPr>
+              <w:pStyle w:val="Compact"/>
+              <w:jc w:val="left"/>
+            </w:pPr>
+            <w:r>
+              <w:t xml:space="preserve">—</w:t>
+            </w:r>
+          </w:p>
+        </w:tc>
+        <w:tc>
+          <w:tcPr/>
+          <w:p>
+            <w:pPr>
+              <w:pStyle w:val="Compact"/>
+              <w:jc w:val="left"/>
+            </w:pPr>
+            <w:r>
+              <w:rPr>
+                <w:iCs/>
+                <w:i/>
+              </w:rPr>
+              <w:t xml:space="preserve">Q</w:t>
+            </w:r>
+            <w:r>
+              <w:t xml:space="preserve">_M = 1.49 (</w:t>
+            </w:r>
+            <w:r>
+              <w:rPr>
+                <w:iCs/>
+                <w:i/>
+              </w:rPr>
+              <w:t xml:space="preserve">df</w:t>
+            </w:r>
+            <w:r>
+              <w:t xml:space="preserve"> </w:t>
+            </w:r>
+            <w:r>
+              <w:t xml:space="preserve">= 3,</w:t>
+            </w:r>
+            <w:r>
+              <w:t xml:space="preserve"> </w:t>
+            </w:r>
+            <w:r>
+              <w:rPr>
+                <w:iCs/>
+                <w:i/>
+              </w:rPr>
+              <w:t xml:space="preserve">p</w:t>
+            </w:r>
+            <w:r>
+              <w:t xml:space="preserve"> </w:t>
+            </w:r>
+            <w:r>
+              <w:t xml:space="preserve">= .68); full-sample</w:t>
+            </w:r>
+            <w:r>
+              <w:t xml:space="preserve"> </w:t>
+            </w:r>
+            <w:r>
+              <w:rPr>
+                <w:iCs/>
+                <w:i/>
+              </w:rPr>
+              <w:t xml:space="preserve">Q</w:t>
+            </w:r>
+            <w:r>
+              <w:t xml:space="preserve">_M = 17.35 carried by FR (</w:t>
+            </w:r>
+            <w:r>
+              <w:rPr>
+                <w:iCs/>
+                <w:i/>
+              </w:rPr>
+              <w:t xml:space="preserve">K</w:t>
+            </w:r>
+            <w:r>
+              <w:t xml:space="preserve"> </w:t>
+            </w:r>
+            <w:r>
+              <w:t xml:space="preserve">= 3)</w:t>
+            </w:r>
+          </w:p>
+        </w:tc>
+      </w:tr>
     </w:tbl>
     <w:p>
       <w:pPr>
@@ -11508,20 +11868,20 @@
       <w:r>
         <w:drawing>
           <wp:inline>
-            <wp:extent cx="5334000" cy="2344725"/>
+            <wp:extent cx="5753100" cy="2528953"/>
             <wp:effectExtent b="0" l="0" r="0" t="0"/>
-            <wp:docPr descr="Figure 4: Leave-one-out sensitivity — pooled r̄ range across leave-one-out iterations" title="" id="60" name="Picture"/>
+            <wp:docPr descr="Figure 5: Leave-one-out sensitivity, pooled r̄ range across leave-one-out iterations" title="" id="63" name="Picture"/>
             <a:graphic>
               <a:graphicData uri="http://schemas.openxmlformats.org/drawingml/2006/picture">
                 <pic:pic>
                   <pic:nvPicPr>
-                    <pic:cNvPr descr="figures/figure4_sensitivity.png" id="61" name="Picture"/>
+                    <pic:cNvPr descr="figures/figure5_sensitivity.png" id="64" name="Picture"/>
                     <pic:cNvPicPr>
                       <a:picLocks noChangeArrowheads="1" noChangeAspect="1"/>
                     </pic:cNvPicPr>
                   </pic:nvPicPr>
                   <pic:blipFill>
-                    <a:blip r:embed="rId59"/>
+                    <a:blip r:embed="rId62"/>
                     <a:stretch>
                       <a:fillRect/>
                     </a:stretch>
@@ -11529,7 +11889,7 @@
                   <pic:spPr bwMode="auto">
                     <a:xfrm>
                       <a:off x="0" y="0"/>
-                      <a:ext cx="5334000" cy="2344725"/>
+                      <a:ext cx="5753100" cy="2528953"/>
                     </a:xfrm>
                     <a:prstGeom prst="rect">
                       <a:avLst/>
@@ -11557,7 +11917,7 @@
           <w:iCs/>
           <w:i/>
         </w:rPr>
-        <w:t xml:space="preserve">Figure 4.</w:t>
+        <w:t xml:space="preserve">Figure 5.</w:t>
       </w:r>
       <w:r>
         <w:t xml:space="preserve"> </w:t>
@@ -11589,9 +11949,9 @@
         </w:pict>
       </w:r>
     </w:p>
-    <w:bookmarkEnd w:id="62"/>
-    <w:bookmarkEnd w:id="63"/>
-    <w:bookmarkStart w:id="68" w:name="X735612638e4e736e4693e459c258977262c0dfc"/>
+    <w:bookmarkEnd w:id="65"/>
+    <w:bookmarkEnd w:id="66"/>
+    <w:bookmarkStart w:id="71" w:name="X735612638e4e736e4693e459c258977262c0dfc"/>
     <w:p>
       <w:pPr>
         <w:pStyle w:val="Heading2"/>
@@ -11600,7 +11960,7 @@
         <w:t xml:space="preserve">5. Discussion</w:t>
       </w:r>
     </w:p>
-    <w:bookmarkStart w:id="64" w:name="X358d8a6bfbc612aa554abb1739dd28765579392"/>
+    <w:bookmarkStart w:id="67" w:name="X358d8a6bfbc612aa554abb1739dd28765579392"/>
     <w:p>
       <w:pPr>
         <w:pStyle w:val="Heading3"/>
@@ -11643,7 +12003,7 @@
         <w:t xml:space="preserve"> </w:t>
       </w:r>
       <w:r>
-        <w:t xml:space="preserve">= 238, 49 economies) is consistent with country-level evidence from across the global study corpus, including the Asia-Pacific primary studies underlying the ICBEF 2025 baseline ([Authors], 2024). The pooled effect is positive and significant, confirming that export-intensive firms tend to outperform domestically focused peers even after adjusting for firm size, age, and industry.</w:t>
+        <w:t xml:space="preserve">= 238, 49 economies) is consistent with country-level evidence from across the global study corpus, including the Asia-Pacific primary studies underlying the ICBEF 2025 baseline (Do &amp; Phan, 2024). The pooled effect is positive and significant, confirming that export-intensive firms tend to outperform domestically focused peers even after adjusting for firm size, age, and industry.</w:t>
       </w:r>
     </w:p>
     <w:p>
@@ -11838,7 +12198,7 @@
         <w:t xml:space="preserve"> </w:t>
       </w:r>
       <w:r>
-        <w:t xml:space="preserve">= 0.069) statistically indistinguishable from the Advanced-Innovation mean — directly contrary to E1a's predicted advanced-over-emerging ordering. At the primary-study level, [Authors] (2025) document a negative aggregate DOI coefficient on 380 Indian WBES firms (FGLS estimation), with manager experience and female top-management leadership as positive moderating factors — a pattern consistent with CIMT's prediction that firm-level compensating resources partially offset institutional friction in Emerging environments.</w:t>
+        <w:t xml:space="preserve">= 0.069) statistically indistinguishable from the Advanced-Innovation mean, directly contrary to E1a's predicted advanced-over-emerging ordering. At the primary-study level, Do &amp; Phan (2025) document a negative aggregate DOI coefficient on 380 Indian WBES firms (FGLS estimation), with manager experience and female top-management leadership as positive moderating factors, a pattern consistent with CIMT's prediction that firm-level compensating resources partially offset institutional friction in Emerging environments.</w:t>
       </w:r>
     </w:p>
     <w:p>
@@ -11977,7 +12337,7 @@
         <w:t xml:space="preserve">Q</w:t>
       </w:r>
       <w:r>
-        <w:t xml:space="preserve">_M, yet on only three effects it cannot be interpreted as a reliable Frontier I→P effect — and its high (not low) point estimate is directly contrary to E1b's predicted Frontier floor. The actual Frontier I→P effect could be zero, positive, or negative — substantially larger</w:t>
+        <w:t xml:space="preserve">_M, yet on only three effects it cannot be interpreted as a reliable Frontier I-P effect, and its high (not low) point estimate is directly contrary to E1b's predicted Frontier floor. The actual Frontier I-P effect could be zero, positive, or negative, substantially larger</w:t>
       </w:r>
       <w:r>
         <w:t xml:space="preserve"> </w:t>
@@ -12011,7 +12371,7 @@
         <w:t xml:space="preserve"> </w:t>
       </w:r>
       <w:r>
-        <w:t xml:space="preserve">H1 is confirmed — the ICRV between-regime Q_M test (</w:t>
+        <w:t xml:space="preserve">H1 receives only fragile support. The full-sample ICRV between-regime Q_M test is significant (</w:t>
       </w:r>
       <w:r>
         <w:rPr>
@@ -12037,7 +12397,33 @@
         <w:t xml:space="preserve"> </w:t>
       </w:r>
       <w:r>
-        <w:t xml:space="preserve">= .002) is statistically significant, establishing that I→P effect sizes vary across institutional regimes as theorized. The Q_M significance reflects the single-country vs. multi-country distinction rather than a monotone institutional gradient, so the directional gradient propositions E1a and E1b are not meta-analytically confirmed in the current sample. The substantiated finding is that the baseline I→P effect (</w:t>
+        <w:t xml:space="preserve">= .002), but a drop-FR sensitivity test shows this is carried entirely by the 3-study Frontier cell: on the four well-populated core regimes the omnibus falls to</w:t>
+      </w:r>
+      <w:r>
+        <w:t xml:space="preserve"> </w:t>
+      </w:r>
+      <w:r>
+        <w:rPr>
+          <w:iCs/>
+          <w:i/>
+        </w:rPr>
+        <w:t xml:space="preserve">Q</w:t>
+      </w:r>
+      <w:r>
+        <w:t xml:space="preserve">_M = 1.49 (</w:t>
+      </w:r>
+      <w:r>
+        <w:rPr>
+          <w:iCs/>
+          <w:i/>
+        </w:rPr>
+        <w:t xml:space="preserve">p</w:t>
+      </w:r>
+      <w:r>
+        <w:t xml:space="preserve"> </w:t>
+      </w:r>
+      <w:r>
+        <w:t xml:space="preserve">= .68), non-significant. Robust between-regime moderation is therefore absent at current sample sizes, and the directional gradient propositions E1a and E1b are not meta-analytically confirmed. The substantiated finding is that the baseline I-P effect (</w:t>
       </w:r>
       <w:r>
         <w:rPr>
@@ -12063,11 +12449,11 @@
         <w:t xml:space="preserve"> </w:t>
       </w:r>
       <w:r>
-        <w:t xml:space="preserve">= 0.079 vs. 0.069) does not reach significance — a result that bounds, rather than refutes, CIMT's institutional gradient prediction.</w:t>
-      </w:r>
-    </w:p>
-    <w:bookmarkEnd w:id="64"/>
-    <w:bookmarkStart w:id="65" w:name="X688563909f8febb75275ad832e560c448093230"/>
+        <w:t xml:space="preserve">= 0.079 vs. 0.069) does not reach significance, a result that bounds, rather than refutes, CIMT's institutional gradient prediction.</w:t>
+      </w:r>
+    </w:p>
+    <w:bookmarkEnd w:id="67"/>
+    <w:bookmarkStart w:id="68" w:name="X688563909f8febb75275ad832e560c448093230"/>
     <w:p>
       <w:pPr>
         <w:pStyle w:val="Heading3"/>
@@ -12085,7 +12471,7 @@
           <w:bCs/>
           <w:b/>
         </w:rPr>
-        <w:t xml:space="preserve">Contribution 1: Largest globally representative I→P meta-analysis to date.</w:t>
+        <w:t xml:space="preserve">Contribution 1: Largest globally representative I-P meta-analysis to date.</w:t>
       </w:r>
       <w:r>
         <w:t xml:space="preserve"> </w:t>
@@ -12120,7 +12506,7 @@
         <w:t xml:space="preserve"> </w:t>
       </w:r>
       <w:r>
-        <w:t xml:space="preserve">= 288 effects) is the most comprehensive quantitative synthesis of I→P evidence to apply three-level modeling, extending the ICBEF 2025 Asia-Pacific baseline (</w:t>
+        <w:t xml:space="preserve">= 288 effects) is the most comprehensive quantitative synthesis of I-P evidence to apply three-level modeling, extending the ICBEF 2025 Asia-Pacific baseline (</w:t>
       </w:r>
       <w:r>
         <w:rPr>
@@ -12167,7 +12553,7 @@
         <w:t xml:space="preserve"> </w:t>
       </w:r>
       <w:r>
-        <w:t xml:space="preserve">This paper is the first to formally test ICRV institutional regime, national digital adoption (cDAI), and Digital Paradox Lifecycle phase as moderators in a three-level MARA. H1 (between-regime Q_M test) is confirmed (</w:t>
+        <w:t xml:space="preserve">This paper is the first to formally test ICRV institutional regime, national digital adoption (cDAI), and Digital Paradox Lifecycle phase as moderators in a three-level MARA. The full-sample ICRV omnibus is significant (</w:t>
       </w:r>
       <w:r>
         <w:rPr>
@@ -12193,7 +12579,36 @@
         <w:t xml:space="preserve"> </w:t>
       </w:r>
       <w:r>
-        <w:t xml:space="preserve">= .002), establishing that I→P effect sizes vary systematically across institutional regimes. However, the directional gradient propositions (E1a/E1b) and the cDAI and DPL hypotheses (H2, H3) are not confirmed under rigorous between-group testing. These results set theoretically informative bounds: the</w:t>
+        <w:t xml:space="preserve">= .002), but a drop-FR sensitivity test reveals this rests entirely on a 3-study Frontier cell (core-regime</w:t>
+      </w:r>
+      <w:r>
+        <w:t xml:space="preserve"> </w:t>
+      </w:r>
+      <w:r>
+        <w:rPr>
+          <w:iCs/>
+          <w:i/>
+        </w:rPr>
+        <w:t xml:space="preserve">Q</w:t>
+      </w:r>
+      <w:r>
+        <w:t xml:space="preserve">_M = 1.49,</w:t>
+      </w:r>
+      <w:r>
+        <w:t xml:space="preserve"> </w:t>
+      </w:r>
+      <w:r>
+        <w:rPr>
+          <w:iCs/>
+          <w:i/>
+        </w:rPr>
+        <w:t xml:space="preserve">p</w:t>
+      </w:r>
+      <w:r>
+        <w:t xml:space="preserve"> </w:t>
+      </w:r>
+      <w:r>
+        <w:t xml:space="preserve">= .68); H1 therefore receives only fragile, non-robust support. The directional gradient propositions (E1a/E1b) and the cDAI and DPL hypotheses (H2, H3) are likewise not confirmed under rigorous between-group testing. These results set theoretically informative bounds: the</w:t>
       </w:r>
       <w:r>
         <w:t xml:space="preserve"> </w:t>
@@ -12288,7 +12703,21 @@
         <w:t xml:space="preserve"> </w:t>
       </w:r>
       <w:r>
-        <w:t xml:space="preserve">= 58 imputed studies) and significant Begg's τ (</w:t>
+        <w:t xml:space="preserve">= 58 imputed studies) and significant Begg's</w:t>
+      </w:r>
+      <w:r>
+        <w:t xml:space="preserve"> </w:t>
+      </w:r>
+      <m:oMath>
+        <m:r>
+          <m:t>τ</m:t>
+        </m:r>
+      </m:oMath>
+      <w:r>
+        <w:t xml:space="preserve"> </w:t>
+      </w:r>
+      <w:r>
+        <w:t xml:space="preserve">(</w:t>
       </w:r>
       <w:r>
         <w:rPr>
@@ -12301,7 +12730,7 @@
         <w:t xml:space="preserve"> </w:t>
       </w:r>
       <w:r>
-        <w:t xml:space="preserve">= .0007) together indicate that the I→P literature has a substantial positive publication bias. The raw pooled effect (</w:t>
+        <w:t xml:space="preserve">= .0007) together indicate that the I-P literature has a substantial positive publication bias. The raw pooled effect (</w:t>
       </w:r>
       <w:r>
         <w:rPr>
@@ -12327,11 +12756,11 @@
         <w:t xml:space="preserve"> </w:t>
       </w:r>
       <w:r>
-        <w:t xml:space="preserve">= 0.035) providing a conservative lower bound. This finding — from the most globally comprehensive three-level MARA of I→P to date — is the most actionable theoretical contribution: it suggests that the IB literature's widely cited "positive I→P relationship" is partially an artifact of selective publication rather than a robust phenomenon.</w:t>
-      </w:r>
-    </w:p>
-    <w:bookmarkEnd w:id="65"/>
-    <w:bookmarkStart w:id="66" w:name="Xb1fcf2c8d5f0b973be8539a5c4cf4005bf85f3d"/>
+        <w:t xml:space="preserve">= 0.035) providing a conservative lower bound. This finding, from the most globally comprehensive three-level MARA of I-P to date, is the most actionable theoretical contribution: it suggests that the IB literature's widely cited "positive I-P relationship" is partially an artifact of selective publication rather than a robust phenomenon.</w:t>
+      </w:r>
+    </w:p>
+    <w:bookmarkEnd w:id="68"/>
+    <w:bookmarkStart w:id="69" w:name="Xb1fcf2c8d5f0b973be8539a5c4cf4005bf85f3d"/>
     <w:p>
       <w:pPr>
         <w:pStyle w:val="Heading3"/>
@@ -12392,7 +12821,7 @@
         <w:t xml:space="preserve"> </w:t>
       </w:r>
       <w:r>
-        <w:t xml:space="preserve">= 0.074 is the better estimate of the true average performance return to internationalization. Firms that expect large productivity gains from export intensification alone are likely to be disappointed — the published literature systematically over-reports positive effects. Internationalization strategy should be driven by firm-specific competitive advantages and market-specific learning, not by the assumption that "internationalization improves performance" unconditionally.</w:t>
+        <w:t xml:space="preserve">= 0.074 is the better estimate of the true average performance return to internationalization. Firms that expect large productivity gains from export intensification alone are likely to be disappointed: the published literature systematically over-reports positive effects. Internationalization strategy should be driven by firm-specific competitive advantages and market-specific learning, not by the assumption that "internationalization improves performance" unconditionally.</w:t>
       </w:r>
     </w:p>
     <w:p>
@@ -12439,7 +12868,7 @@
         <w:t xml:space="preserve"> </w:t>
       </w:r>
       <w:r>
-        <w:t xml:space="preserve">= 0.035) is a call for pre-registered studies with explicit null-hypothesis reporting. Publication practices in the I→P literature — where positive effects are over-represented — may be distorting the field's understanding of when and why internationalization helps. Pre-registration on OSF and adoption of three-level MARA with trim-and-fill correction should become standard in future I→P meta-analyses.</w:t>
+        <w:t xml:space="preserve">= 0.035) is a call for pre-registered studies with explicit null-hypothesis reporting. Publication practices in the I-P literature, where positive effects are over-represented, may be distorting the field's understanding of when and why internationalization helps. Pre-registration on OSF and adoption of three-level MARA with trim-and-fill correction should become standard in future I-P meta-analyses.</w:t>
       </w:r>
     </w:p>
     <w:p>
@@ -12473,8 +12902,8 @@
         <w:t xml:space="preserve">= 0.079 vs. 0.069, non-significant) is not large enough to justify institutional quality as the primary determinant of export-led productivity. Export promotion programs should target firm-level capabilities (technological, managerial) as much as institutional reform, given that the institution-performance gradient is not meta-analytically confirmed at current sample sizes.</w:t>
       </w:r>
     </w:p>
-    <w:bookmarkEnd w:id="66"/>
-    <w:bookmarkStart w:id="67" w:name="X0f6e89d87400594fb1abd2d07a881153acd68bb"/>
+    <w:bookmarkEnd w:id="69"/>
+    <w:bookmarkStart w:id="70" w:name="X0f6e89d87400594fb1abd2d07a881153acd68bb"/>
     <w:p>
       <w:pPr>
         <w:pStyle w:val="Heading3"/>
@@ -12518,8 +12947,47 @@
       <w:r>
         <w:t xml:space="preserve"> </w:t>
       </w:r>
-      <w:r>
-        <w:t xml:space="preserve">≈ 5, wide CI) does not permit definitive conclusions about the "forced-penalty" hypothesis — a targeted search for SIDS-focused primary studies (as specified in Appendix B) is required before meta-analytic SIDS effects are precise. (2) The cDAI × ICRV joint moderation (three-way interaction) is underpowered in the current dataset (</w:t>
+      <m:oMath>
+        <m:r>
+          <m:rPr>
+            <m:sty m:val="p"/>
+          </m:rPr>
+          <m:t>≈</m:t>
+        </m:r>
+      </m:oMath>
+      <w:r>
+        <w:t xml:space="preserve"> </w:t>
+      </w:r>
+      <w:r>
+        <w:t xml:space="preserve">5, wide CI) does not permit definitive conclusions about the "forced-penalty" hypothesis, a targeted search for SIDS-focused primary studies (as specified in Appendix B) is required before meta-analytic SIDS effects are precise. (2) The c</w:t>
+      </w:r>
+      <m:oMath>
+        <m:r>
+          <m:rPr>
+            <m:nor/>
+            <m:sty m:val="p"/>
+          </m:rPr>
+          <m:t>DAI</m:t>
+        </m:r>
+        <m:r>
+          <m:rPr>
+            <m:sty m:val="p"/>
+          </m:rPr>
+          <m:t>×</m:t>
+        </m:r>
+        <m:r>
+          <m:rPr>
+            <m:nor/>
+            <m:sty m:val="p"/>
+          </m:rPr>
+          <m:t>ICRV</m:t>
+        </m:r>
+      </m:oMath>
+      <w:r>
+        <w:t xml:space="preserve"> </w:t>
+      </w:r>
+      <w:r>
+        <w:t xml:space="preserve">joint moderation (three-way interaction) is underpowered in the current dataset (</w:t>
       </w:r>
       <w:r>
         <w:rPr>
@@ -12532,7 +13000,7 @@
         <w:t xml:space="preserve"> </w:t>
       </w:r>
       <w:r>
-        <w:t xml:space="preserve">per cell &lt; 20); point estimates are provided but confidence intervals are wide. (3) All effect sizes are cross-sectional or panel at the study level — no longitudinal meta-regression can distinguish selection effects from causal learning returns to internationalization.</w:t>
+        <w:t xml:space="preserve">per cell &lt; 20); point estimates are provided but confidence intervals are wide. (3) All effect sizes are cross-sectional or panel at the study level, no longitudinal meta-regression can distinguish selection effects from causal learning returns to internationalization.</w:t>
       </w:r>
     </w:p>
     <w:p>
@@ -12568,7 +13036,7 @@
         <w:t xml:space="preserve"> </w:t>
       </w:r>
       <w:r>
-        <w:t xml:space="preserve">The 5-regime taxonomy uses WGI Rule of Law as the primary classifier. Alternative institutions-based classifiers (Heritage Foundation Economic Freedom, Transparency International CPI) yield broadly consistent regime assignments but differ at the margin for Regime II/III border cases.</w:t>
+        <w:t xml:space="preserve">The 6-regime taxonomy uses WGI Rule of Law as the primary classifier. Alternative institutions-based classifiers (Heritage Foundation Economic Freedom, Transparency International CPI) yield broadly consistent regime assignments but differ at the margin for Regime II/III border cases.</w:t>
       </w:r>
     </w:p>
     <w:p>
@@ -12578,9 +13046,9 @@
         </w:pict>
       </w:r>
     </w:p>
-    <w:bookmarkEnd w:id="67"/>
-    <w:bookmarkEnd w:id="68"/>
-    <w:bookmarkStart w:id="69" w:name="X6b297cc947e0db5526be369b1f0f4ddc67b2415"/>
+    <w:bookmarkEnd w:id="70"/>
+    <w:bookmarkEnd w:id="71"/>
+    <w:bookmarkStart w:id="72" w:name="X6b297cc947e0db5526be369b1f0f4ddc67b2415"/>
     <w:p>
       <w:pPr>
         <w:pStyle w:val="Heading2"/>
@@ -12657,15 +13125,34 @@
       <w:r>
         <w:t xml:space="preserve"> </w:t>
       </w:r>
-      <w:r>
-        <w:rPr>
-          <w:iCs/>
-          <w:i/>
-        </w:rPr>
-        <w:t xml:space="preserve">I</w:t>
-      </w:r>
-      <w:r>
-        <w:t xml:space="preserve">²_total = 62.4%) confirms a small but consistent positive I→P relationship globally, robust across seven sensitivity checks.</w:t>
+      <m:oMath>
+        <m:sSubSup>
+          <m:e>
+            <m:r>
+              <m:t>I</m:t>
+            </m:r>
+          </m:e>
+          <m:sub>
+            <m:r>
+              <m:rPr>
+                <m:nor/>
+                <m:sty m:val="p"/>
+              </m:rPr>
+              <m:t>total</m:t>
+            </m:r>
+          </m:sub>
+          <m:sup>
+            <m:r>
+              <m:t>2</m:t>
+            </m:r>
+          </m:sup>
+        </m:sSubSup>
+      </m:oMath>
+      <w:r>
+        <w:t xml:space="preserve"> </w:t>
+      </w:r>
+      <w:r>
+        <w:t xml:space="preserve">= 87.8%) confirms a small but consistent positive I-P relationship globally, robust across seven sensitivity checks.</w:t>
       </w:r>
     </w:p>
     <w:p>
@@ -12673,7 +13160,7 @@
         <w:pStyle w:val="BodyText"/>
       </w:pPr>
       <w:r>
-        <w:t xml:space="preserve">H1 (ICRV between-regime Q_M test) is confirmed (</w:t>
+        <w:t xml:space="preserve">H1 (ICRV between-regime Q_M test) receives only fragile support: the full-sample omnibus is significant (</w:t>
       </w:r>
       <w:r>
         <w:rPr>
@@ -12699,7 +13186,36 @@
         <w:t xml:space="preserve"> </w:t>
       </w:r>
       <w:r>
-        <w:t xml:space="preserve">= .002), establishing that I→P effect sizes vary systematically across institutional regimes. However, the directional gradient (E1a: Advanced largest; E1b: Frontier smallest) is not meta-analytically confirmable with sparse regime cells (Frontier</w:t>
+        <w:t xml:space="preserve">= .002) but collapses to non-significance once the 3-study Frontier cell is removed (core-regime</w:t>
+      </w:r>
+      <w:r>
+        <w:t xml:space="preserve"> </w:t>
+      </w:r>
+      <w:r>
+        <w:rPr>
+          <w:iCs/>
+          <w:i/>
+        </w:rPr>
+        <w:t xml:space="preserve">Q</w:t>
+      </w:r>
+      <w:r>
+        <w:t xml:space="preserve">_M = 1.49,</w:t>
+      </w:r>
+      <w:r>
+        <w:t xml:space="preserve"> </w:t>
+      </w:r>
+      <w:r>
+        <w:rPr>
+          <w:iCs/>
+          <w:i/>
+        </w:rPr>
+        <w:t xml:space="preserve">p</w:t>
+      </w:r>
+      <w:r>
+        <w:t xml:space="preserve"> </w:t>
+      </w:r>
+      <w:r>
+        <w:t xml:space="preserve">= .68), so robust between-regime moderation is not established. The directional gradient (E1a: Advanced largest; E1b: Frontier smallest) is likewise not meta-analytically confirmable with sparse regime cells (Frontier</w:t>
       </w:r>
       <w:r>
         <w:t xml:space="preserve"> </w:t>
@@ -12789,7 +13305,7 @@
         <w:t xml:space="preserve"> </w:t>
       </w:r>
       <w:r>
-        <w:t xml:space="preserve">= 238 — null results that should inform future pre-registered replications with targeted regime-level sampling.</w:t>
+        <w:t xml:space="preserve">= 238, null results that should inform future pre-registered replications with targeted regime-level sampling.</w:t>
       </w:r>
     </w:p>
     <w:p>
@@ -12829,7 +13345,7 @@
         <w:t xml:space="preserve"> </w:t>
       </w:r>
       <w:r>
-        <w:t xml:space="preserve">= 0.035 (95% CI [0.023, 0.048]) — positive but considerably attenuated. This suggests that the I→P field's published literature over-represents positive results, and that the true average performance return to internationalization is closer to</w:t>
+        <w:t xml:space="preserve">= 0.035 (95% CI [0.023, 0.048]), positive but considerably attenuated. This suggests that the I-P field's published literature over-represents positive results, and that the true average performance return to internationalization is closer to</w:t>
       </w:r>
       <w:r>
         <w:t xml:space="preserve"> </w:t>
@@ -12844,18 +13360,39 @@
       <w:r>
         <w:t xml:space="preserve"> </w:t>
       </w:r>
-      <w:r>
-        <w:t xml:space="preserve">≈ 0.035 than the oft-cited figures in the 0.07–0.10 range. The heterogeneity puzzle (</w:t>
-      </w:r>
-      <w:r>
-        <w:rPr>
-          <w:iCs/>
-          <w:i/>
-        </w:rPr>
-        <w:t xml:space="preserve">I</w:t>
-      </w:r>
-      <w:r>
-        <w:t xml:space="preserve">² = 62.4%) remains largely unresolved, and is dominated by within-study variance (Level 2, 54.1%) rather than between-study differences (Level 3, 8.4%), suggesting that methodological choices within papers — effect-size operationalization, sample windows, controls — contribute far more to heterogeneity than cross-country institutional differences.</w:t>
+      <m:oMath>
+        <m:r>
+          <m:rPr>
+            <m:sty m:val="p"/>
+          </m:rPr>
+          <m:t>≈</m:t>
+        </m:r>
+      </m:oMath>
+      <w:r>
+        <w:t xml:space="preserve"> </w:t>
+      </w:r>
+      <w:r>
+        <w:t xml:space="preserve">0.035 than the oft-cited figures in the 0.07–0.10 range. The heterogeneity puzzle (</w:t>
+      </w:r>
+      <m:oMath>
+        <m:sSup>
+          <m:e>
+            <m:r>
+              <m:t>I</m:t>
+            </m:r>
+          </m:e>
+          <m:sup>
+            <m:r>
+              <m:t>2</m:t>
+            </m:r>
+          </m:sup>
+        </m:sSup>
+      </m:oMath>
+      <w:r>
+        <w:t xml:space="preserve"> </w:t>
+      </w:r>
+      <w:r>
+        <w:t xml:space="preserve">= 87.8%) remains largely unresolved, and is dominated by within-study variance (Level 2, 76.1%) rather than between-study differences (Level 3, 11.8%), suggesting that methodological choices within papers, effect-size operationalization, sample windows, controls, contribute far more to heterogeneity than cross-country institutional differences.</w:t>
       </w:r>
     </w:p>
     <w:p>
@@ -12995,20 +13532,18 @@
         <w:t xml:space="preserve">Q</w:t>
       </w:r>
       <w:r>
-        <w:t xml:space="preserve">_M; future work should search for additional Frontier-regime studies. Third, cDAI is measured at the study level using country-year World Bank Digital Adoption Index scores (primary) or ITU Digital Development Index (secondary), not direct replication of the WBES firm-level indicators used in the companion primary studies; any systematic error in the country-year DAI assignment — for instance, from vintage mismatch between the study's data period and the DAI score's reference year — may attenuate the moderation coefficient. Fourth, the systematic search was restricted to English-language publications; non-English studies (Chinese, Japanese, Korean, Southeast Asian) are underrepresented, potentially biasing regime distribution toward Advanced economies. Fifth, inter-coder reliability was assessed on a 20% double-coded subsample (</w:t>
-      </w:r>
-      <w:r>
-        <w:rPr>
-          <w:iCs/>
-          <w:i/>
-        </w:rPr>
-        <w:t xml:space="preserve">k</w:t>
-      </w:r>
-      <w:r>
-        <w:t xml:space="preserve"> </w:t>
-      </w:r>
-      <w:r>
-        <w:t xml:space="preserve">= 47 studies); single-coder extraction for the remaining 80% cannot be validated without full dual-coding.</w:t>
+        <w:t xml:space="preserve">_M; future work should search for additional Frontier-regime studies. Third, cDAI is measured at the study level using country-year World Bank Digital Adoption Index scores (primary) or ITU Digital Development Index (secondary), not direct replication of the WBES firm-level indicators used in the companion primary studies; any systematic error in the country-year DAI assignment, for instance, from vintage mismatch between the study's data period and the DAI score's reference year, may attenuate the moderation coefficient. Fourth, the systematic search was restricted to English-language publications; non-English studies (Chinese, Japanese, Korean, Southeast Asian) are underrepresented, potentially biasing regime distribution toward Advanced economies. Fifth, all effect-size extraction and moderator coding were performed by a single coder (the first author); without a second independent coder, formal inter-coder reliability (Cohen's</w:t>
+      </w:r>
+      <w:r>
+        <w:t xml:space="preserve"> </w:t>
+      </w:r>
+      <m:oMath>
+        <m:r>
+          <m:t>κ</m:t>
+        </m:r>
+      </m:oMath>
+      <w:r>
+        <w:t xml:space="preserve">) could not be computed and coding decisions could not be cross-validated. Coding quality was instead supported by protocol calibration on a pilot set and by double-entry verification against source PDFs (Section 3.3.2), but the single-coder design remains a constraint, and a dual-coded reliability check is a priority for the planned formal-search expansion.</w:t>
       </w:r>
     </w:p>
     <w:p>
@@ -13026,7 +13561,7 @@
         <w:t xml:space="preserve"> </w:t>
       </w:r>
       <w:r>
-        <w:t xml:space="preserve">Three directions follow directly from the null moderator findings. First, a formal WoS/Scopus systematic search targeting Frontier and SIDS economy I→P studies (targeted search strings, Appendix B) would expand Frontier</w:t>
+        <w:t xml:space="preserve">Three directions follow directly from the null moderator findings. First, a formal WoS/Scopus systematic search targeting Frontier and SIDS economy I-P studies (targeted search strings, Appendix B) would expand Frontier</w:t>
       </w:r>
       <w:r>
         <w:t xml:space="preserve"> </w:t>
@@ -13042,7 +13577,7 @@
         <w:t xml:space="preserve"> </w:t>
       </w:r>
       <w:r>
-        <w:t xml:space="preserve">from 3 to potentially 20–40 studies, enabling a meaningful test of the ICRV Frontier cell. Second, a pre-registered replication of the ICRV, cDAI, and DPL moderator hypotheses — with explicit power analysis for each regime cell and OSF pre-registration — would provide a definitive test of whether these moderators reach significance in a</w:t>
+        <w:t xml:space="preserve">from 3 to potentially 20–40 studies, enabling a meaningful test of the ICRV Frontier cell. Second, a pre-registered replication of the ICRV, cDAI, and DPL moderator hypotheses, with explicit power analysis for each regime cell and OSF pre-registration, would provide a definitive test of whether these moderators reach significance in a</w:t>
       </w:r>
       <w:r>
         <w:t xml:space="preserve"> </w:t>
@@ -13057,8 +13592,19 @@
       <w:r>
         <w:t xml:space="preserve"> </w:t>
       </w:r>
-      <w:r>
-        <w:t xml:space="preserve">≥ 400 corpus. Third, the substantial publication bias finding (</w:t>
+      <m:oMath>
+        <m:r>
+          <m:rPr>
+            <m:sty m:val="p"/>
+          </m:rPr>
+          <m:t>≥</m:t>
+        </m:r>
+      </m:oMath>
+      <w:r>
+        <w:t xml:space="preserve"> </w:t>
+      </w:r>
+      <w:r>
+        <w:t xml:space="preserve">400 corpus. Third, the substantial publication bias finding (</w:t>
       </w:r>
       <w:r>
         <w:rPr>
@@ -13087,7 +13633,7 @@
         <w:t xml:space="preserve"> </w:t>
       </w:r>
       <w:r>
-        <w:t xml:space="preserve">= 0.035) motivates a dedicated publication bias audit: surveying I→P researchers about unpublished null results, and meta-analyzing grey literature and dissertations, would bound the true population effect more precisely than trim-and-fill alone.</w:t>
+        <w:t xml:space="preserve">= 0.035) motivates a dedicated publication bias audit: surveying I-P researchers about unpublished null results, and meta-analyzing grey literature and dissertations, would bound the true population effect more precisely than trim-and-fill alone.</w:t>
       </w:r>
     </w:p>
     <w:p>
@@ -13097,8 +13643,8 @@
         </w:pict>
       </w:r>
     </w:p>
-    <w:bookmarkEnd w:id="69"/>
-    <w:bookmarkStart w:id="70" w:name="funding"/>
+    <w:bookmarkEnd w:id="72"/>
+    <w:bookmarkStart w:id="73" w:name="funding"/>
     <w:p>
       <w:pPr>
         <w:pStyle w:val="Heading2"/>
@@ -13115,8 +13661,8 @@
         <w:t xml:space="preserve">This research received no specific grant from any funding agency in the public, commercial, or not-for-profit sectors.</w:t>
       </w:r>
     </w:p>
-    <w:bookmarkEnd w:id="70"/>
-    <w:bookmarkStart w:id="71" w:name="competing-interests"/>
+    <w:bookmarkEnd w:id="73"/>
+    <w:bookmarkStart w:id="74" w:name="competing-interests"/>
     <w:p>
       <w:pPr>
         <w:pStyle w:val="Heading2"/>
@@ -13133,8 +13679,8 @@
         <w:t xml:space="preserve">The authors declare no conflict of interest.</w:t>
       </w:r>
     </w:p>
-    <w:bookmarkEnd w:id="71"/>
-    <w:bookmarkStart w:id="72" w:name="data-availability"/>
+    <w:bookmarkEnd w:id="74"/>
+    <w:bookmarkStart w:id="75" w:name="data-availability"/>
     <w:p>
       <w:pPr>
         <w:pStyle w:val="Heading2"/>
@@ -13176,8 +13722,8 @@
         </w:pict>
       </w:r>
     </w:p>
-    <w:bookmarkEnd w:id="72"/>
-    <w:bookmarkStart w:id="76" w:name="references"/>
+    <w:bookmarkEnd w:id="75"/>
+    <w:bookmarkStart w:id="81" w:name="references"/>
     <w:p>
       <w:pPr>
         <w:pStyle w:val="Heading2"/>
@@ -13191,20 +13737,20 @@
         <w:pStyle w:val="FirstParagraph"/>
       </w:pPr>
       <w:r>
-        <w:t xml:space="preserve">Aguinis, H., Dalton, D. R., Bosco, F. A., Pierce, C. A., &amp; Dalton, C. M. (2011). Meta-analytic choices and judgment calls: Implications for theory and research.</w:t>
-      </w:r>
-      <w:r>
-        <w:t xml:space="preserve"> </w:t>
-      </w:r>
-      <w:r>
-        <w:rPr>
-          <w:iCs/>
-          <w:i/>
-        </w:rPr>
-        <w:t xml:space="preserve">Journal of Management, 37</w:t>
-      </w:r>
-      <w:r>
-        <w:t xml:space="preserve">(1), 5–38.</w:t>
+        <w:t xml:space="preserve">Arte, P., &amp; Larimo, J. (2022). Moderating influence of product diversification on the internationalization-performance relationship: Insights from meta-analysis.</w:t>
+      </w:r>
+      <w:r>
+        <w:t xml:space="preserve"> </w:t>
+      </w:r>
+      <w:r>
+        <w:rPr>
+          <w:iCs/>
+          <w:i/>
+        </w:rPr>
+        <w:t xml:space="preserve">Journal of Business Research, 139</w:t>
+      </w:r>
+      <w:r>
+        <w:t xml:space="preserve">, 1408–1423.</w:t>
       </w:r>
     </w:p>
     <w:p>
@@ -13212,20 +13758,20 @@
         <w:pStyle w:val="BodyText"/>
       </w:pPr>
       <w:r>
-        <w:t xml:space="preserve">Arte, P., &amp; Larimo, J. (2022). Moderating influence of product diversification on the internationalization-performance relationship: Insights from meta-analysis.</w:t>
-      </w:r>
-      <w:r>
-        <w:t xml:space="preserve"> </w:t>
-      </w:r>
-      <w:r>
-        <w:rPr>
-          <w:iCs/>
-          <w:i/>
-        </w:rPr>
-        <w:t xml:space="preserve">Journal of Business Research, 139</w:t>
-      </w:r>
-      <w:r>
-        <w:t xml:space="preserve">, 1408–1423.</w:t>
+        <w:t xml:space="preserve">Barney, J. (1991). Firm resources and sustained competitive advantage.</w:t>
+      </w:r>
+      <w:r>
+        <w:t xml:space="preserve"> </w:t>
+      </w:r>
+      <w:r>
+        <w:rPr>
+          <w:iCs/>
+          <w:i/>
+        </w:rPr>
+        <w:t xml:space="preserve">Journal of Management, 17</w:t>
+      </w:r>
+      <w:r>
+        <w:t xml:space="preserve">(1), 99–120.</w:t>
       </w:r>
     </w:p>
     <w:p>
@@ -13233,20 +13779,20 @@
         <w:pStyle w:val="BodyText"/>
       </w:pPr>
       <w:r>
-        <w:t xml:space="preserve">Barney, J. (1991). Firm resources and sustained competitive advantage.</w:t>
-      </w:r>
-      <w:r>
-        <w:t xml:space="preserve"> </w:t>
-      </w:r>
-      <w:r>
-        <w:rPr>
-          <w:iCs/>
-          <w:i/>
-        </w:rPr>
-        <w:t xml:space="preserve">Journal of Management, 17</w:t>
-      </w:r>
-      <w:r>
-        <w:t xml:space="preserve">(1), 99–120.</w:t>
+        <w:t xml:space="preserve">Bausch, A., &amp; Krist, M. (2007). The effect of context-related moderators on the internationalization–performance relationship: Evidence from meta-analysis.</w:t>
+      </w:r>
+      <w:r>
+        <w:t xml:space="preserve"> </w:t>
+      </w:r>
+      <w:r>
+        <w:rPr>
+          <w:iCs/>
+          <w:i/>
+        </w:rPr>
+        <w:t xml:space="preserve">Management International Review, 47</w:t>
+      </w:r>
+      <w:r>
+        <w:t xml:space="preserve">(3), 319–347.</w:t>
       </w:r>
     </w:p>
     <w:p>
@@ -13254,20 +13800,20 @@
         <w:pStyle w:val="BodyText"/>
       </w:pPr>
       <w:r>
-        <w:t xml:space="preserve">Bausch, A., &amp; Krist, M. (2007). The effect of context-related moderators on the internationalization–performance relationship: Evidence from meta-analysis.</w:t>
-      </w:r>
-      <w:r>
-        <w:t xml:space="preserve"> </w:t>
-      </w:r>
-      <w:r>
-        <w:rPr>
-          <w:iCs/>
-          <w:i/>
-        </w:rPr>
-        <w:t xml:space="preserve">Management International Review, 47</w:t>
-      </w:r>
-      <w:r>
-        <w:t xml:space="preserve">(3), 319–347.</w:t>
+        <w:t xml:space="preserve">Begg, C. B., &amp; Mazumdar, M. (1994). Operating characteristics of a rank correlation test for publication bias.</w:t>
+      </w:r>
+      <w:r>
+        <w:t xml:space="preserve"> </w:t>
+      </w:r>
+      <w:r>
+        <w:rPr>
+          <w:iCs/>
+          <w:i/>
+        </w:rPr>
+        <w:t xml:space="preserve">Biometrics, 50</w:t>
+      </w:r>
+      <w:r>
+        <w:t xml:space="preserve">(4), 1088–1101.</w:t>
       </w:r>
     </w:p>
     <w:p>
@@ -13275,20 +13821,20 @@
         <w:pStyle w:val="BodyText"/>
       </w:pPr>
       <w:r>
-        <w:t xml:space="preserve">Begg, C. B., &amp; Mazumdar, M. (1994). Operating characteristics of a rank correlation test for publication bias.</w:t>
-      </w:r>
-      <w:r>
-        <w:t xml:space="preserve"> </w:t>
-      </w:r>
-      <w:r>
-        <w:rPr>
-          <w:iCs/>
-          <w:i/>
-        </w:rPr>
-        <w:t xml:space="preserve">Biometrics, 50</w:t>
-      </w:r>
-      <w:r>
-        <w:t xml:space="preserve">(4), 1088–1101.</w:t>
+        <w:t xml:space="preserve">Bharadwaj, A., El Sawy, O. A., Pavlou, P. A., &amp; Venkatraman, N. (2013). Digital business strategy: Toward a next generation of insights.</w:t>
+      </w:r>
+      <w:r>
+        <w:t xml:space="preserve"> </w:t>
+      </w:r>
+      <w:r>
+        <w:rPr>
+          <w:iCs/>
+          <w:i/>
+        </w:rPr>
+        <w:t xml:space="preserve">MIS Quarterly, 37</w:t>
+      </w:r>
+      <w:r>
+        <w:t xml:space="preserve">(2), 471–482.</w:t>
       </w:r>
     </w:p>
     <w:p>
@@ -13296,20 +13842,23 @@
         <w:pStyle w:val="BodyText"/>
       </w:pPr>
       <w:r>
-        <w:t xml:space="preserve">Bharadwaj, A., El Sawy, O. A., Pavlou, P. A., &amp; Venkatraman, N. (2013). Digital business strategy: Toward a next generation of insights.</w:t>
-      </w:r>
-      <w:r>
-        <w:t xml:space="preserve"> </w:t>
-      </w:r>
-      <w:r>
-        <w:rPr>
-          <w:iCs/>
-          <w:i/>
-        </w:rPr>
-        <w:t xml:space="preserve">MIS Quarterly, 37</w:t>
-      </w:r>
-      <w:r>
-        <w:t xml:space="preserve">(2), 471–482.</w:t>
+        <w:t xml:space="preserve">Borenstein, M., Hedges, L. V., Higgins, J. P. T., &amp; Rothstein, H. R. (2021).</w:t>
+      </w:r>
+      <w:r>
+        <w:t xml:space="preserve"> </w:t>
+      </w:r>
+      <w:r>
+        <w:rPr>
+          <w:iCs/>
+          <w:i/>
+        </w:rPr>
+        <w:t xml:space="preserve">Introduction to meta-analysis</w:t>
+      </w:r>
+      <w:r>
+        <w:t xml:space="preserve"> </w:t>
+      </w:r>
+      <w:r>
+        <w:t xml:space="preserve">(2nd ed.). Wiley.</w:t>
       </w:r>
     </w:p>
     <w:p>
@@ -13317,23 +13866,20 @@
         <w:pStyle w:val="BodyText"/>
       </w:pPr>
       <w:r>
-        <w:t xml:space="preserve">Borenstein, M., Hedges, L. V., Higgins, J. P. T., &amp; Rothstein, H. R. (2021).</w:t>
-      </w:r>
-      <w:r>
-        <w:t xml:space="preserve"> </w:t>
-      </w:r>
-      <w:r>
-        <w:rPr>
-          <w:iCs/>
-          <w:i/>
-        </w:rPr>
-        <w:t xml:space="preserve">Introduction to meta-analysis</w:t>
-      </w:r>
-      <w:r>
-        <w:t xml:space="preserve"> </w:t>
-      </w:r>
-      <w:r>
-        <w:t xml:space="preserve">(2nd ed.). Wiley.</w:t>
+        <w:t xml:space="preserve">Brynjolfsson, E., Rock, D., &amp; Syverson, C. (2021). The productivity J-curve: How intangibles complement general purpose technologies.</w:t>
+      </w:r>
+      <w:r>
+        <w:t xml:space="preserve"> </w:t>
+      </w:r>
+      <w:r>
+        <w:rPr>
+          <w:iCs/>
+          <w:i/>
+        </w:rPr>
+        <w:t xml:space="preserve">American Economic Journal: Macroeconomics, 13</w:t>
+      </w:r>
+      <w:r>
+        <w:t xml:space="preserve">(1), 333–372.</w:t>
       </w:r>
     </w:p>
     <w:p>
@@ -13341,20 +13887,20 @@
         <w:pStyle w:val="BodyText"/>
       </w:pPr>
       <w:r>
-        <w:t xml:space="preserve">Brynjolfsson, E., Rock, D., &amp; Syverson, C. (2021). The productivity J-curve: How intangibles complement general purpose technologies.</w:t>
-      </w:r>
-      <w:r>
-        <w:t xml:space="preserve"> </w:t>
-      </w:r>
-      <w:r>
-        <w:rPr>
-          <w:iCs/>
-          <w:i/>
-        </w:rPr>
-        <w:t xml:space="preserve">American Economic Journal: Macroeconomics, 13</w:t>
-      </w:r>
-      <w:r>
-        <w:t xml:space="preserve">(1), 333–372.</w:t>
+        <w:t xml:space="preserve">Bustamante, C. V., Mingo, S., &amp; Matusik, S. F. (2022). Institutions, digital capabilities and the internationalization of SMEs.</w:t>
+      </w:r>
+      <w:r>
+        <w:t xml:space="preserve"> </w:t>
+      </w:r>
+      <w:r>
+        <w:rPr>
+          <w:iCs/>
+          <w:i/>
+        </w:rPr>
+        <w:t xml:space="preserve">Journal of International Business Studies, 53</w:t>
+      </w:r>
+      <w:r>
+        <w:t xml:space="preserve">(3), 524–546.</w:t>
       </w:r>
     </w:p>
     <w:p>
@@ -13362,20 +13908,20 @@
         <w:pStyle w:val="BodyText"/>
       </w:pPr>
       <w:r>
-        <w:t xml:space="preserve">Bustamante, C. V., Mingo, S., &amp; Matusik, S. F. (2022). Institutions, digital capabilities and the internationalization of SMEs.</w:t>
-      </w:r>
-      <w:r>
-        <w:t xml:space="preserve"> </w:t>
-      </w:r>
-      <w:r>
-        <w:rPr>
-          <w:iCs/>
-          <w:i/>
-        </w:rPr>
-        <w:t xml:space="preserve">Journal of International Business Studies, 53</w:t>
-      </w:r>
-      <w:r>
-        <w:t xml:space="preserve">(3), 524–546.</w:t>
+        <w:t xml:space="preserve">Cheung, M. W.-L. (2014). Modeling dependent effect sizes with three-level meta-analyses.</w:t>
+      </w:r>
+      <w:r>
+        <w:t xml:space="preserve"> </w:t>
+      </w:r>
+      <w:r>
+        <w:rPr>
+          <w:iCs/>
+          <w:i/>
+        </w:rPr>
+        <w:t xml:space="preserve">Psychological Methods, 19</w:t>
+      </w:r>
+      <w:r>
+        <w:t xml:space="preserve">(2), 211–226.</w:t>
       </w:r>
     </w:p>
     <w:p>
@@ -13383,20 +13929,23 @@
         <w:pStyle w:val="BodyText"/>
       </w:pPr>
       <w:r>
-        <w:t xml:space="preserve">Cheung, M. W.-L. (2014). Modeling dependent effect sizes with three-level meta-analyses.</w:t>
-      </w:r>
-      <w:r>
-        <w:t xml:space="preserve"> </w:t>
-      </w:r>
-      <w:r>
-        <w:rPr>
-          <w:iCs/>
-          <w:i/>
-        </w:rPr>
-        <w:t xml:space="preserve">Psychological Methods, 19</w:t>
-      </w:r>
-      <w:r>
-        <w:t xml:space="preserve">(2), 211–226.</w:t>
+        <w:t xml:space="preserve">Cohen, J. (1988).</w:t>
+      </w:r>
+      <w:r>
+        <w:t xml:space="preserve"> </w:t>
+      </w:r>
+      <w:r>
+        <w:rPr>
+          <w:iCs/>
+          <w:i/>
+        </w:rPr>
+        <w:t xml:space="preserve">Statistical power analysis for the behavioral sciences</w:t>
+      </w:r>
+      <w:r>
+        <w:t xml:space="preserve"> </w:t>
+      </w:r>
+      <w:r>
+        <w:t xml:space="preserve">(2nd ed.). Lawrence Erlbaum.</w:t>
       </w:r>
     </w:p>
     <w:p>
@@ -13404,23 +13953,23 @@
         <w:pStyle w:val="BodyText"/>
       </w:pPr>
       <w:r>
-        <w:t xml:space="preserve">Cohen, J. (1988).</w:t>
-      </w:r>
-      <w:r>
-        <w:t xml:space="preserve"> </w:t>
-      </w:r>
-      <w:r>
-        <w:rPr>
-          <w:iCs/>
-          <w:i/>
-        </w:rPr>
-        <w:t xml:space="preserve">Statistical power analysis for the behavioral sciences</w:t>
-      </w:r>
-      <w:r>
-        <w:t xml:space="preserve"> </w:t>
-      </w:r>
-      <w:r>
-        <w:t xml:space="preserve">(2nd ed.). Lawrence Erlbaum.</w:t>
+        <w:t xml:space="preserve">Cooper, H. (2010).</w:t>
+      </w:r>
+      <w:r>
+        <w:t xml:space="preserve"> </w:t>
+      </w:r>
+      <w:r>
+        <w:rPr>
+          <w:iCs/>
+          <w:i/>
+        </w:rPr>
+        <w:t xml:space="preserve">Research synthesis and meta-analysis: A step-by-step approach</w:t>
+      </w:r>
+      <w:r>
+        <w:t xml:space="preserve"> </w:t>
+      </w:r>
+      <w:r>
+        <w:t xml:space="preserve">(4th ed.). Sage.</w:t>
       </w:r>
     </w:p>
     <w:p>
@@ -13428,23 +13977,20 @@
         <w:pStyle w:val="BodyText"/>
       </w:pPr>
       <w:r>
-        <w:t xml:space="preserve">Cooper, H. (2010).</w:t>
-      </w:r>
-      <w:r>
-        <w:t xml:space="preserve"> </w:t>
-      </w:r>
-      <w:r>
-        <w:rPr>
-          <w:iCs/>
-          <w:i/>
-        </w:rPr>
-        <w:t xml:space="preserve">Research synthesis and meta-analysis: A step-by-step approach</w:t>
-      </w:r>
-      <w:r>
-        <w:t xml:space="preserve"> </w:t>
-      </w:r>
-      <w:r>
-        <w:t xml:space="preserve">(4th ed.). Sage.</w:t>
+        <w:t xml:space="preserve">David, P. A. (1990). The dynamo and the computer: An historical perspective on the modern productivity paradox.</w:t>
+      </w:r>
+      <w:r>
+        <w:t xml:space="preserve"> </w:t>
+      </w:r>
+      <w:r>
+        <w:rPr>
+          <w:iCs/>
+          <w:i/>
+        </w:rPr>
+        <w:t xml:space="preserve">American Economic Review, 80</w:t>
+      </w:r>
+      <w:r>
+        <w:t xml:space="preserve">(2), 355–361.</w:t>
       </w:r>
     </w:p>
     <w:p>
@@ -13452,28 +13998,39 @@
         <w:pStyle w:val="BodyText"/>
       </w:pPr>
       <w:r>
-        <w:t xml:space="preserve">David, P. A. (1990). The dynamo and the computer: An historical perspective on the modern productivity paradox.</w:t>
-      </w:r>
-      <w:r>
-        <w:t xml:space="preserve"> </w:t>
-      </w:r>
-      <w:r>
-        <w:rPr>
-          <w:iCs/>
-          <w:i/>
-        </w:rPr>
-        <w:t xml:space="preserve">American Economic Review, 80</w:t>
-      </w:r>
-      <w:r>
-        <w:t xml:space="preserve">(2), 355–361.</w:t>
-      </w:r>
+        <w:t xml:space="preserve">Dickersin, K. (1990). The existence of publication bias and risk factors for its occurrence.</w:t>
+      </w:r>
+      <w:r>
+        <w:t xml:space="preserve"> </w:t>
+      </w:r>
+      <w:r>
+        <w:rPr>
+          <w:iCs/>
+          <w:i/>
+        </w:rPr>
+        <w:t xml:space="preserve">JAMA, 263</w:t>
+      </w:r>
+      <w:r>
+        <w:t xml:space="preserve">(10), 1385–1389.</w:t>
+      </w:r>
+      <w:r>
+        <w:t xml:space="preserve"> </w:t>
+      </w:r>
+      <w:hyperlink r:id="rId76">
+        <w:r>
+          <w:rPr>
+            <w:rStyle w:val="Hyperlink"/>
+          </w:rPr>
+          <w:t xml:space="preserve">https://doi.org/10.1001/jama.1990.03440100097014</w:t>
+        </w:r>
+      </w:hyperlink>
     </w:p>
     <w:p>
       <w:pPr>
         <w:pStyle w:val="BodyText"/>
       </w:pPr>
       <w:r>
-        <w:t xml:space="preserve">[Authors]. (2024, December).</w:t>
+        <w:t xml:space="preserve">Do, T. H., &amp; Phan, A. T. (2024, December).</w:t>
       </w:r>
       <w:r>
         <w:t xml:space="preserve"> </w:t>
@@ -13497,7 +14054,7 @@
         <w:pStyle w:val="BodyText"/>
       </w:pPr>
       <w:r>
-        <w:t xml:space="preserve">[Authors]. (2025). Internationalization and firm performance of firms in India: The role of top management. In M. Bartekova (Ed.),</w:t>
+        <w:t xml:space="preserve">Do, T. H., &amp; Phan, A. T. (2025). Internationalization and firm performance of firms in India: The role of top management. In M. Bartekova (Ed.),</w:t>
       </w:r>
       <w:r>
         <w:t xml:space="preserve"> </w:t>
@@ -13515,7 +14072,7 @@
       <w:r>
         <w:t xml:space="preserve"> </w:t>
       </w:r>
-      <w:hyperlink r:id="rId73">
+      <w:hyperlink r:id="rId77">
         <w:r>
           <w:rPr>
             <w:rStyle w:val="Hyperlink"/>
@@ -13634,20 +14191,20 @@
         <w:pStyle w:val="BodyText"/>
       </w:pPr>
       <w:r>
-        <w:t xml:space="preserve">Jensen, M. C., &amp; Meckling, W. H. (1976). Theory of the firm: Managerial behavior, agency costs and ownership structure.</w:t>
-      </w:r>
-      <w:r>
-        <w:t xml:space="preserve"> </w:t>
-      </w:r>
-      <w:r>
-        <w:rPr>
-          <w:iCs/>
-          <w:i/>
-        </w:rPr>
-        <w:t xml:space="preserve">Journal of Financial Economics, 3</w:t>
-      </w:r>
-      <w:r>
-        <w:t xml:space="preserve">(4), 305–360.</w:t>
+        <w:t xml:space="preserve">Johanson, J., &amp; Vahlne, J.-E. (1977). The internationalization process of the firm: A model of knowledge development and increasing foreign market commitments.</w:t>
+      </w:r>
+      <w:r>
+        <w:t xml:space="preserve"> </w:t>
+      </w:r>
+      <w:r>
+        <w:rPr>
+          <w:iCs/>
+          <w:i/>
+        </w:rPr>
+        <w:t xml:space="preserve">Journal of International Business Studies, 8</w:t>
+      </w:r>
+      <w:r>
+        <w:t xml:space="preserve">(1), 23–32.</w:t>
       </w:r>
     </w:p>
     <w:p>
@@ -13655,20 +14212,20 @@
         <w:pStyle w:val="BodyText"/>
       </w:pPr>
       <w:r>
-        <w:t xml:space="preserve">Johanson, J., &amp; Vahlne, J.-E. (1977). The internationalization process of the firm: A model of knowledge development and increasing foreign market commitments.</w:t>
-      </w:r>
-      <w:r>
-        <w:t xml:space="preserve"> </w:t>
-      </w:r>
-      <w:r>
-        <w:rPr>
-          <w:iCs/>
-          <w:i/>
-        </w:rPr>
-        <w:t xml:space="preserve">Journal of International Business Studies, 8</w:t>
-      </w:r>
-      <w:r>
-        <w:t xml:space="preserve">(1), 23–32.</w:t>
+        <w:t xml:space="preserve">Katz, R., &amp; Callorda, F. (2018).</w:t>
+      </w:r>
+      <w:r>
+        <w:t xml:space="preserve"> </w:t>
+      </w:r>
+      <w:r>
+        <w:rPr>
+          <w:iCs/>
+          <w:i/>
+        </w:rPr>
+        <w:t xml:space="preserve">The economic contribution of broadband, digitization and ICT regulation</w:t>
+      </w:r>
+      <w:r>
+        <w:t xml:space="preserve">. ITU Telecommunication Development Sector.</w:t>
       </w:r>
     </w:p>
     <w:p>
@@ -13676,20 +14233,20 @@
         <w:pStyle w:val="BodyText"/>
       </w:pPr>
       <w:r>
-        <w:t xml:space="preserve">Katz, R., &amp; Callorda, F. (2018).</w:t>
-      </w:r>
-      <w:r>
-        <w:t xml:space="preserve"> </w:t>
-      </w:r>
-      <w:r>
-        <w:rPr>
-          <w:iCs/>
-          <w:i/>
-        </w:rPr>
-        <w:t xml:space="preserve">The economic contribution of broadband, digitization and ICT regulation</w:t>
-      </w:r>
-      <w:r>
-        <w:t xml:space="preserve">. ITU Telecommunication Development Sector.</w:t>
+        <w:t xml:space="preserve">Khanna, T., &amp; Palepu, K. G. (2010).</w:t>
+      </w:r>
+      <w:r>
+        <w:t xml:space="preserve"> </w:t>
+      </w:r>
+      <w:r>
+        <w:rPr>
+          <w:iCs/>
+          <w:i/>
+        </w:rPr>
+        <w:t xml:space="preserve">Winning in emerging markets: A road map for strategy and execution</w:t>
+      </w:r>
+      <w:r>
+        <w:t xml:space="preserve">. Harvard Business Press.</w:t>
       </w:r>
     </w:p>
     <w:p>
@@ -13697,20 +14254,20 @@
         <w:pStyle w:val="BodyText"/>
       </w:pPr>
       <w:r>
-        <w:t xml:space="preserve">Khanna, T., &amp; Palepu, K. G. (2010).</w:t>
-      </w:r>
-      <w:r>
-        <w:t xml:space="preserve"> </w:t>
-      </w:r>
-      <w:r>
-        <w:rPr>
-          <w:iCs/>
-          <w:i/>
-        </w:rPr>
-        <w:t xml:space="preserve">Winning in emerging markets: A road map for strategy and execution</w:t>
-      </w:r>
-      <w:r>
-        <w:t xml:space="preserve">. Harvard Business Press.</w:t>
+        <w:t xml:space="preserve">Kirca, A. H., Hult, G. T. M., Deligonul, S., Perryy, M. Z., &amp; Cavusgil, S. T. (2012). A multilevel examination of the drivers of firm multinationality: A meta-analysis.</w:t>
+      </w:r>
+      <w:r>
+        <w:t xml:space="preserve"> </w:t>
+      </w:r>
+      <w:r>
+        <w:rPr>
+          <w:iCs/>
+          <w:i/>
+        </w:rPr>
+        <w:t xml:space="preserve">Journal of Management, 38</w:t>
+      </w:r>
+      <w:r>
+        <w:t xml:space="preserve">(2), 502–530.</w:t>
       </w:r>
     </w:p>
     <w:p>
@@ -13718,20 +14275,20 @@
         <w:pStyle w:val="BodyText"/>
       </w:pPr>
       <w:r>
-        <w:t xml:space="preserve">Kirca, A. H., Hult, G. T. M., Deligonul, S., Perryy, M. Z., &amp; Cavusgil, S. T. (2012). A multilevel examination of the drivers of firm multinationality: A meta-analysis.</w:t>
-      </w:r>
-      <w:r>
-        <w:t xml:space="preserve"> </w:t>
-      </w:r>
-      <w:r>
-        <w:rPr>
-          <w:iCs/>
-          <w:i/>
-        </w:rPr>
-        <w:t xml:space="preserve">Journal of Management, 38</w:t>
-      </w:r>
-      <w:r>
-        <w:t xml:space="preserve">(2), 502–530.</w:t>
+        <w:t xml:space="preserve">Kraus, S., Breier, M., Lim, W. M., Dabić, M., Kumar, S., Kanbach, D., Mukherjee, D., Corvello, V., Piñeiro-Chousa, J., Liguori, E., Palacios-Marqués, D., Schiavone, F., Ferraris, A., Fernandes, C., &amp; Ferreira, J. J. (2022). Literature reviews as independent studies: Guidelines for academic practice.</w:t>
+      </w:r>
+      <w:r>
+        <w:t xml:space="preserve"> </w:t>
+      </w:r>
+      <w:r>
+        <w:rPr>
+          <w:iCs/>
+          <w:i/>
+        </w:rPr>
+        <w:t xml:space="preserve">Review of Managerial Science, 16</w:t>
+      </w:r>
+      <w:r>
+        <w:t xml:space="preserve">(8), 2577–2595.</w:t>
       </w:r>
     </w:p>
     <w:p>
@@ -13739,20 +14296,20 @@
         <w:pStyle w:val="BodyText"/>
       </w:pPr>
       <w:r>
-        <w:t xml:space="preserve">Kraus, S., Breier, M., Lim, W. M., Dabić, M., Kumar, S., Kanbach, D., Mukherjee, D., Corvello, V., Piñeiro-Chousa, J., Liguori, E., Palacios-Marqués, D., Schiavone, F., Ferraris, A., Fernandes, C., &amp; Ferreira, J. J. (2022). Literature reviews as independent studies: Guidelines for academic practice.</w:t>
-      </w:r>
-      <w:r>
-        <w:t xml:space="preserve"> </w:t>
-      </w:r>
-      <w:r>
-        <w:rPr>
-          <w:iCs/>
-          <w:i/>
-        </w:rPr>
-        <w:t xml:space="preserve">Review of Managerial Science, 16</w:t>
-      </w:r>
-      <w:r>
-        <w:t xml:space="preserve">(8), 2577–2595.</w:t>
+        <w:t xml:space="preserve">Kogut, B., &amp; Zander, U. (1993). Knowledge of the firm and the evolutionary theory of the multinational corporation.</w:t>
+      </w:r>
+      <w:r>
+        <w:t xml:space="preserve"> </w:t>
+      </w:r>
+      <w:r>
+        <w:rPr>
+          <w:iCs/>
+          <w:i/>
+        </w:rPr>
+        <w:t xml:space="preserve">Journal of International Business Studies, 24</w:t>
+      </w:r>
+      <w:r>
+        <w:t xml:space="preserve">(4), 625–645.</w:t>
       </w:r>
     </w:p>
     <w:p>
@@ -13760,20 +14317,20 @@
         <w:pStyle w:val="BodyText"/>
       </w:pPr>
       <w:r>
-        <w:t xml:space="preserve">Kogut, B., &amp; Zander, U. (1993). Knowledge of the firm and the evolutionary theory of the multinational corporation.</w:t>
-      </w:r>
-      <w:r>
-        <w:t xml:space="preserve"> </w:t>
-      </w:r>
-      <w:r>
-        <w:rPr>
-          <w:iCs/>
-          <w:i/>
-        </w:rPr>
-        <w:t xml:space="preserve">Journal of International Business Studies, 24</w:t>
-      </w:r>
-      <w:r>
-        <w:t xml:space="preserve">(4), 625–645.</w:t>
+        <w:t xml:space="preserve">Marano, V., Arregle, J.-L., Hitt, M. A., Spadafora, E., &amp; van Essen, M. (2016). Home country institutions and the internationalization-performance relationship: A meta-analytic review.</w:t>
+      </w:r>
+      <w:r>
+        <w:t xml:space="preserve"> </w:t>
+      </w:r>
+      <w:r>
+        <w:rPr>
+          <w:iCs/>
+          <w:i/>
+        </w:rPr>
+        <w:t xml:space="preserve">Journal of Management, 42</w:t>
+      </w:r>
+      <w:r>
+        <w:t xml:space="preserve">(5), 1075–1110.</w:t>
       </w:r>
     </w:p>
     <w:p>
@@ -13781,20 +14338,20 @@
         <w:pStyle w:val="BodyText"/>
       </w:pPr>
       <w:r>
-        <w:t xml:space="preserve">Lakens, D., Scheel, A. M., &amp; Isager, P. M. (2020). Equivalence testing for psychological research: A tutorial.</w:t>
-      </w:r>
-      <w:r>
-        <w:t xml:space="preserve"> </w:t>
-      </w:r>
-      <w:r>
-        <w:rPr>
-          <w:iCs/>
-          <w:i/>
-        </w:rPr>
-        <w:t xml:space="preserve">Advances in Methods and Practices in Psychological Science, 1</w:t>
-      </w:r>
-      <w:r>
-        <w:t xml:space="preserve">(2), 259–269.</w:t>
+        <w:t xml:space="preserve">North, D. C. (1990).</w:t>
+      </w:r>
+      <w:r>
+        <w:t xml:space="preserve"> </w:t>
+      </w:r>
+      <w:r>
+        <w:rPr>
+          <w:iCs/>
+          <w:i/>
+        </w:rPr>
+        <w:t xml:space="preserve">Institutions, institutional change and economic performance</w:t>
+      </w:r>
+      <w:r>
+        <w:t xml:space="preserve">. Cambridge University Press.</w:t>
       </w:r>
     </w:p>
     <w:p>
@@ -13802,20 +14359,20 @@
         <w:pStyle w:val="BodyText"/>
       </w:pPr>
       <w:r>
-        <w:t xml:space="preserve">Landis, J. R., &amp; Koch, G. G. (1977). The measurement of observer agreement for categorical data.</w:t>
-      </w:r>
-      <w:r>
-        <w:t xml:space="preserve"> </w:t>
-      </w:r>
-      <w:r>
-        <w:rPr>
-          <w:iCs/>
-          <w:i/>
-        </w:rPr>
-        <w:t xml:space="preserve">Biometrics, 33</w:t>
-      </w:r>
-      <w:r>
-        <w:t xml:space="preserve">(1), 159–174.</w:t>
+        <w:t xml:space="preserve">Orwin, R. G. (1983). A fail-safe N for effect size in meta-analysis.</w:t>
+      </w:r>
+      <w:r>
+        <w:t xml:space="preserve"> </w:t>
+      </w:r>
+      <w:r>
+        <w:rPr>
+          <w:iCs/>
+          <w:i/>
+        </w:rPr>
+        <w:t xml:space="preserve">Journal of Educational Statistics, 8</w:t>
+      </w:r>
+      <w:r>
+        <w:t xml:space="preserve">(2), 157–159.</w:t>
       </w:r>
     </w:p>
     <w:p>
@@ -13823,69 +14380,41 @@
         <w:pStyle w:val="BodyText"/>
       </w:pPr>
       <w:r>
-        <w:t xml:space="preserve">Marano, V., Arregle, J.-L., Hitt, M. A., Spadafora, E., &amp; van Essen, M. (2016). Home country institutions and the internationalization-performance relationship: A meta-analytic review.</w:t>
-      </w:r>
-      <w:r>
-        <w:t xml:space="preserve"> </w:t>
-      </w:r>
-      <w:r>
-        <w:rPr>
-          <w:iCs/>
-          <w:i/>
-        </w:rPr>
-        <w:t xml:space="preserve">Journal of Management, 42</w:t>
-      </w:r>
-      <w:r>
-        <w:t xml:space="preserve">(5), 1075–1110.</w:t>
-      </w:r>
+        <w:t xml:space="preserve">Sahay, R., Eriksson von Allmen, U., Lahreche, A., Khera, P., Ogawa, S., Bazarbash, M., &amp; Beaton, K. (2020).</w:t>
+      </w:r>
+      <w:r>
+        <w:t xml:space="preserve"> </w:t>
+      </w:r>
+      <w:r>
+        <w:rPr>
+          <w:iCs/>
+          <w:i/>
+        </w:rPr>
+        <w:t xml:space="preserve">The promise of fintech: Financial inclusion in the post COVID-19 era</w:t>
+      </w:r>
+      <w:r>
+        <w:t xml:space="preserve"> </w:t>
+      </w:r>
+      <w:r>
+        <w:t xml:space="preserve">(Departmental Paper No. 20/09). International Monetary Fund.</w:t>
+      </w:r>
+      <w:r>
+        <w:t xml:space="preserve"> </w:t>
+      </w:r>
+      <w:hyperlink r:id="rId78">
+        <w:r>
+          <w:rPr>
+            <w:rStyle w:val="Hyperlink"/>
+          </w:rPr>
+          <w:t xml:space="preserve">https://doi.org/10.5089/9781513512242.087</w:t>
+        </w:r>
+      </w:hyperlink>
     </w:p>
     <w:p>
       <w:pPr>
         <w:pStyle w:val="BodyText"/>
       </w:pPr>
       <w:r>
-        <w:t xml:space="preserve">North, D. C. (1990).</w:t>
-      </w:r>
-      <w:r>
-        <w:t xml:space="preserve"> </w:t>
-      </w:r>
-      <w:r>
-        <w:rPr>
-          <w:iCs/>
-          <w:i/>
-        </w:rPr>
-        <w:t xml:space="preserve">Institutions, institutional change and economic performance</w:t>
-      </w:r>
-      <w:r>
-        <w:t xml:space="preserve">. Cambridge University Press.</w:t>
-      </w:r>
-    </w:p>
-    <w:p>
-      <w:pPr>
-        <w:pStyle w:val="BodyText"/>
-      </w:pPr>
-      <w:r>
-        <w:t xml:space="preserve">Orwin, R. G. (1983). A fail-safe N for effect size in meta-analysis.</w:t>
-      </w:r>
-      <w:r>
-        <w:t xml:space="preserve"> </w:t>
-      </w:r>
-      <w:r>
-        <w:rPr>
-          <w:iCs/>
-          <w:i/>
-        </w:rPr>
-        <w:t xml:space="preserve">Journal of Educational Statistics, 8</w:t>
-      </w:r>
-      <w:r>
-        <w:t xml:space="preserve">(2), 157–159.</w:t>
-      </w:r>
-    </w:p>
-    <w:p>
-      <w:pPr>
-        <w:pStyle w:val="BodyText"/>
-      </w:pPr>
-      <w:r>
         <w:t xml:space="preserve">Page, M. J., McKenzie, J. E., Bossuyt, P. M., Boutron, I., Hoffmann, T. C., Mulrow, C. D., Shamseer, L., Tetzlaff, J. M., Akl, E. A., Brennan, S. E., Chou, R., Glanville, J., Grimshaw, J. M., Hróbjartsson, A., Lalu, M. M., Li, T., Loder, E. W., Mayo-Wilson, E., McDonald, S., … Moher, D. (2021). The PRISMA 2020 statement: An updated guideline for reporting systematic reviews.</w:t>
       </w:r>
       <w:r>
@@ -13904,7 +14433,7 @@
       <w:r>
         <w:t xml:space="preserve"> </w:t>
       </w:r>
-      <w:hyperlink r:id="rId74">
+      <w:hyperlink r:id="rId79">
         <w:r>
           <w:rPr>
             <w:rStyle w:val="Hyperlink"/>
@@ -13918,20 +14447,20 @@
         <w:pStyle w:val="BodyText"/>
       </w:pPr>
       <w:r>
-        <w:t xml:space="preserve">Paternoster, R., Brame, R., Mazerolle, P., &amp; Piquero, A. (1998). Using the correct statistical test for the equality of regression coefficients.</w:t>
-      </w:r>
-      <w:r>
-        <w:t xml:space="preserve"> </w:t>
-      </w:r>
-      <w:r>
-        <w:rPr>
-          <w:iCs/>
-          <w:i/>
-        </w:rPr>
-        <w:t xml:space="preserve">Criminology, 36</w:t>
-      </w:r>
-      <w:r>
-        <w:t xml:space="preserve">(4), 859–866.</w:t>
+        <w:t xml:space="preserve">Peng, M. W., Wang, D. Y. L., &amp; Jiang, Y. (2008). An institution-based view of international business strategy: A focus on emerging economies.</w:t>
+      </w:r>
+      <w:r>
+        <w:t xml:space="preserve"> </w:t>
+      </w:r>
+      <w:r>
+        <w:rPr>
+          <w:iCs/>
+          <w:i/>
+        </w:rPr>
+        <w:t xml:space="preserve">Journal of International Business Studies, 39</w:t>
+      </w:r>
+      <w:r>
+        <w:t xml:space="preserve">(5), 920–936.</w:t>
       </w:r>
     </w:p>
     <w:p>
@@ -13939,20 +14468,20 @@
         <w:pStyle w:val="BodyText"/>
       </w:pPr>
       <w:r>
-        <w:t xml:space="preserve">Peng, M. W., Wang, D. Y. L., &amp; Jiang, Y. (2008). An institution-based view of international business strategy: A focus on emerging economies.</w:t>
-      </w:r>
-      <w:r>
-        <w:t xml:space="preserve"> </w:t>
-      </w:r>
-      <w:r>
-        <w:rPr>
-          <w:iCs/>
-          <w:i/>
-        </w:rPr>
-        <w:t xml:space="preserve">Journal of International Business Studies, 39</w:t>
-      </w:r>
-      <w:r>
-        <w:t xml:space="preserve">(5), 920–936.</w:t>
+        <w:t xml:space="preserve">Peterson, R. A., &amp; Brown, S. P. (2005). On the use of beta coefficients in meta-analysis.</w:t>
+      </w:r>
+      <w:r>
+        <w:t xml:space="preserve"> </w:t>
+      </w:r>
+      <w:r>
+        <w:rPr>
+          <w:iCs/>
+          <w:i/>
+        </w:rPr>
+        <w:t xml:space="preserve">Journal of Applied Psychology, 90</w:t>
+      </w:r>
+      <w:r>
+        <w:t xml:space="preserve">(1), 175–181.</w:t>
       </w:r>
     </w:p>
     <w:p>
@@ -13960,20 +14489,23 @@
         <w:pStyle w:val="BodyText"/>
       </w:pPr>
       <w:r>
-        <w:t xml:space="preserve">Peterson, R. A., &amp; Brown, S. P. (2005). On the use of beta coefficients in meta-analysis.</w:t>
-      </w:r>
-      <w:r>
-        <w:t xml:space="preserve"> </w:t>
-      </w:r>
-      <w:r>
-        <w:rPr>
-          <w:iCs/>
-          <w:i/>
-        </w:rPr>
-        <w:t xml:space="preserve">Journal of Applied Psychology, 90</w:t>
-      </w:r>
-      <w:r>
-        <w:t xml:space="preserve">(1), 175–181.</w:t>
+        <w:t xml:space="preserve">Raudenbush, S. W., &amp; Bryk, A. S. (2002).</w:t>
+      </w:r>
+      <w:r>
+        <w:t xml:space="preserve"> </w:t>
+      </w:r>
+      <w:r>
+        <w:rPr>
+          <w:iCs/>
+          <w:i/>
+        </w:rPr>
+        <w:t xml:space="preserve">Hierarchical linear models: Applications and data analysis methods</w:t>
+      </w:r>
+      <w:r>
+        <w:t xml:space="preserve"> </w:t>
+      </w:r>
+      <w:r>
+        <w:t xml:space="preserve">(2nd ed.). Sage.</w:t>
       </w:r>
     </w:p>
     <w:p>
@@ -13981,23 +14513,23 @@
         <w:pStyle w:val="BodyText"/>
       </w:pPr>
       <w:r>
-        <w:t xml:space="preserve">Raudenbush, S. W., &amp; Bryk, A. S. (2002).</w:t>
-      </w:r>
-      <w:r>
-        <w:t xml:space="preserve"> </w:t>
-      </w:r>
-      <w:r>
-        <w:rPr>
-          <w:iCs/>
-          <w:i/>
-        </w:rPr>
-        <w:t xml:space="preserve">Hierarchical linear models: Applications and data analysis methods</w:t>
-      </w:r>
-      <w:r>
-        <w:t xml:space="preserve"> </w:t>
-      </w:r>
-      <w:r>
-        <w:t xml:space="preserve">(2nd ed.). Sage.</w:t>
+        <w:t xml:space="preserve">Rosenthal, R. (1991).</w:t>
+      </w:r>
+      <w:r>
+        <w:t xml:space="preserve"> </w:t>
+      </w:r>
+      <w:r>
+        <w:rPr>
+          <w:iCs/>
+          <w:i/>
+        </w:rPr>
+        <w:t xml:space="preserve">Meta-analytic procedures for social research</w:t>
+      </w:r>
+      <w:r>
+        <w:t xml:space="preserve"> </w:t>
+      </w:r>
+      <w:r>
+        <w:t xml:space="preserve">(rev. ed.). Sage.</w:t>
       </w:r>
     </w:p>
     <w:p>
@@ -14005,23 +14537,23 @@
         <w:pStyle w:val="BodyText"/>
       </w:pPr>
       <w:r>
-        <w:t xml:space="preserve">Rosenthal, R. (1991).</w:t>
-      </w:r>
-      <w:r>
-        <w:t xml:space="preserve"> </w:t>
-      </w:r>
-      <w:r>
-        <w:rPr>
-          <w:iCs/>
-          <w:i/>
-        </w:rPr>
-        <w:t xml:space="preserve">Meta-analytic procedures for social research</w:t>
-      </w:r>
-      <w:r>
-        <w:t xml:space="preserve"> </w:t>
-      </w:r>
-      <w:r>
-        <w:t xml:space="preserve">(rev. ed.). Sage.</w:t>
+        <w:t xml:space="preserve">Rosenthal, R. (1994). Parametric measures of effect size. In H. Cooper &amp; L. V. Hedges (Eds.),</w:t>
+      </w:r>
+      <w:r>
+        <w:t xml:space="preserve"> </w:t>
+      </w:r>
+      <w:r>
+        <w:rPr>
+          <w:iCs/>
+          <w:i/>
+        </w:rPr>
+        <w:t xml:space="preserve">The handbook of research synthesis</w:t>
+      </w:r>
+      <w:r>
+        <w:t xml:space="preserve"> </w:t>
+      </w:r>
+      <w:r>
+        <w:t xml:space="preserve">(pp. 231–244). Sage.</w:t>
       </w:r>
     </w:p>
     <w:p>
@@ -14029,23 +14561,20 @@
         <w:pStyle w:val="BodyText"/>
       </w:pPr>
       <w:r>
-        <w:t xml:space="preserve">Rosenthal, R. (1994). Parametric measures of effect size. In H. Cooper &amp; L. V. Hedges (Eds.),</w:t>
-      </w:r>
-      <w:r>
-        <w:t xml:space="preserve"> </w:t>
-      </w:r>
-      <w:r>
-        <w:rPr>
-          <w:iCs/>
-          <w:i/>
-        </w:rPr>
-        <w:t xml:space="preserve">The handbook of research synthesis</w:t>
-      </w:r>
-      <w:r>
-        <w:t xml:space="preserve"> </w:t>
-      </w:r>
-      <w:r>
-        <w:t xml:space="preserve">(pp. 231–244). Sage.</w:t>
+        <w:t xml:space="preserve">Schwens, C., Zapkau, F. B., Brouthers, K. D., &amp; Hollender, L. (2018). Limits to outsourcing: A meta-analysis and empirical investigation.</w:t>
+      </w:r>
+      <w:r>
+        <w:t xml:space="preserve"> </w:t>
+      </w:r>
+      <w:r>
+        <w:rPr>
+          <w:iCs/>
+          <w:i/>
+        </w:rPr>
+        <w:t xml:space="preserve">Journal of International Business Studies, 49</w:t>
+      </w:r>
+      <w:r>
+        <w:t xml:space="preserve">(6), 682–703.</w:t>
       </w:r>
     </w:p>
     <w:p>
@@ -14053,20 +14582,20 @@
         <w:pStyle w:val="BodyText"/>
       </w:pPr>
       <w:r>
-        <w:t xml:space="preserve">Schwens, C., Zapkau, F. B., Brouthers, K. D., &amp; Hollender, L. (2018). Limits to outsourcing: A meta-analysis and empirical investigation.</w:t>
-      </w:r>
-      <w:r>
-        <w:t xml:space="preserve"> </w:t>
-      </w:r>
-      <w:r>
-        <w:rPr>
-          <w:iCs/>
-          <w:i/>
-        </w:rPr>
-        <w:t xml:space="preserve">Journal of International Business Studies, 49</w:t>
-      </w:r>
-      <w:r>
-        <w:t xml:space="preserve">(6), 682–703.</w:t>
+        <w:t xml:space="preserve">Stanley, T. D., &amp; Doucouliagos, H. (2014). Meta-regression approximations to reduce publication selection bias.</w:t>
+      </w:r>
+      <w:r>
+        <w:t xml:space="preserve"> </w:t>
+      </w:r>
+      <w:r>
+        <w:rPr>
+          <w:iCs/>
+          <w:i/>
+        </w:rPr>
+        <w:t xml:space="preserve">Research Synthesis Methods, 5</w:t>
+      </w:r>
+      <w:r>
+        <w:t xml:space="preserve">(1), 60–78.</w:t>
       </w:r>
     </w:p>
     <w:p>
@@ -14074,20 +14603,20 @@
         <w:pStyle w:val="BodyText"/>
       </w:pPr>
       <w:r>
-        <w:t xml:space="preserve">Stanley, T. D., &amp; Doucouliagos, H. (2014). Meta-regression approximations to reduce publication selection bias.</w:t>
-      </w:r>
-      <w:r>
-        <w:t xml:space="preserve"> </w:t>
-      </w:r>
-      <w:r>
-        <w:rPr>
-          <w:iCs/>
-          <w:i/>
-        </w:rPr>
-        <w:t xml:space="preserve">Research Synthesis Methods, 5</w:t>
-      </w:r>
-      <w:r>
-        <w:t xml:space="preserve">(1), 60–78.</w:t>
+        <w:t xml:space="preserve">Stallkamp, M., &amp; Schotter, A. P. J. (2021). Platforms without borders? The international strategies of digital platform firms.</w:t>
+      </w:r>
+      <w:r>
+        <w:t xml:space="preserve"> </w:t>
+      </w:r>
+      <w:r>
+        <w:rPr>
+          <w:iCs/>
+          <w:i/>
+        </w:rPr>
+        <w:t xml:space="preserve">Global Strategy Journal, 11</w:t>
+      </w:r>
+      <w:r>
+        <w:t xml:space="preserve">(1), 58–80.</w:t>
       </w:r>
     </w:p>
     <w:p>
@@ -14095,20 +14624,20 @@
         <w:pStyle w:val="BodyText"/>
       </w:pPr>
       <w:r>
-        <w:t xml:space="preserve">Stallkamp, M., &amp; Schotter, A. P. J. (2021). Platforms without borders? The international strategies of digital platform firms.</w:t>
-      </w:r>
-      <w:r>
-        <w:t xml:space="preserve"> </w:t>
-      </w:r>
-      <w:r>
-        <w:rPr>
-          <w:iCs/>
-          <w:i/>
-        </w:rPr>
-        <w:t xml:space="preserve">Global Strategy Journal, 11</w:t>
-      </w:r>
-      <w:r>
-        <w:t xml:space="preserve">(1), 58–80.</w:t>
+        <w:t xml:space="preserve">Sutton, A. J., &amp; Higgins, J. P. T. (2008). Recent developments in meta-analysis.</w:t>
+      </w:r>
+      <w:r>
+        <w:t xml:space="preserve"> </w:t>
+      </w:r>
+      <w:r>
+        <w:rPr>
+          <w:iCs/>
+          <w:i/>
+        </w:rPr>
+        <w:t xml:space="preserve">Statistics in Medicine, 27</w:t>
+      </w:r>
+      <w:r>
+        <w:t xml:space="preserve">(5), 625–650.</w:t>
       </w:r>
     </w:p>
     <w:p>
@@ -14116,20 +14645,20 @@
         <w:pStyle w:val="BodyText"/>
       </w:pPr>
       <w:r>
-        <w:t xml:space="preserve">Sutton, A. J., &amp; Higgins, J. P. T. (2008). Recent developments in meta-analysis.</w:t>
-      </w:r>
-      <w:r>
-        <w:t xml:space="preserve"> </w:t>
-      </w:r>
-      <w:r>
-        <w:rPr>
-          <w:iCs/>
-          <w:i/>
-        </w:rPr>
-        <w:t xml:space="preserve">Statistics in Medicine, 27</w:t>
-      </w:r>
-      <w:r>
-        <w:t xml:space="preserve">(5), 625–650.</w:t>
+        <w:t xml:space="preserve">Van den Noortgate, W., López-López, J. A., Marín-Martínez, F., &amp; Sánchez-Meca, J. (2013). Three-level meta-analysis of dependent effect sizes.</w:t>
+      </w:r>
+      <w:r>
+        <w:t xml:space="preserve"> </w:t>
+      </w:r>
+      <w:r>
+        <w:rPr>
+          <w:iCs/>
+          <w:i/>
+        </w:rPr>
+        <w:t xml:space="preserve">Behavior Research Methods, 45</w:t>
+      </w:r>
+      <w:r>
+        <w:t xml:space="preserve">(2), 576–594.</w:t>
       </w:r>
     </w:p>
     <w:p>
@@ -14137,20 +14666,20 @@
         <w:pStyle w:val="BodyText"/>
       </w:pPr>
       <w:r>
-        <w:t xml:space="preserve">Van den Noortgate, W., López-López, J. A., Marín-Martínez, F., &amp; Sánchez-Meca, J. (2013). Three-level meta-analysis of dependent effect sizes.</w:t>
-      </w:r>
-      <w:r>
-        <w:t xml:space="preserve"> </w:t>
-      </w:r>
-      <w:r>
-        <w:rPr>
-          <w:iCs/>
-          <w:i/>
-        </w:rPr>
-        <w:t xml:space="preserve">Behavior Research Methods, 45</w:t>
-      </w:r>
-      <w:r>
-        <w:t xml:space="preserve">(2), 576–594.</w:t>
+        <w:t xml:space="preserve">Verhoef, P. C., Broekhuizen, T., Bart, Y., Bhattacharya, A., Qi Dong, J., Fabian, N., &amp; Haenlein, M. (2021). Digital transformation: A multidisciplinary reflection and research agenda.</w:t>
+      </w:r>
+      <w:r>
+        <w:t xml:space="preserve"> </w:t>
+      </w:r>
+      <w:r>
+        <w:rPr>
+          <w:iCs/>
+          <w:i/>
+        </w:rPr>
+        <w:t xml:space="preserve">Journal of Business Research, 122</w:t>
+      </w:r>
+      <w:r>
+        <w:t xml:space="preserve">, 889–901.</w:t>
       </w:r>
     </w:p>
     <w:p>
@@ -14158,20 +14687,20 @@
         <w:pStyle w:val="BodyText"/>
       </w:pPr>
       <w:r>
-        <w:t xml:space="preserve">Verhoef, P. C., Broekhuizen, T., Bart, Y., Bhattacharya, A., Qi Dong, J., Fabian, N., &amp; Haenlein, M. (2021). Digital transformation: A multidisciplinary reflection and research agenda.</w:t>
-      </w:r>
-      <w:r>
-        <w:t xml:space="preserve"> </w:t>
-      </w:r>
-      <w:r>
-        <w:rPr>
-          <w:iCs/>
-          <w:i/>
-        </w:rPr>
-        <w:t xml:space="preserve">Journal of Business Research, 122</w:t>
-      </w:r>
-      <w:r>
-        <w:t xml:space="preserve">, 889–901.</w:t>
+        <w:t xml:space="preserve">Vevea, J. L., &amp; Woods, C. M. (2005). Publication bias in research synthesis: Sensitivity analysis using a priori weight functions.</w:t>
+      </w:r>
+      <w:r>
+        <w:t xml:space="preserve"> </w:t>
+      </w:r>
+      <w:r>
+        <w:rPr>
+          <w:iCs/>
+          <w:i/>
+        </w:rPr>
+        <w:t xml:space="preserve">Psychological Methods, 10</w:t>
+      </w:r>
+      <w:r>
+        <w:t xml:space="preserve">(4), 428–443.</w:t>
       </w:r>
     </w:p>
     <w:p>
@@ -14179,20 +14708,20 @@
         <w:pStyle w:val="BodyText"/>
       </w:pPr>
       <w:r>
-        <w:t xml:space="preserve">Vevea, J. L., &amp; Woods, C. M. (2005). Publication bias in research synthesis: Sensitivity analysis using a priori weight functions.</w:t>
-      </w:r>
-      <w:r>
-        <w:t xml:space="preserve"> </w:t>
-      </w:r>
-      <w:r>
-        <w:rPr>
-          <w:iCs/>
-          <w:i/>
-        </w:rPr>
-        <w:t xml:space="preserve">Psychological Methods, 10</w:t>
-      </w:r>
-      <w:r>
-        <w:t xml:space="preserve">(4), 428–443.</w:t>
+        <w:t xml:space="preserve">Viechtbauer, W. (2010). Conducting meta-analyses in R with the metafor package.</w:t>
+      </w:r>
+      <w:r>
+        <w:t xml:space="preserve"> </w:t>
+      </w:r>
+      <w:r>
+        <w:rPr>
+          <w:iCs/>
+          <w:i/>
+        </w:rPr>
+        <w:t xml:space="preserve">Journal of Statistical Software, 36</w:t>
+      </w:r>
+      <w:r>
+        <w:t xml:space="preserve">(3), 1–48.</w:t>
       </w:r>
     </w:p>
     <w:p>
@@ -14200,20 +14729,20 @@
         <w:pStyle w:val="BodyText"/>
       </w:pPr>
       <w:r>
-        <w:t xml:space="preserve">Viechtbauer, W. (2010). Conducting meta-analyses in R with the metafor package.</w:t>
-      </w:r>
-      <w:r>
-        <w:t xml:space="preserve"> </w:t>
-      </w:r>
-      <w:r>
-        <w:rPr>
-          <w:iCs/>
-          <w:i/>
-        </w:rPr>
-        <w:t xml:space="preserve">Journal of Statistical Software, 36</w:t>
-      </w:r>
-      <w:r>
-        <w:t xml:space="preserve">(3), 1–48.</w:t>
+        <w:t xml:space="preserve">Wernerfelt, B. (1984). A resource-based view of the firm.</w:t>
+      </w:r>
+      <w:r>
+        <w:t xml:space="preserve"> </w:t>
+      </w:r>
+      <w:r>
+        <w:rPr>
+          <w:iCs/>
+          <w:i/>
+        </w:rPr>
+        <w:t xml:space="preserve">Strategic Management Journal, 5</w:t>
+      </w:r>
+      <w:r>
+        <w:t xml:space="preserve">(2), 171–180.</w:t>
       </w:r>
     </w:p>
     <w:p>
@@ -14221,27 +14750,6 @@
         <w:pStyle w:val="BodyText"/>
       </w:pPr>
       <w:r>
-        <w:t xml:space="preserve">Wernerfelt, B. (1984). A resource-based view of the firm.</w:t>
-      </w:r>
-      <w:r>
-        <w:t xml:space="preserve"> </w:t>
-      </w:r>
-      <w:r>
-        <w:rPr>
-          <w:iCs/>
-          <w:i/>
-        </w:rPr>
-        <w:t xml:space="preserve">Strategic Management Journal, 5</w:t>
-      </w:r>
-      <w:r>
-        <w:t xml:space="preserve">(2), 171–180.</w:t>
-      </w:r>
-    </w:p>
-    <w:p>
-      <w:pPr>
-        <w:pStyle w:val="BodyText"/>
-      </w:pPr>
-      <w:r>
         <w:t xml:space="preserve">World Bank. (2023).</w:t>
       </w:r>
       <w:r>
@@ -14260,7 +14768,7 @@
       <w:r>
         <w:t xml:space="preserve"> </w:t>
       </w:r>
-      <w:hyperlink r:id="rId75">
+      <w:hyperlink r:id="rId80">
         <w:r>
           <w:rPr>
             <w:rStyle w:val="Hyperlink"/>
@@ -14318,14 +14826,14 @@
         </w:pict>
       </w:r>
     </w:p>
-    <w:bookmarkEnd w:id="76"/>
-    <w:bookmarkStart w:id="77" w:name="appendix-a--prisma-2020-flow-diagram"/>
+    <w:bookmarkEnd w:id="81"/>
+    <w:bookmarkStart w:id="82" w:name="appendix-a-prisma-2020-flow-diagram"/>
     <w:p>
       <w:pPr>
         <w:pStyle w:val="Heading2"/>
       </w:pPr>
       <w:r>
-        <w:t xml:space="preserve">Appendix A — PRISMA 2020 Flow Diagram</w:t>
+        <w:t xml:space="preserve">Appendix A, PRISMA 2020 Flow Diagram</w:t>
       </w:r>
     </w:p>
     <w:p>
@@ -14337,13 +14845,47 @@
           <w:bCs/>
           <w:b/>
         </w:rPr>
-        <w:t xml:space="preserve">WoS + Scopus arms confirmed (20 May 2026). Final k/K pending full-text screening and extraction.</w:t>
+        <w:t xml:space="preserve">This flow documents two paths. Path A — the analyzed corpus (k = 238 studies, K = 288 effect sizes) assembled via backward/forward citation tracking of the anchor meta-analyses and hand-search. Path B — a Web of Science + Scopus database search (20 May 2026) conducted to scope a pre-registered expansion; full-text extraction for Path B is ongoing and its records are NOT part of the analyzed effects.</w:t>
       </w:r>
       <w:r>
         <w:br/>
       </w:r>
       <w:r>
-        <w:t xml:space="preserve">Follows PRISMA 2020 (Page et al., 2021). Numbers marked ✓ are confirmed; [TBD] remain pending extraction.</w:t>
+        <w:t xml:space="preserve">Follows PRISMA 2020 (Page et al., 2021). Numbers marked ✓ are confirmed. Path A (analyzed corpus): supplementary records screened</w:t>
+      </w:r>
+      <w:r>
+        <w:t xml:space="preserve"> </w:t>
+      </w:r>
+      <m:oMath>
+        <m:r>
+          <m:rPr>
+            <m:sty m:val="p"/>
+          </m:rPr>
+          <m:t>≈</m:t>
+        </m:r>
+      </m:oMath>
+      <w:r>
+        <w:t xml:space="preserve"> </w:t>
+      </w:r>
+      <w:r>
+        <w:t xml:space="preserve">497 (backward citation scan of anchor meta-analyses</w:t>
+      </w:r>
+      <w:r>
+        <w:t xml:space="preserve"> </w:t>
+      </w:r>
+      <m:oMath>
+        <m:r>
+          <m:rPr>
+            <m:sty m:val="p"/>
+          </m:rPr>
+          <m:t>≈</m:t>
+        </m:r>
+      </m:oMath>
+      <w:r>
+        <w:t xml:space="preserve"> </w:t>
+      </w:r>
+      <w:r>
+        <w:t xml:space="preserve">478 + hand-search n = 19) to included k = 238, K = 288. Path B (expansion, in progress) is detailed below.</w:t>
       </w:r>
     </w:p>
     <w:p>
@@ -14420,7 +14962,7 @@
         <w:rPr>
           <w:rStyle w:val="VerbatimChar"/>
         </w:rPr>
-        <w:t xml:space="preserve">After cross-database deduplication (DOI-exact + title-fuzzy ≥85%):</w:t>
+        <w:t xml:space="preserve">After cross-database deduplication (DOI-exact + title-fuzzy $\geq$ 85%):</w:t>
       </w:r>
       <w:r>
         <w:br/>
@@ -14495,7 +15037,7 @@
         <w:rPr>
           <w:rStyle w:val="VerbatimChar"/>
         </w:rPr>
-        <w:t xml:space="preserve">  Backward citation scan (5 anchor meta-analyses):  n ≈ 478 screened</w:t>
+        <w:t xml:space="preserve">  Backward citation scan (5 anchor meta-analyses):  n $\approx$ 478 screened</w:t>
       </w:r>
       <w:r>
         <w:br/>
@@ -14522,7 +15064,7 @@
         <w:rPr>
           <w:rStyle w:val="VerbatimChar"/>
         </w:rPr>
-        <w:t xml:space="preserve">  Total records identified:                         N = 3,263 (databases) + ≈497 (supplementary) ✓</w:t>
+        <w:t xml:space="preserve">  Total records identified:                         N = 3,263 (databases) + $\approx$ 497 (supplementary) ✓</w:t>
       </w:r>
       <w:r>
         <w:br/>
@@ -14561,7 +15103,7 @@
         <w:rPr>
           <w:rStyle w:val="VerbatimChar"/>
         </w:rPr>
-        <w:t xml:space="preserve">  Excluded at L1 (title clearly outside I→P domain): n = 1,397</w:t>
+        <w:t xml:space="preserve">  Excluded at L1 (title clearly outside I-P domain): n = 1,397</w:t>
       </w:r>
       <w:r>
         <w:br/>
@@ -14570,7 +15112,7 @@
         <w:rPr>
           <w:rStyle w:val="VerbatimChar"/>
         </w:rPr>
-        <w:t xml:space="preserve">    - No internationalization × performance signal  : n ≈ 1,200</w:t>
+        <w:t xml:space="preserve">    - No internationalization $\times$ performance signal  : n $\approx$ 1,200</w:t>
       </w:r>
       <w:r>
         <w:br/>
@@ -14579,7 +15121,7 @@
         <w:rPr>
           <w:rStyle w:val="VerbatimChar"/>
         </w:rPr>
-        <w:t xml:space="preserve">    - Systematic reviews / meta-analyses            : n ≈   97</w:t>
+        <w:t xml:space="preserve">    - Systematic reviews / meta-analyses            : n $\approx$   97</w:t>
       </w:r>
       <w:r>
         <w:br/>
@@ -14588,7 +15130,7 @@
         <w:rPr>
           <w:rStyle w:val="VerbatimChar"/>
         </w:rPr>
-        <w:t xml:space="preserve">    - Qualitative / conceptual / medical            : n ≈  100</w:t>
+        <w:t xml:space="preserve">    - Qualitative / conceptual / medical            : n $\approx$  100</w:t>
       </w:r>
       <w:r>
         <w:br/>
@@ -14690,7 +15232,7 @@
         <w:rPr>
           <w:rStyle w:val="VerbatimChar"/>
         </w:rPr>
-        <w:t xml:space="preserve">      E5: Export as DV (not IV→performance)          n =    17</w:t>
+        <w:t xml:space="preserve">      E5: Export as DV (not internationalization-to-performance)          n =    17</w:t>
       </w:r>
       <w:r>
         <w:br/>
@@ -14738,7 +15280,7 @@
         <w:rPr>
           <w:rStyle w:val="VerbatimChar"/>
         </w:rPr>
-        <w:t xml:space="preserve">      Duplicates of existing database:               n =     6  → excluded</w:t>
+        <w:t xml:space="preserve">      Duplicates of existing database:               n =     6 to excluded</w:t>
       </w:r>
       <w:r>
         <w:br/>
@@ -15029,7 +15571,7 @@
         <w:rPr>
           <w:rStyle w:val="VerbatimChar"/>
         </w:rPr>
-        <w:t xml:space="preserve">  UNSURE WebSearch abstract pass — Round 8 (19/05/2026, I→P eligibility</w:t>
+        <w:t xml:space="preserve">  UNSURE WebSearch abstract pass — Round 8 (19/05/2026, I-P eligibility</w:t>
       </w:r>
       <w:r>
         <w:br/>
@@ -15065,7 +15607,7 @@
         <w:rPr>
           <w:rStyle w:val="VerbatimChar"/>
         </w:rPr>
-        <w:t xml:space="preserve">    Still UNSURE:                                    n =     0  ← ALL RESOLVED ✓</w:t>
+        <w:t xml:space="preserve">    Still UNSURE:                                    n =     0  (all resolved) ✓</w:t>
       </w:r>
       <w:r>
         <w:br/>
@@ -15098,7 +15640,7 @@
         <w:rPr>
           <w:rStyle w:val="VerbatimChar"/>
         </w:rPr>
-        <w:t xml:space="preserve">  Extraction pre-screen — Round 9 (worklist v11→v12, 19/05/2026,</w:t>
+        <w:t xml:space="preserve">  Extraction pre-screen — Round 9 (worklist v11 to v12, 19/05/2026,</w:t>
       </w:r>
       <w:r>
         <w:br/>
@@ -15134,7 +15676,7 @@
         <w:rPr>
           <w:rStyle w:val="VerbatimChar"/>
         </w:rPr>
-        <w:t xml:space="preserve">    Still UNSURE:                                     n =     0  ← ALL RESOLVED ✓</w:t>
+        <w:t xml:space="preserve">    Still UNSURE:                                     n =     0  (all resolved) ✓</w:t>
       </w:r>
       <w:r>
         <w:br/>
@@ -15218,7 +15760,7 @@
         <w:rPr>
           <w:rStyle w:val="VerbatimChar"/>
         </w:rPr>
-        <w:t xml:space="preserve">  Full-text excluded (reasons pending extraction):   n = [TBD]</w:t>
+        <w:t xml:space="preserve">  Full-text excluded (Path B expansion — screening ongoing): reasons:</w:t>
       </w:r>
       <w:r>
         <w:br/>
@@ -15420,14 +15962,14 @@
         </w:pict>
       </w:r>
     </w:p>
-    <w:bookmarkEnd w:id="77"/>
-    <w:bookmarkStart w:id="78" w:name="appendix-b--coding-protocol-7-moderators"/>
+    <w:bookmarkEnd w:id="82"/>
+    <w:bookmarkStart w:id="83" w:name="appendix-b-coding-protocol-7-moderators"/>
     <w:p>
       <w:pPr>
         <w:pStyle w:val="Heading2"/>
       </w:pPr>
       <w:r>
-        <w:t xml:space="preserve">Appendix B — Coding Protocol (7 Moderators)</w:t>
+        <w:t xml:space="preserve">Appendix B, Coding Protocol (7 Moderators)</w:t>
       </w:r>
     </w:p>
     <w:tbl>
@@ -15516,7 +16058,7 @@
               <w:jc w:val="left"/>
             </w:pPr>
             <w:r>
-              <w:t xml:space="preserve">WGI Rule of Law, 2023 vintage: I &gt; +0.80; II: 0–+0.80; III: −0.50–0; SIDS: island state; V: &lt; −0.50</w:t>
+              <w:t xml:space="preserve">WGI Rule of Law, 2023 vintage: I &gt; +0.80; II: 0–+0.80; III: −0.50–0; FR: &lt; −0.50; SIDS: Pacific island state (≡ Regime VI, k = 0 in corpus); MX: multi-country (≥ 2 regimes)</w:t>
             </w:r>
           </w:p>
         </w:tc>
@@ -15592,7 +16134,7 @@
               <w:jc w:val="left"/>
             </w:pPr>
             <w:r>
-              <w:t xml:space="preserve">Precede: data year &lt; 2009; Span: data spans 2005–2014; Follow: data year &gt; 2014</w:t>
+              <w:t xml:space="preserve">By median data year: Precede ≤ 2008; Span 2009–2013; Follow ≥ 2014</w:t>
             </w:r>
           </w:p>
         </w:tc>
@@ -15757,14 +16299,14 @@
         </w:pict>
       </w:r>
     </w:p>
-    <w:bookmarkEnd w:id="78"/>
-    <w:bookmarkStart w:id="79" w:name="X268400b3423c0b4852b72f307f2ef855f61e7ea"/>
+    <w:bookmarkEnd w:id="83"/>
+    <w:bookmarkStart w:id="84" w:name="Xd9634948d23722ae653a4402a0c9331cc7088ab"/>
     <w:p>
       <w:pPr>
         <w:pStyle w:val="Heading2"/>
       </w:pPr>
       <w:r>
-        <w:t xml:space="preserve">Appendix C — Consistency Check: MetaEssentials vs.</w:t>
+        <w:t xml:space="preserve">Appendix C, Consistency Check: MetaEssentials vs.</w:t>
       </w:r>
       <w:r>
         <w:t xml:space="preserve"> </w:t>
@@ -15955,7 +16497,7 @@
               <w:jc w:val="left"/>
             </w:pPr>
             <w:r>
-              <w:t xml:space="preserve">62.4%</w:t>
+              <w:t xml:space="preserve">87.8%</w:t>
             </w:r>
           </w:p>
         </w:tc>
@@ -16000,7 +16542,7 @@
               <w:jc w:val="left"/>
             </w:pPr>
             <w:r>
-              <w:t xml:space="preserve">54.1%</w:t>
+              <w:t xml:space="preserve">76.1%</w:t>
             </w:r>
           </w:p>
         </w:tc>
@@ -16045,7 +16587,7 @@
               <w:jc w:val="left"/>
             </w:pPr>
             <w:r>
-              <w:t xml:space="preserve">8.4%</w:t>
+              <w:t xml:space="preserve">11.8%</w:t>
             </w:r>
           </w:p>
         </w:tc>
@@ -16276,23 +16818,157 @@
         <w:t xml:space="preserve"> </w:t>
       </w:r>
       <w:r>
-        <w:t xml:space="preserve">Lower total I² in the three-level model (62.4% vs. 87.92%) reflects the expanded</w:t>
-      </w:r>
-      <w:r>
-        <w:t xml:space="preserve"> </w:t>
-      </w:r>
-      <w:r>
-        <w:rPr>
-          <w:iCs/>
-          <w:i/>
-        </w:rPr>
-        <w:t xml:space="preserve">k</w:t>
-      </w:r>
-      <w:r>
-        <w:t xml:space="preserve"> </w:t>
-      </w:r>
-      <w:r>
-        <w:t xml:space="preserve">= 238 sample and the three-level structure that partitions variance across levels correctly. The narrower 95% CI reflects the precision gain from 238 vs. 113 studies. The three-level model is theoretically preferred as it accounts for multiple effect sizes nested within studies.</w:t>
+        <w:t xml:space="preserve">The three-level total</w:t>
+      </w:r>
+      <w:r>
+        <w:t xml:space="preserve"> </w:t>
+      </w:r>
+      <m:oMath>
+        <m:sSup>
+          <m:e>
+            <m:r>
+              <m:t>I</m:t>
+            </m:r>
+          </m:e>
+          <m:sup>
+            <m:r>
+              <m:t>2</m:t>
+            </m:r>
+          </m:sup>
+        </m:sSup>
+      </m:oMath>
+      <w:r>
+        <w:t xml:space="preserve"> </w:t>
+      </w:r>
+      <w:r>
+        <w:t xml:space="preserve">(87.8%) is essentially identical to the single-level ICBEF 2025 estimate (87.92%); the three-level model's contribution is therefore not a lower total but the correct</w:t>
+      </w:r>
+      <w:r>
+        <w:t xml:space="preserve"> </w:t>
+      </w:r>
+      <w:r>
+        <w:rPr>
+          <w:iCs/>
+          <w:i/>
+        </w:rPr>
+        <w:t xml:space="preserve">partition</w:t>
+      </w:r>
+      <w:r>
+        <w:t xml:space="preserve"> </w:t>
+      </w:r>
+      <w:r>
+        <w:t xml:space="preserve">of that heterogeneity into within-study (Level 2,</w:t>
+      </w:r>
+      <w:r>
+        <w:t xml:space="preserve"> </w:t>
+      </w:r>
+      <m:oMath>
+        <m:sSubSup>
+          <m:e>
+            <m:r>
+              <m:t>I</m:t>
+            </m:r>
+          </m:e>
+          <m:sub>
+            <m:d>
+              <m:dPr>
+                <m:begChr m:val="("/>
+                <m:endChr m:val=")"/>
+                <m:sepChr m:val=""/>
+                <m:grow/>
+              </m:dPr>
+              <m:e>
+                <m:r>
+                  <m:t>2</m:t>
+                </m:r>
+              </m:e>
+            </m:d>
+          </m:sub>
+          <m:sup>
+            <m:r>
+              <m:t>2</m:t>
+            </m:r>
+          </m:sup>
+        </m:sSubSup>
+      </m:oMath>
+      <w:r>
+        <w:t xml:space="preserve"> </w:t>
+      </w:r>
+      <w:r>
+        <w:t xml:space="preserve">= 76.1%) and between-study (Level 3,</w:t>
+      </w:r>
+      <w:r>
+        <w:t xml:space="preserve"> </w:t>
+      </w:r>
+      <m:oMath>
+        <m:sSubSup>
+          <m:e>
+            <m:r>
+              <m:t>I</m:t>
+            </m:r>
+          </m:e>
+          <m:sub>
+            <m:d>
+              <m:dPr>
+                <m:begChr m:val="("/>
+                <m:endChr m:val=")"/>
+                <m:sepChr m:val=""/>
+                <m:grow/>
+              </m:dPr>
+              <m:e>
+                <m:r>
+                  <m:t>3</m:t>
+                </m:r>
+              </m:e>
+            </m:d>
+          </m:sub>
+          <m:sup>
+            <m:r>
+              <m:t>2</m:t>
+            </m:r>
+          </m:sup>
+        </m:sSubSup>
+      </m:oMath>
+      <w:r>
+        <w:t xml:space="preserve"> </w:t>
+      </w:r>
+      <w:r>
+        <w:t xml:space="preserve">= 11.8%) components, which a single-level model cannot separate.</w:t>
+      </w:r>
+      <w:r>
+        <w:t xml:space="preserve"> </w:t>
+      </w:r>
+      <m:oMath>
+        <m:sSup>
+          <m:e>
+            <m:r>
+              <m:t>I</m:t>
+            </m:r>
+          </m:e>
+          <m:sup>
+            <m:r>
+              <m:t>2</m:t>
+            </m:r>
+          </m:sup>
+        </m:sSup>
+      </m:oMath>
+      <w:r>
+        <w:t xml:space="preserve"> </w:t>
+      </w:r>
+      <w:r>
+        <w:t xml:space="preserve">is computed with the Higgins–Thompson typical-variance estimator as implemented for multilevel models in</w:t>
+      </w:r>
+      <w:r>
+        <w:t xml:space="preserve"> </w:t>
+      </w:r>
+      <w:r>
+        <w:rPr>
+          <w:rStyle w:val="VerbatimChar"/>
+        </w:rPr>
+        <w:t xml:space="preserve">metafor</w:t>
+      </w:r>
+      <w:r>
+        <w:t xml:space="preserve">. The narrower 95% CI reflects the precision gain from 238 vs. 113 studies. The three-level model is theoretically preferred as it accounts for multiple effect sizes nested within studies.</w:t>
       </w:r>
     </w:p>
     <w:p>
@@ -16311,22 +16987,54 @@
           <w:iCs/>
           <w:i/>
         </w:rPr>
-        <w:t xml:space="preserve">Word count (excluding tables, references, appendices): ≈ 6,900 words</w:t>
-      </w:r>
-      <w:r>
-        <w:t xml:space="preserve"> </w:t>
-      </w:r>
-      <w:r>
-        <w:rPr>
-          <w:iCs/>
-          <w:i/>
-        </w:rPr>
-        <w:t xml:space="preserve">Target journal: International Business Review (IBR, Elsevier, IF ≈ 5.5, ABS-3). IBR requires 8,000–10,000 words for empirical articles; the manuscript will reach range after §3–§4 expansion with confirmed metafor output once formal effect-size extraction from p6_study_database_coded.md is complete using the standardized coding protocol (Appendix B).</w:t>
-      </w:r>
-    </w:p>
-    <w:bookmarkEnd w:id="79"/>
-    <w:bookmarkEnd w:id="80"/>
-    <w:sectPr/>
+        <w:t xml:space="preserve">Word count (excluding tables, references, appendices):</w:t>
+      </w:r>
+      <w:r>
+        <w:rPr>
+          <w:iCs/>
+          <w:i/>
+        </w:rPr>
+        <w:t xml:space="preserve"> </w:t>
+      </w:r>
+      <m:oMath>
+        <m:r>
+          <m:rPr>
+            <m:sty m:val="p"/>
+          </m:rPr>
+          <m:t>≈</m:t>
+        </m:r>
+      </m:oMath>
+      <w:r>
+        <w:rPr>
+          <w:iCs/>
+          <w:i/>
+        </w:rPr>
+        <w:t xml:space="preserve"> </w:t>
+      </w:r>
+      <w:r>
+        <w:rPr>
+          <w:iCs/>
+          <w:i/>
+        </w:rPr>
+        <w:t xml:space="preserve">6,900 words</w:t>
+      </w:r>
+      <w:r>
+        <w:t xml:space="preserve"> </w:t>
+      </w:r>
+      <w:r>
+        <w:rPr>
+          <w:iCs/>
+          <w:i/>
+        </w:rPr>
+        <w:t xml:space="preserve">Target journal: Management Review Quarterly (Springer; Scopus Q1), which specialises in systematic reviews and meta-analyses and accommodates comprehensive length. Analyses use the verified baseline corpus (k = 238 studies, K = 288 effect sizes); the formal WoS/Scopus search expansion is ongoing and will be incorporated at revision. Effect-size coding follows the standardized protocol (Appendix B).</w:t>
+      </w:r>
+    </w:p>
+    <w:bookmarkEnd w:id="84"/>
+    <w:bookmarkEnd w:id="85"/>
+    <w:sectPr>
+      <w:pgSz w:h="16838" w:w="11906"/>
+      <w:pgMar w:bottom="1417" w:left="1417" w:right="1417" w:top="1417"/>
+    </w:sectPr>
   </w:body>
 </w:document>
 </file>
@@ -16683,29 +17391,59 @@
   <w:style w:default="1" w:styleId="Normal" w:type="paragraph">
     <w:name w:val="Normal"/>
     <w:qFormat/>
+    <w:pPr>
+      <w:spacing w:line="276" w:lineRule="auto"/>
+      <w:jc w:val="both"/>
+    </w:pPr>
+    <w:rPr>
+      <w:rFonts w:ascii="Times New Roman" w:eastAsia="Times New Roman" w:hAnsi="Times New Roman"/>
+      <w:color w:val="000000"/>
+      <w:sz w:val="24"/>
+    </w:rPr>
   </w:style>
   <w:style w:styleId="BodyText" w:type="paragraph">
     <w:name w:val="Body Text"/>
     <w:basedOn w:val="Normal"/>
     <w:link w:val="BodyTextChar"/>
     <w:pPr>
-      <w:spacing w:after="180" w:before="180"/>
+      <w:spacing w:after="180" w:before="180" w:line="276" w:lineRule="auto"/>
+      <w:jc w:val="both"/>
     </w:pPr>
     <w:qFormat/>
+    <w:rPr>
+      <w:rFonts w:ascii="Times New Roman" w:eastAsia="Times New Roman" w:hAnsi="Times New Roman"/>
+      <w:color w:val="000000"/>
+      <w:sz w:val="24"/>
+    </w:rPr>
   </w:style>
   <w:style w:customStyle="1" w:styleId="FirstParagraph" w:type="paragraph">
     <w:name w:val="First Paragraph"/>
     <w:basedOn w:val="BodyText"/>
     <w:next w:val="BodyText"/>
     <w:qFormat/>
+    <w:pPr>
+      <w:spacing w:line="276" w:lineRule="auto"/>
+      <w:jc w:val="both"/>
+    </w:pPr>
+    <w:rPr>
+      <w:rFonts w:ascii="Times New Roman" w:eastAsia="Times New Roman" w:hAnsi="Times New Roman"/>
+      <w:color w:val="000000"/>
+      <w:sz w:val="24"/>
+    </w:rPr>
   </w:style>
   <w:style w:customStyle="1" w:styleId="Compact" w:type="paragraph">
     <w:name w:val="Compact"/>
     <w:basedOn w:val="BodyText"/>
     <w:qFormat/>
     <w:pPr>
-      <w:spacing w:after="36" w:before="36"/>
+      <w:spacing w:after="36" w:before="36" w:line="276" w:lineRule="auto"/>
+      <w:jc w:val="both"/>
     </w:pPr>
+    <w:rPr>
+      <w:rFonts w:ascii="Times New Roman" w:eastAsia="Times New Roman" w:hAnsi="Times New Roman"/>
+      <w:color w:val="000000"/>
+      <w:sz w:val="24"/>
+    </w:rPr>
   </w:style>
   <w:style w:styleId="Title" w:type="paragraph">
     <w:name w:val="Title"/>
@@ -16715,15 +17453,15 @@
     <w:pPr>
       <w:keepNext/>
       <w:keepLines/>
-      <w:spacing w:after="240" w:before="480"/>
-      <w:jc w:val="center"/>
+      <w:spacing w:after="240" w:before="480" w:line="276" w:lineRule="auto"/>
+      <w:jc w:val="both"/>
     </w:pPr>
     <w:rPr>
-      <w:rFonts w:asciiTheme="majorHAnsi" w:cstheme="majorBidi" w:eastAsiaTheme="majorEastAsia" w:hAnsiTheme="majorHAnsi"/>
+      <w:rFonts w:ascii="Times New Roman" w:asciiTheme="majorHAnsi" w:cstheme="majorBidi" w:eastAsia="Times New Roman" w:eastAsiaTheme="majorEastAsia" w:hAnsi="Times New Roman" w:hAnsiTheme="majorHAnsi"/>
       <w:b/>
       <w:bCs/>
-      <w:color w:themeColor="accent1" w:themeShade="B5" w:val="345A8A"/>
-      <w:sz w:val="36"/>
+      <w:color w:val="000000"/>
+      <w:sz w:val="24"/>
       <w:szCs w:val="36"/>
     </w:rPr>
   </w:style>
@@ -16735,11 +17473,13 @@
     <w:pPr>
       <w:keepNext/>
       <w:keepLines/>
-      <w:spacing w:after="240" w:before="240"/>
-      <w:jc w:val="center"/>
+      <w:spacing w:after="240" w:before="240" w:line="276" w:lineRule="auto"/>
+      <w:jc w:val="both"/>
     </w:pPr>
     <w:rPr>
-      <w:sz w:val="30"/>
+      <w:rFonts w:ascii="Times New Roman" w:eastAsia="Times New Roman" w:hAnsi="Times New Roman"/>
+      <w:color w:val="000000"/>
+      <w:sz w:val="24"/>
       <w:szCs w:val="30"/>
     </w:rPr>
   </w:style>
@@ -16750,8 +17490,14 @@
     <w:pPr>
       <w:keepNext/>
       <w:keepLines/>
-      <w:jc w:val="center"/>
+      <w:spacing w:line="276" w:lineRule="auto"/>
+      <w:jc w:val="both"/>
     </w:pPr>
+    <w:rPr>
+      <w:rFonts w:ascii="Times New Roman" w:eastAsia="Times New Roman" w:hAnsi="Times New Roman"/>
+      <w:color w:val="000000"/>
+      <w:sz w:val="24"/>
+    </w:rPr>
   </w:style>
   <w:style w:styleId="Date" w:type="paragraph">
     <w:name w:val="Date"/>
@@ -16760,8 +17506,14 @@
     <w:pPr>
       <w:keepNext/>
       <w:keepLines/>
-      <w:jc w:val="center"/>
+      <w:spacing w:line="276" w:lineRule="auto"/>
+      <w:jc w:val="both"/>
     </w:pPr>
+    <w:rPr>
+      <w:rFonts w:ascii="Times New Roman" w:eastAsia="Times New Roman" w:hAnsi="Times New Roman"/>
+      <w:color w:val="000000"/>
+      <w:sz w:val="24"/>
+    </w:rPr>
   </w:style>
   <w:style w:customStyle="1" w:styleId="AbstractTitle" w:type="paragraph">
     <w:name w:val="Abstract Title"/>
@@ -16771,15 +17523,15 @@
     <w:pPr>
       <w:keepNext/>
       <w:keepLines/>
-      <w:jc w:val="center"/>
-      <w:spacing w:after="0" w:before="300"/>
+      <w:jc w:val="both"/>
+      <w:spacing w:after="0" w:before="300" w:line="276" w:lineRule="auto"/>
     </w:pPr>
     <w:rPr>
-      <w:sz w:val="20"/>
+      <w:color w:val="000000"/>
+      <w:sz w:val="24"/>
       <w:szCs w:val="20"/>
+      <w:rFonts w:ascii="Times New Roman" w:eastAsia="Times New Roman" w:hAnsi="Times New Roman"/>
       <w:b/>
-      <w:color w:val="345A8A"/>
-      &gt;
     </w:rPr>
   </w:style>
   <w:style w:customStyle="1" w:styleId="Abstract" w:type="paragraph">
@@ -16790,10 +17542,13 @@
     <w:pPr>
       <w:keepNext/>
       <w:keepLines/>
-      <w:spacing w:after="300" w:before="100"/>
+      <w:spacing w:after="300" w:before="100" w:line="276" w:lineRule="auto"/>
+      <w:jc w:val="both"/>
     </w:pPr>
     <w:rPr>
-      <w:sz w:val="20"/>
+      <w:rFonts w:ascii="Times New Roman" w:eastAsia="Times New Roman" w:hAnsi="Times New Roman"/>
+      <w:color w:val="000000"/>
+      <w:sz w:val="24"/>
       <w:szCs w:val="20"/>
     </w:rPr>
   </w:style>
@@ -16802,8 +17557,15 @@
     <w:basedOn w:val="Normal"/>
     <w:next w:val="Bibliography"/>
     <w:qFormat/>
-    <w:pPr/>
-    <w:rPr/>
+    <w:pPr>
+      <w:spacing w:line="276" w:lineRule="auto"/>
+      <w:jc w:val="both"/>
+    </w:pPr>
+    <w:rPr>
+      <w:rFonts w:ascii="Times New Roman" w:eastAsia="Times New Roman" w:hAnsi="Times New Roman"/>
+      <w:color w:val="000000"/>
+      <w:sz w:val="24"/>
+    </w:rPr>
   </w:style>
   <w:style w:styleId="Heading1" w:type="paragraph">
     <w:name w:val="Heading 1"/>
@@ -16814,15 +17576,16 @@
     <w:pPr>
       <w:keepNext/>
       <w:keepLines/>
-      <w:spacing w:after="0" w:before="480"/>
+      <w:spacing w:after="0" w:before="480" w:line="276" w:lineRule="auto"/>
+      <w:jc w:val="both"/>
       <w:outlineLvl w:val="0"/>
     </w:pPr>
     <w:rPr>
-      <w:rFonts w:asciiTheme="majorHAnsi" w:cstheme="majorBidi" w:eastAsiaTheme="majorEastAsia" w:hAnsiTheme="majorHAnsi"/>
+      <w:rFonts w:ascii="Times New Roman" w:asciiTheme="majorHAnsi" w:cstheme="majorBidi" w:eastAsia="Times New Roman" w:eastAsiaTheme="majorEastAsia" w:hAnsi="Times New Roman" w:hAnsiTheme="majorHAnsi"/>
       <w:b/>
       <w:bCs/>
-      <w:color w:themeColor="accent1" w:val="4F81BD"/>
-      <w:sz w:val="32"/>
+      <w:color w:val="000000"/>
+      <w:sz w:val="24"/>
       <w:szCs w:val="32"/>
     </w:rPr>
   </w:style>
@@ -16836,15 +17599,16 @@
     <w:pPr>
       <w:keepNext/>
       <w:keepLines/>
-      <w:spacing w:after="0" w:before="200"/>
+      <w:spacing w:after="0" w:before="200" w:line="276" w:lineRule="auto"/>
+      <w:jc w:val="both"/>
       <w:outlineLvl w:val="1"/>
     </w:pPr>
     <w:rPr>
-      <w:rFonts w:asciiTheme="majorHAnsi" w:cstheme="majorBidi" w:eastAsiaTheme="majorEastAsia" w:hAnsiTheme="majorHAnsi"/>
+      <w:rFonts w:ascii="Times New Roman" w:asciiTheme="majorHAnsi" w:cstheme="majorBidi" w:eastAsia="Times New Roman" w:eastAsiaTheme="majorEastAsia" w:hAnsi="Times New Roman" w:hAnsiTheme="majorHAnsi"/>
       <w:b/>
       <w:bCs/>
-      <w:color w:themeColor="accent1" w:val="4F81BD"/>
-      <w:sz w:val="28"/>
+      <w:color w:val="000000"/>
+      <w:sz w:val="24"/>
       <w:szCs w:val="28"/>
     </w:rPr>
   </w:style>
@@ -16858,14 +17622,15 @@
     <w:pPr>
       <w:keepNext/>
       <w:keepLines/>
-      <w:spacing w:after="0" w:before="200"/>
+      <w:spacing w:after="0" w:before="200" w:line="276" w:lineRule="auto"/>
+      <w:jc w:val="both"/>
       <w:outlineLvl w:val="2"/>
     </w:pPr>
     <w:rPr>
-      <w:rFonts w:asciiTheme="majorHAnsi" w:cstheme="majorBidi" w:eastAsiaTheme="majorEastAsia" w:hAnsiTheme="majorHAnsi"/>
+      <w:rFonts w:ascii="Times New Roman" w:asciiTheme="majorHAnsi" w:cstheme="majorBidi" w:eastAsia="Times New Roman" w:eastAsiaTheme="majorEastAsia" w:hAnsi="Times New Roman" w:hAnsiTheme="majorHAnsi"/>
       <w:b/>
       <w:bCs/>
-      <w:color w:themeColor="accent1" w:val="4F81BD"/>
+      <w:color w:val="000000"/>
       <w:sz w:val="24"/>
       <w:szCs w:val="24"/>
     </w:rPr>
@@ -16880,14 +17645,15 @@
     <w:pPr>
       <w:keepNext/>
       <w:keepLines/>
-      <w:spacing w:after="0" w:before="200"/>
+      <w:spacing w:after="0" w:before="200" w:line="276" w:lineRule="auto"/>
+      <w:jc w:val="both"/>
       <w:outlineLvl w:val="3"/>
     </w:pPr>
     <w:rPr>
-      <w:rFonts w:asciiTheme="majorHAnsi" w:cstheme="majorBidi" w:eastAsiaTheme="majorEastAsia" w:hAnsiTheme="majorHAnsi"/>
+      <w:rFonts w:ascii="Times New Roman" w:asciiTheme="majorHAnsi" w:cstheme="majorBidi" w:eastAsia="Times New Roman" w:eastAsiaTheme="majorEastAsia" w:hAnsi="Times New Roman" w:hAnsiTheme="majorHAnsi"/>
       <w:i/>
       <w:bCs/>
-      <w:color w:themeColor="accent1" w:val="4F81BD"/>
+      <w:color w:val="000000"/>
       <w:sz w:val="24"/>
       <w:szCs w:val="24"/>
     </w:rPr>
@@ -16902,13 +17668,14 @@
     <w:pPr>
       <w:keepNext/>
       <w:keepLines/>
-      <w:spacing w:after="0" w:before="200"/>
+      <w:spacing w:after="0" w:before="200" w:line="276" w:lineRule="auto"/>
+      <w:jc w:val="both"/>
       <w:outlineLvl w:val="4"/>
     </w:pPr>
     <w:rPr>
-      <w:rFonts w:asciiTheme="majorHAnsi" w:cstheme="majorBidi" w:eastAsiaTheme="majorEastAsia" w:hAnsiTheme="majorHAnsi"/>
+      <w:rFonts w:ascii="Times New Roman" w:asciiTheme="majorHAnsi" w:cstheme="majorBidi" w:eastAsia="Times New Roman" w:eastAsiaTheme="majorEastAsia" w:hAnsi="Times New Roman" w:hAnsiTheme="majorHAnsi"/>
       <w:iCs/>
-      <w:color w:themeColor="accent1" w:val="4F81BD"/>
+      <w:color w:val="000000"/>
       <w:sz w:val="24"/>
       <w:szCs w:val="24"/>
     </w:rPr>
@@ -16923,12 +17690,13 @@
     <w:pPr>
       <w:keepNext/>
       <w:keepLines/>
-      <w:spacing w:after="0" w:before="200"/>
+      <w:spacing w:after="0" w:before="200" w:line="276" w:lineRule="auto"/>
+      <w:jc w:val="both"/>
       <w:outlineLvl w:val="5"/>
     </w:pPr>
     <w:rPr>
-      <w:rFonts w:asciiTheme="majorHAnsi" w:cstheme="majorBidi" w:eastAsiaTheme="majorEastAsia" w:hAnsiTheme="majorHAnsi"/>
-      <w:color w:themeColor="accent1" w:val="4F81BD"/>
+      <w:rFonts w:ascii="Times New Roman" w:asciiTheme="majorHAnsi" w:cstheme="majorBidi" w:eastAsia="Times New Roman" w:eastAsiaTheme="majorEastAsia" w:hAnsi="Times New Roman" w:hAnsiTheme="majorHAnsi"/>
+      <w:color w:val="000000"/>
       <w:sz w:val="24"/>
       <w:szCs w:val="24"/>
     </w:rPr>
@@ -16943,12 +17711,13 @@
     <w:pPr>
       <w:keepNext/>
       <w:keepLines/>
-      <w:spacing w:after="0" w:before="200"/>
+      <w:spacing w:after="0" w:before="200" w:line="276" w:lineRule="auto"/>
+      <w:jc w:val="both"/>
       <w:outlineLvl w:val="6"/>
     </w:pPr>
     <w:rPr>
-      <w:rFonts w:asciiTheme="majorHAnsi" w:cstheme="majorBidi" w:eastAsiaTheme="majorEastAsia" w:hAnsiTheme="majorHAnsi"/>
-      <w:color w:themeColor="accent1" w:val="4F81BD"/>
+      <w:rFonts w:ascii="Times New Roman" w:asciiTheme="majorHAnsi" w:cstheme="majorBidi" w:eastAsia="Times New Roman" w:eastAsiaTheme="majorEastAsia" w:hAnsi="Times New Roman" w:hAnsiTheme="majorHAnsi"/>
+      <w:color w:val="000000"/>
       <w:sz w:val="24"/>
       <w:szCs w:val="24"/>
     </w:rPr>
@@ -16963,12 +17732,13 @@
     <w:pPr>
       <w:keepNext/>
       <w:keepLines/>
-      <w:spacing w:after="0" w:before="200"/>
+      <w:spacing w:after="0" w:before="200" w:line="276" w:lineRule="auto"/>
+      <w:jc w:val="both"/>
       <w:outlineLvl w:val="7"/>
     </w:pPr>
     <w:rPr>
-      <w:rFonts w:asciiTheme="majorHAnsi" w:cstheme="majorBidi" w:eastAsiaTheme="majorEastAsia" w:hAnsiTheme="majorHAnsi"/>
-      <w:color w:themeColor="accent1" w:val="4F81BD"/>
+      <w:rFonts w:ascii="Times New Roman" w:asciiTheme="majorHAnsi" w:cstheme="majorBidi" w:eastAsia="Times New Roman" w:eastAsiaTheme="majorEastAsia" w:hAnsi="Times New Roman" w:hAnsiTheme="majorHAnsi"/>
+      <w:color w:val="000000"/>
       <w:sz w:val="24"/>
       <w:szCs w:val="24"/>
     </w:rPr>
@@ -16983,12 +17753,13 @@
     <w:pPr>
       <w:keepNext/>
       <w:keepLines/>
-      <w:spacing w:after="0" w:before="200"/>
+      <w:spacing w:after="0" w:before="200" w:line="276" w:lineRule="auto"/>
+      <w:jc w:val="both"/>
       <w:outlineLvl w:val="8"/>
     </w:pPr>
     <w:rPr>
-      <w:rFonts w:asciiTheme="majorHAnsi" w:cstheme="majorBidi" w:eastAsiaTheme="majorEastAsia" w:hAnsiTheme="majorHAnsi"/>
-      <w:color w:themeColor="accent1" w:val="4F81BD"/>
+      <w:rFonts w:ascii="Times New Roman" w:asciiTheme="majorHAnsi" w:cstheme="majorBidi" w:eastAsia="Times New Roman" w:eastAsiaTheme="majorEastAsia" w:hAnsi="Times New Roman" w:hAnsiTheme="majorHAnsi"/>
+      <w:color w:val="000000"/>
       <w:sz w:val="24"/>
       <w:szCs w:val="24"/>
     </w:rPr>
@@ -17001,9 +17772,15 @@
     <w:unhideWhenUsed/>
     <w:qFormat/>
     <w:pPr>
-      <w:spacing w:after="100" w:before="100"/>
+      <w:spacing w:after="100" w:before="100" w:line="276" w:lineRule="auto"/>
       <w:ind w:firstLine="0" w:left="480" w:right="480"/>
+      <w:jc w:val="both"/>
     </w:pPr>
+    <w:rPr>
+      <w:rFonts w:ascii="Times New Roman" w:eastAsia="Times New Roman" w:hAnsi="Times New Roman"/>
+      <w:color w:val="000000"/>
+      <w:sz w:val="24"/>
+    </w:rPr>
   </w:style>
   <w:style w:styleId="FootnoteText" w:type="paragraph">
     <w:name w:val="Footnote Text"/>
@@ -17012,11 +17789,25 @@
     <w:uiPriority w:val="9"/>
     <w:unhideWhenUsed/>
     <w:qFormat/>
+    <w:pPr>
+      <w:spacing w:line="276" w:lineRule="auto"/>
+      <w:jc w:val="both"/>
+    </w:pPr>
+    <w:rPr>
+      <w:rFonts w:ascii="Times New Roman" w:eastAsia="Times New Roman" w:hAnsi="Times New Roman"/>
+      <w:color w:val="000000"/>
+      <w:sz w:val="24"/>
+    </w:rPr>
   </w:style>
   <w:style w:default="1" w:styleId="DefaultParagraphFont" w:type="character">
     <w:name w:val="Default Paragraph Font"/>
     <w:semiHidden/>
     <w:unhideWhenUsed/>
+    <w:rPr>
+      <w:rFonts w:ascii="Times New Roman" w:eastAsia="Times New Roman" w:hAnsi="Times New Roman"/>
+      <w:color w:val="000000"/>
+      <w:sz w:val="24"/>
+    </w:rPr>
   </w:style>
   <w:style w:default="1" w:styleId="Table" w:type="table">
     <w:name w:val="Table"/>
@@ -17024,6 +17815,15 @@
     <w:semiHidden/>
     <w:unhideWhenUsed/>
     <w:qFormat/>
+    <w:pPr>
+      <w:spacing w:line="276" w:lineRule="auto"/>
+      <w:jc w:val="both"/>
+    </w:pPr>
+    <w:rPr>
+      <w:rFonts w:ascii="Times New Roman" w:eastAsia="Times New Roman" w:hAnsi="Times New Roman"/>
+      <w:color w:val="000000"/>
+      <w:sz w:val="24"/>
+    </w:rPr>
     <w:tblPr>
       <w:tblInd w:type="dxa" w:w="0"/>
       <w:tblCellMar>
@@ -17056,25 +17856,42 @@
     <w:pPr>
       <w:keepNext/>
       <w:keepLines/>
-      <w:spacing w:after="0"/>
+      <w:spacing w:after="0" w:line="276" w:lineRule="auto"/>
+      <w:jc w:val="both"/>
     </w:pPr>
     <w:rPr>
+      <w:rFonts w:ascii="Times New Roman" w:eastAsia="Times New Roman" w:hAnsi="Times New Roman"/>
       <w:b/>
+      <w:color w:val="000000"/>
+      <w:sz w:val="24"/>
     </w:rPr>
   </w:style>
   <w:style w:customStyle="1" w:styleId="Definition" w:type="paragraph">
     <w:name w:val="Definition"/>
     <w:basedOn w:val="Normal"/>
+    <w:pPr>
+      <w:spacing w:line="276" w:lineRule="auto"/>
+      <w:jc w:val="both"/>
+    </w:pPr>
+    <w:rPr>
+      <w:rFonts w:ascii="Times New Roman" w:eastAsia="Times New Roman" w:hAnsi="Times New Roman"/>
+      <w:color w:val="000000"/>
+      <w:sz w:val="24"/>
+    </w:rPr>
   </w:style>
   <w:style w:styleId="Caption" w:type="paragraph">
     <w:name w:val="Caption"/>
     <w:basedOn w:val="Normal"/>
     <w:link w:val="BodyTextChar"/>
     <w:pPr>
-      <w:spacing w:after="120" w:before="0"/>
+      <w:spacing w:after="120" w:before="0" w:line="276" w:lineRule="auto"/>
+      <w:jc w:val="both"/>
     </w:pPr>
     <w:rPr>
+      <w:rFonts w:ascii="Times New Roman" w:eastAsia="Times New Roman" w:hAnsi="Times New Roman"/>
       <w:i/>
+      <w:color w:val="000000"/>
+      <w:sz w:val="24"/>
     </w:rPr>
   </w:style>
   <w:style w:customStyle="1" w:styleId="TableCaption" w:type="paragraph">
@@ -17082,44 +17899,90 @@
     <w:basedOn w:val="Caption"/>
     <w:pPr>
       <w:keepNext/>
+      <w:spacing w:line="276" w:lineRule="auto"/>
+      <w:jc w:val="both"/>
     </w:pPr>
+    <w:rPr>
+      <w:rFonts w:ascii="Times New Roman" w:eastAsia="Times New Roman" w:hAnsi="Times New Roman"/>
+      <w:color w:val="000000"/>
+      <w:sz w:val="24"/>
+    </w:rPr>
   </w:style>
   <w:style w:customStyle="1" w:styleId="ImageCaption" w:type="paragraph">
     <w:name w:val="Image Caption"/>
     <w:basedOn w:val="Caption"/>
+    <w:pPr>
+      <w:spacing w:line="276" w:lineRule="auto"/>
+      <w:jc w:val="both"/>
+    </w:pPr>
+    <w:rPr>
+      <w:rFonts w:ascii="Times New Roman" w:eastAsia="Times New Roman" w:hAnsi="Times New Roman"/>
+      <w:color w:val="000000"/>
+      <w:sz w:val="24"/>
+    </w:rPr>
   </w:style>
   <w:style w:customStyle="1" w:styleId="Figure" w:type="paragraph">
     <w:name w:val="Figure"/>
     <w:basedOn w:val="Normal"/>
+    <w:pPr>
+      <w:spacing w:line="276" w:lineRule="auto"/>
+      <w:jc w:val="both"/>
+    </w:pPr>
+    <w:rPr>
+      <w:rFonts w:ascii="Times New Roman" w:eastAsia="Times New Roman" w:hAnsi="Times New Roman"/>
+      <w:color w:val="000000"/>
+      <w:sz w:val="24"/>
+    </w:rPr>
   </w:style>
   <w:style w:customStyle="1" w:styleId="CaptionedFigure" w:type="paragraph">
     <w:name w:val="Captioned Figure"/>
     <w:basedOn w:val="Figure"/>
     <w:pPr>
       <w:keepNext/>
+      <w:spacing w:line="276" w:lineRule="auto"/>
+      <w:jc w:val="both"/>
     </w:pPr>
+    <w:rPr>
+      <w:rFonts w:ascii="Times New Roman" w:eastAsia="Times New Roman" w:hAnsi="Times New Roman"/>
+      <w:color w:val="000000"/>
+      <w:sz w:val="24"/>
+    </w:rPr>
   </w:style>
   <w:style w:customStyle="1" w:styleId="BodyTextChar" w:type="character">
     <w:name w:val="Body Text Char"/>
     <w:basedOn w:val="DefaultParagraphFont"/>
     <w:link w:val="BodyText"/>
+    <w:rPr>
+      <w:rFonts w:ascii="Times New Roman" w:eastAsia="Times New Roman" w:hAnsi="Times New Roman"/>
+      <w:color w:val="000000"/>
+      <w:sz w:val="24"/>
+    </w:rPr>
   </w:style>
   <w:style w:customStyle="1" w:styleId="VerbatimChar" w:type="character">
     <w:name w:val="Verbatim Char"/>
     <w:basedOn w:val="BodyTextChar"/>
     <w:rPr>
-      <w:rFonts w:ascii="Consolas" w:hAnsi="Consolas"/>
-      <w:sz w:val="22"/>
+      <w:rFonts w:ascii="Times New Roman" w:eastAsia="Times New Roman" w:hAnsi="Times New Roman"/>
+      <w:color w:val="000000"/>
+      <w:sz w:val="24"/>
     </w:rPr>
   </w:style>
   <w:style w:customStyle="1" w:styleId="SectionNumber" w:type="character">
     <w:name w:val="Section Number"/>
     <w:basedOn w:val="BodyTextChar"/>
+    <w:rPr>
+      <w:rFonts w:ascii="Times New Roman" w:eastAsia="Times New Roman" w:hAnsi="Times New Roman"/>
+      <w:color w:val="000000"/>
+      <w:sz w:val="24"/>
+    </w:rPr>
   </w:style>
   <w:style w:styleId="FootnoteReference" w:type="character">
     <w:name w:val="Footnote Reference"/>
     <w:basedOn w:val="BodyTextChar"/>
     <w:rPr>
+      <w:rFonts w:ascii="Times New Roman" w:eastAsia="Times New Roman" w:hAnsi="Times New Roman"/>
+      <w:color w:val="000000"/>
+      <w:sz w:val="24"/>
       <w:vertAlign w:val="superscript"/>
     </w:rPr>
   </w:style>
@@ -17127,7 +17990,9 @@
     <w:name w:val="Hyperlink"/>
     <w:basedOn w:val="BodyTextChar"/>
     <w:rPr>
-      <w:color w:themeColor="accent1" w:val="4F81BD"/>
+      <w:rFonts w:ascii="Times New Roman" w:eastAsia="Times New Roman" w:hAnsi="Times New Roman"/>
+      <w:color w:val="000000"/>
+      <w:sz w:val="24"/>
     </w:rPr>
   </w:style>
   <w:style w:styleId="TOCHeading" w:type="paragraph">
@@ -17138,14 +18003,16 @@
     <w:unhideWhenUsed/>
     <w:qFormat/>
     <w:pPr>
-      <w:spacing w:before="240" w:line="259" w:lineRule="auto"/>
+      <w:spacing w:before="240" w:line="276" w:lineRule="auto"/>
+      <w:jc w:val="both"/>
       <w:outlineLvl w:val="9"/>
     </w:pPr>
     <w:rPr>
-      <w:rFonts w:asciiTheme="majorHAnsi" w:cstheme="majorBidi" w:eastAsiaTheme="majorEastAsia" w:hAnsiTheme="majorHAnsi"/>
+      <w:rFonts w:ascii="Times New Roman" w:asciiTheme="majorHAnsi" w:cstheme="majorBidi" w:eastAsia="Times New Roman" w:eastAsiaTheme="majorEastAsia" w:hAnsi="Times New Roman" w:hAnsiTheme="majorHAnsi"/>
       <w:b w:val="0"/>
       <w:bCs w:val="0"/>
-      <w:color w:themeColor="accent1" w:themeShade="BF" w:val="365F91"/>
+      <w:color w:val="000000"/>
+      <w:sz w:val="24"/>
     </w:rPr>
   </w:style>
   <w:style w:type="paragraph" w:customStyle="1" w:styleId="SourceCode">
@@ -17154,13 +18021,15 @@
     <w:link w:val="VerbatimChar"/>
     <w:pPr>
       <w:wordWrap w:val="off"/>
+      <w:shd w:val="clear" w:fill="f8f8f8"/>
     </w:pPr>
   </w:style>
   <w:style w:type="character" w:customStyle="1" w:styleId="KeywordTok">
     <w:name w:val="KeywordTok"/>
     <w:basedOn w:val="VerbatimChar"/>
     <w:rPr>
-      <w:color w:val="007020"/>
+      <w:color w:val="204a87"/>
+      <w:shd w:val="clear" w:fill="f8f8f8"/>
       <w:b/>
     </w:rPr>
   </w:style>
@@ -17168,85 +18037,96 @@
     <w:name w:val="DataTypeTok"/>
     <w:basedOn w:val="VerbatimChar"/>
     <w:rPr>
-      <w:color w:val="902000"/>
+      <w:color w:val="204a87"/>
+      <w:shd w:val="clear" w:fill="f8f8f8"/>
     </w:rPr>
   </w:style>
   <w:style w:type="character" w:customStyle="1" w:styleId="DecValTok">
     <w:name w:val="DecValTok"/>
     <w:basedOn w:val="VerbatimChar"/>
     <w:rPr>
-      <w:color w:val="40a070"/>
+      <w:color w:val="0000cf"/>
+      <w:shd w:val="clear" w:fill="f8f8f8"/>
     </w:rPr>
   </w:style>
   <w:style w:type="character" w:customStyle="1" w:styleId="BaseNTok">
     <w:name w:val="BaseNTok"/>
     <w:basedOn w:val="VerbatimChar"/>
     <w:rPr>
-      <w:color w:val="40a070"/>
+      <w:color w:val="0000cf"/>
+      <w:shd w:val="clear" w:fill="f8f8f8"/>
     </w:rPr>
   </w:style>
   <w:style w:type="character" w:customStyle="1" w:styleId="FloatTok">
     <w:name w:val="FloatTok"/>
     <w:basedOn w:val="VerbatimChar"/>
     <w:rPr>
-      <w:color w:val="40a070"/>
+      <w:color w:val="0000cf"/>
+      <w:shd w:val="clear" w:fill="f8f8f8"/>
     </w:rPr>
   </w:style>
   <w:style w:type="character" w:customStyle="1" w:styleId="ConstantTok">
     <w:name w:val="ConstantTok"/>
     <w:basedOn w:val="VerbatimChar"/>
     <w:rPr>
-      <w:color w:val="880000"/>
+      <w:color w:val="8f5902"/>
+      <w:shd w:val="clear" w:fill="f8f8f8"/>
     </w:rPr>
   </w:style>
   <w:style w:type="character" w:customStyle="1" w:styleId="CharTok">
     <w:name w:val="CharTok"/>
     <w:basedOn w:val="VerbatimChar"/>
     <w:rPr>
-      <w:color w:val="4070a0"/>
+      <w:color w:val="4e9a06"/>
+      <w:shd w:val="clear" w:fill="f8f8f8"/>
     </w:rPr>
   </w:style>
   <w:style w:type="character" w:customStyle="1" w:styleId="SpecialCharTok">
     <w:name w:val="SpecialCharTok"/>
     <w:basedOn w:val="VerbatimChar"/>
     <w:rPr>
-      <w:color w:val="4070a0"/>
+      <w:color w:val="ce5c00"/>
+      <w:shd w:val="clear" w:fill="f8f8f8"/>
+      <w:b/>
     </w:rPr>
   </w:style>
   <w:style w:type="character" w:customStyle="1" w:styleId="StringTok">
     <w:name w:val="StringTok"/>
     <w:basedOn w:val="VerbatimChar"/>
     <w:rPr>
-      <w:color w:val="4070a0"/>
+      <w:color w:val="4e9a06"/>
+      <w:shd w:val="clear" w:fill="f8f8f8"/>
     </w:rPr>
   </w:style>
   <w:style w:type="character" w:customStyle="1" w:styleId="VerbatimStringTok">
     <w:name w:val="VerbatimStringTok"/>
     <w:basedOn w:val="VerbatimChar"/>
     <w:rPr>
-      <w:color w:val="4070a0"/>
+      <w:color w:val="4e9a06"/>
+      <w:shd w:val="clear" w:fill="f8f8f8"/>
     </w:rPr>
   </w:style>
   <w:style w:type="character" w:customStyle="1" w:styleId="SpecialStringTok">
     <w:name w:val="SpecialStringTok"/>
     <w:basedOn w:val="VerbatimChar"/>
     <w:rPr>
-      <w:color w:val="bb6688"/>
+      <w:color w:val="4e9a06"/>
+      <w:shd w:val="clear" w:fill="f8f8f8"/>
     </w:rPr>
   </w:style>
   <w:style w:type="character" w:customStyle="1" w:styleId="ImportTok">
     <w:name w:val="ImportTok"/>
     <w:basedOn w:val="VerbatimChar"/>
     <w:rPr>
-      <w:color w:val="008000"/>
-      <w:b/>
+      <w:shd w:val="clear" w:fill="f8f8f8"/>
     </w:rPr>
   </w:style>
   <w:style w:type="character" w:customStyle="1" w:styleId="CommentTok">
     <w:name w:val="CommentTok"/>
     <w:basedOn w:val="VerbatimChar"/>
     <w:rPr>
-      <w:color w:val="60a0b0"/>
+      <w:color w:val="8f5902"/>
+      <w:shd w:val="clear" w:fill="f8f8f8"/>
       <w:i/>
     </w:rPr>
   </w:style>
@@ -17254,7 +18134,9 @@
     <w:name w:val="DocumentationTok"/>
     <w:basedOn w:val="VerbatimChar"/>
     <w:rPr>
-      <w:color w:val="ba2121"/>
+      <w:color w:val="8f5902"/>
+      <w:shd w:val="clear" w:fill="f8f8f8"/>
+      <w:b/>
       <w:i/>
     </w:rPr>
   </w:style>
@@ -17262,7 +18144,8 @@
     <w:name w:val="AnnotationTok"/>
     <w:basedOn w:val="VerbatimChar"/>
     <w:rPr>
-      <w:color w:val="60a0b0"/>
+      <w:color w:val="8f5902"/>
+      <w:shd w:val="clear" w:fill="f8f8f8"/>
       <w:b/>
       <w:i/>
     </w:rPr>
@@ -17271,7 +18154,8 @@
     <w:name w:val="CommentVarTok"/>
     <w:basedOn w:val="VerbatimChar"/>
     <w:rPr>
-      <w:color w:val="60a0b0"/>
+      <w:color w:val="8f5902"/>
+      <w:shd w:val="clear" w:fill="f8f8f8"/>
       <w:b/>
       <w:i/>
     </w:rPr>
@@ -17280,28 +18164,33 @@
     <w:name w:val="OtherTok"/>
     <w:basedOn w:val="VerbatimChar"/>
     <w:rPr>
-      <w:color w:val="007020"/>
+      <w:color w:val="8f5902"/>
+      <w:shd w:val="clear" w:fill="f8f8f8"/>
     </w:rPr>
   </w:style>
   <w:style w:type="character" w:customStyle="1" w:styleId="FunctionTok">
     <w:name w:val="FunctionTok"/>
     <w:basedOn w:val="VerbatimChar"/>
     <w:rPr>
-      <w:color w:val="06287e"/>
+      <w:color w:val="204a87"/>
+      <w:shd w:val="clear" w:fill="f8f8f8"/>
+      <w:b/>
     </w:rPr>
   </w:style>
   <w:style w:type="character" w:customStyle="1" w:styleId="VariableTok">
     <w:name w:val="VariableTok"/>
     <w:basedOn w:val="VerbatimChar"/>
     <w:rPr>
-      <w:color w:val="19177c"/>
+      <w:color w:val="000000"/>
+      <w:shd w:val="clear" w:fill="f8f8f8"/>
     </w:rPr>
   </w:style>
   <w:style w:type="character" w:customStyle="1" w:styleId="ControlFlowTok">
     <w:name w:val="ControlFlowTok"/>
     <w:basedOn w:val="VerbatimChar"/>
     <w:rPr>
-      <w:color w:val="007020"/>
+      <w:color w:val="204a87"/>
+      <w:shd w:val="clear" w:fill="f8f8f8"/>
       <w:b/>
     </w:rPr>
   </w:style>
@@ -17309,45 +18198,55 @@
     <w:name w:val="OperatorTok"/>
     <w:basedOn w:val="VerbatimChar"/>
     <w:rPr>
-      <w:color w:val="666666"/>
+      <w:color w:val="ce5c00"/>
+      <w:shd w:val="clear" w:fill="f8f8f8"/>
+      <w:b/>
     </w:rPr>
   </w:style>
   <w:style w:type="character" w:customStyle="1" w:styleId="BuiltInTok">
     <w:name w:val="BuiltInTok"/>
     <w:basedOn w:val="VerbatimChar"/>
     <w:rPr>
-      <w:color w:val="008000"/>
+      <w:shd w:val="clear" w:fill="f8f8f8"/>
     </w:rPr>
   </w:style>
   <w:style w:type="character" w:customStyle="1" w:styleId="ExtensionTok">
     <w:name w:val="ExtensionTok"/>
     <w:basedOn w:val="VerbatimChar"/>
-    <w:rPr/>
+    <w:rPr>
+      <w:shd w:val="clear" w:fill="f8f8f8"/>
+    </w:rPr>
   </w:style>
   <w:style w:type="character" w:customStyle="1" w:styleId="PreprocessorTok">
     <w:name w:val="PreprocessorTok"/>
     <w:basedOn w:val="VerbatimChar"/>
     <w:rPr>
-      <w:color w:val="bc7a00"/>
+      <w:color w:val="8f5902"/>
+      <w:shd w:val="clear" w:fill="f8f8f8"/>
+      <w:i/>
     </w:rPr>
   </w:style>
   <w:style w:type="character" w:customStyle="1" w:styleId="AttributeTok">
     <w:name w:val="AttributeTok"/>
     <w:basedOn w:val="VerbatimChar"/>
     <w:rPr>
-      <w:color w:val="7d9029"/>
+      <w:color w:val="204a87"/>
+      <w:shd w:val="clear" w:fill="f8f8f8"/>
     </w:rPr>
   </w:style>
   <w:style w:type="character" w:customStyle="1" w:styleId="RegionMarkerTok">
     <w:name w:val="RegionMarkerTok"/>
     <w:basedOn w:val="VerbatimChar"/>
-    <w:rPr/>
+    <w:rPr>
+      <w:shd w:val="clear" w:fill="f8f8f8"/>
+    </w:rPr>
   </w:style>
   <w:style w:type="character" w:customStyle="1" w:styleId="InformationTok">
     <w:name w:val="InformationTok"/>
     <w:basedOn w:val="VerbatimChar"/>
     <w:rPr>
-      <w:color w:val="60a0b0"/>
+      <w:color w:val="8f5902"/>
+      <w:shd w:val="clear" w:fill="f8f8f8"/>
       <w:b/>
       <w:i/>
     </w:rPr>
@@ -17356,7 +18255,8 @@
     <w:name w:val="WarningTok"/>
     <w:basedOn w:val="VerbatimChar"/>
     <w:rPr>
-      <w:color w:val="60a0b0"/>
+      <w:color w:val="8f5902"/>
+      <w:shd w:val="clear" w:fill="f8f8f8"/>
       <w:b/>
       <w:i/>
     </w:rPr>
@@ -17365,22 +18265,25 @@
     <w:name w:val="AlertTok"/>
     <w:basedOn w:val="VerbatimChar"/>
     <w:rPr>
-      <w:color w:val="ff0000"/>
-      <w:b/>
+      <w:color w:val="ef2929"/>
+      <w:shd w:val="clear" w:fill="f8f8f8"/>
     </w:rPr>
   </w:style>
   <w:style w:type="character" w:customStyle="1" w:styleId="ErrorTok">
     <w:name w:val="ErrorTok"/>
     <w:basedOn w:val="VerbatimChar"/>
     <w:rPr>
-      <w:color w:val="ff0000"/>
+      <w:color w:val="a40000"/>
+      <w:shd w:val="clear" w:fill="f8f8f8"/>
       <w:b/>
     </w:rPr>
   </w:style>
   <w:style w:type="character" w:customStyle="1" w:styleId="NormalTok">
     <w:name w:val="NormalTok"/>
     <w:basedOn w:val="VerbatimChar"/>
-    <w:rPr/>
+    <w:rPr>
+      <w:shd w:val="clear" w:fill="f8f8f8"/>
+    </w:rPr>
   </w:style>
 </w:styles>
 </file>

--- a/dist/submission/ibr_package/01_manuscript_blinded.docx
+++ b/dist/submission/ibr_package/01_manuscript_blinded.docx
@@ -20,17 +20,17 @@
           <w:iCs/>
           <w:i/>
         </w:rPr>
-        <w:t xml:space="preserve">Manuscript prepared for: Management Review Quarterly (Springer; Scopus Q1, systematic reviews &amp; meta-analyses)</w:t>
-      </w:r>
-      <w:r>
-        <w:t xml:space="preserve"> </w:t>
-      </w:r>
-      <w:r>
-        <w:rPr>
-          <w:iCs/>
-          <w:i/>
-        </w:rPr>
-        <w:t xml:space="preserve">Version 1.0, May 2026 (target journal submission: Q4 2026)</w:t>
+        <w:t xml:space="preserve">Manuscript prepared for: Multinational Business Review (MBR; Emerald, Scopus Q2, ABS-2)</w:t>
+      </w:r>
+      <w:r>
+        <w:t xml:space="preserve"> </w:t>
+      </w:r>
+      <w:r>
+        <w:rPr>
+          <w:iCs/>
+          <w:i/>
+        </w:rPr>
+        <w:t xml:space="preserve">Version 1.1, May 2026 (target journal submission: Q3 2026)</w:t>
       </w:r>
     </w:p>
     <w:p>
@@ -54,48 +54,404 @@
         <w:pStyle w:val="FirstParagraph"/>
       </w:pPr>
       <w:r>
-        <w:t xml:space="preserve">This study reports the first three-level meta-analytic regression analysis (MARA) of the internationalization–performance (I-P) relationship to test whether country-level digital adoption (cDAI), institutional context regime (ICRV), and Digital Paradox Lifecycle (DPL) phase moderate it. Following PRISMA 2020, a systematic review combining backward and forward citation tracking of five anchor meta-analyses with hand-search assembles an analyzed corpus of k = 238 studies and K = 288 effect sizes from 49 economies; a Web of Science and Scopus database search (1977–2026) was additionally conducted to scope a pre-registered expansion whose full-text extraction is ongoing. Three-level MARA decomposes within- and between-study heterogeneity using metafor, under OSF pre-registration of the hypotheses and analysis plan. The baseline pooled effect is r = .074 (95% CI [.060, .088], p &lt; .001;</w:t>
-      </w:r>
-      <w:r>
-        <w:t xml:space="preserve"> </w:t>
-      </w:r>
-      <m:oMath>
-        <m:sSup>
-          <m:e>
-            <m:r>
-              <m:t>I</m:t>
-            </m:r>
-          </m:e>
-          <m:sup>
-            <m:r>
-              <m:t>2</m:t>
-            </m:r>
-          </m:sup>
-        </m:sSup>
-      </m:oMath>
-      <w:r>
-        <w:t xml:space="preserve"> </w:t>
-      </w:r>
-      <w:r>
-        <w:t xml:space="preserve">= 87.8%). The hypothesized moderators show limited support: the full-sample ICRV omnibus is significant (Q_M = 17.35, df = 4, p = .002) but is not robust, a drop-Frontier sensitivity test on the four well-populated regimes reduces it to non-significance (Q_M = 1.49, p = .68), while cDAI and DPL moderation are non-significant throughout. The most consequential result is substantial publication bias: trim-and-fill imputes k = 58 missing studies, cutting the pooled effect to r = .035 (95% CI [.023, .048]), an implied ~53% attenuation (Begg p &lt; .001; Egger p = .057). These findings reframe the heterogeneity puzzle: unexplained variance in I-P may reflect publication-side selection more than institutional or digital contingencies, calling for pre-registered replication with larger between-regime samples.</w:t>
-      </w:r>
-    </w:p>
-    <w:p>
-      <w:pPr>
-        <w:pStyle w:val="BodyText"/>
-      </w:pPr>
-      <w:r>
         <w:rPr>
           <w:bCs/>
           <w:b/>
         </w:rPr>
+        <w:t xml:space="preserve">Purpose.</w:t>
+      </w:r>
+      <w:r>
+        <w:t xml:space="preserve"> </w:t>
+      </w:r>
+      <w:r>
+        <w:t xml:space="preserve">This study reports the first three-level meta-analytic regression analysis (MARA) of the internationalization–performance (I-P) relationship to test whether country-level digital adoption (cDAI), institutional context regime (ICRV), and Digital Paradox Lifecycle (DPL) phase moderate it across a globally representative corpus.</w:t>
+      </w:r>
+    </w:p>
+    <w:p>
+      <w:pPr>
+        <w:pStyle w:val="BodyText"/>
+      </w:pPr>
+      <w:r>
+        <w:rPr>
+          <w:bCs/>
+          <w:b/>
+        </w:rPr>
+        <w:t xml:space="preserve">Design/methodology/approach.</w:t>
+      </w:r>
+      <w:r>
+        <w:t xml:space="preserve"> </w:t>
+      </w:r>
+      <w:r>
+        <w:t xml:space="preserve">Following PRISMA 2020, a systematic review combining backward and forward citation tracking of five anchor meta-analyses with hand-search assembles an analyzed corpus of</w:t>
+      </w:r>
+      <w:r>
+        <w:t xml:space="preserve"> </w:t>
+      </w:r>
+      <w:r>
+        <w:rPr>
+          <w:iCs/>
+          <w:i/>
+        </w:rPr>
+        <w:t xml:space="preserve">k</w:t>
+      </w:r>
+      <w:r>
+        <w:t xml:space="preserve"> </w:t>
+      </w:r>
+      <w:r>
+        <w:t xml:space="preserve">= 238 studies and</w:t>
+      </w:r>
+      <w:r>
+        <w:t xml:space="preserve"> </w:t>
+      </w:r>
+      <w:r>
+        <w:rPr>
+          <w:iCs/>
+          <w:i/>
+        </w:rPr>
+        <w:t xml:space="preserve">K</w:t>
+      </w:r>
+      <w:r>
+        <w:t xml:space="preserve"> </w:t>
+      </w:r>
+      <w:r>
+        <w:t xml:space="preserve">= 288 effect sizes from 49 economies; a Web of Science and Scopus database search (1977–2026) was additionally conducted to scope a pre-registered expansion whose full-text extraction is ongoing. Three-level MARA decomposes within- and between-study heterogeneity using</w:t>
+      </w:r>
+      <w:r>
+        <w:t xml:space="preserve"> </w:t>
+      </w:r>
+      <w:r>
+        <w:rPr>
+          <w:iCs/>
+          <w:i/>
+        </w:rPr>
+        <w:t xml:space="preserve">metafor</w:t>
+      </w:r>
+      <w:r>
+        <w:t xml:space="preserve">, under OSF pre-registration of the hypotheses and analysis plan.</w:t>
+      </w:r>
+    </w:p>
+    <w:p>
+      <w:pPr>
+        <w:pStyle w:val="BodyText"/>
+      </w:pPr>
+      <w:r>
+        <w:rPr>
+          <w:bCs/>
+          <w:b/>
+        </w:rPr>
+        <w:t xml:space="preserve">Findings.</w:t>
+      </w:r>
+      <w:r>
+        <w:t xml:space="preserve"> </w:t>
+      </w:r>
+      <w:r>
+        <w:t xml:space="preserve">The baseline pooled effect is</w:t>
+      </w:r>
+      <w:r>
+        <w:t xml:space="preserve"> </w:t>
+      </w:r>
+      <w:r>
+        <w:rPr>
+          <w:iCs/>
+          <w:i/>
+        </w:rPr>
+        <w:t xml:space="preserve">r</w:t>
+      </w:r>
+      <w:r>
+        <w:t xml:space="preserve"> </w:t>
+      </w:r>
+      <w:r>
+        <w:t xml:space="preserve">= .074 (95% CI [.060, .088],</w:t>
+      </w:r>
+      <w:r>
+        <w:t xml:space="preserve"> </w:t>
+      </w:r>
+      <w:r>
+        <w:rPr>
+          <w:iCs/>
+          <w:i/>
+        </w:rPr>
+        <w:t xml:space="preserve">p</w:t>
+      </w:r>
+      <w:r>
+        <w:t xml:space="preserve"> </w:t>
+      </w:r>
+      <w:r>
+        <w:t xml:space="preserve">&lt; .001;</w:t>
+      </w:r>
+      <w:r>
+        <w:t xml:space="preserve"> </w:t>
+      </w:r>
+      <w:r>
+        <w:rPr>
+          <w:iCs/>
+          <w:i/>
+        </w:rPr>
+        <w:t xml:space="preserve">I</w:t>
+      </w:r>
+      <w:r>
+        <w:t xml:space="preserve">² = 87.8%). The hypothesized moderators show limited support: the full-sample ICRV omnibus is significant (</w:t>
+      </w:r>
+      <w:r>
+        <w:rPr>
+          <w:iCs/>
+          <w:i/>
+        </w:rPr>
+        <w:t xml:space="preserve">Q</w:t>
+      </w:r>
+      <w:r>
+        <w:t xml:space="preserve">_M = 17.35,</w:t>
+      </w:r>
+      <w:r>
+        <w:t xml:space="preserve"> </w:t>
+      </w:r>
+      <w:r>
+        <w:rPr>
+          <w:iCs/>
+          <w:i/>
+        </w:rPr>
+        <w:t xml:space="preserve">df</w:t>
+      </w:r>
+      <w:r>
+        <w:t xml:space="preserve"> </w:t>
+      </w:r>
+      <w:r>
+        <w:t xml:space="preserve">= 4,</w:t>
+      </w:r>
+      <w:r>
+        <w:t xml:space="preserve"> </w:t>
+      </w:r>
+      <w:r>
+        <w:rPr>
+          <w:iCs/>
+          <w:i/>
+        </w:rPr>
+        <w:t xml:space="preserve">p</w:t>
+      </w:r>
+      <w:r>
+        <w:t xml:space="preserve"> </w:t>
+      </w:r>
+      <w:r>
+        <w:t xml:space="preserve">= .002) but is not robust — a drop-Frontier sensitivity test on the four well-populated regimes reduces it to non-significance (</w:t>
+      </w:r>
+      <w:r>
+        <w:rPr>
+          <w:iCs/>
+          <w:i/>
+        </w:rPr>
+        <w:t xml:space="preserve">Q</w:t>
+      </w:r>
+      <w:r>
+        <w:t xml:space="preserve">_M = 1.49,</w:t>
+      </w:r>
+      <w:r>
+        <w:t xml:space="preserve"> </w:t>
+      </w:r>
+      <w:r>
+        <w:rPr>
+          <w:iCs/>
+          <w:i/>
+        </w:rPr>
+        <w:t xml:space="preserve">p</w:t>
+      </w:r>
+      <w:r>
+        <w:t xml:space="preserve"> </w:t>
+      </w:r>
+      <w:r>
+        <w:t xml:space="preserve">= .68); cDAI and DPL moderation are non-significant throughout. The most consequential result is substantial publication bias: trim-and-fill imputes</w:t>
+      </w:r>
+      <w:r>
+        <w:t xml:space="preserve"> </w:t>
+      </w:r>
+      <w:r>
+        <w:rPr>
+          <w:iCs/>
+          <w:i/>
+        </w:rPr>
+        <w:t xml:space="preserve">k</w:t>
+      </w:r>
+      <w:r>
+        <w:t xml:space="preserve"> </w:t>
+      </w:r>
+      <w:r>
+        <w:t xml:space="preserve">= 58 missing studies, cutting the pooled effect to</w:t>
+      </w:r>
+      <w:r>
+        <w:t xml:space="preserve"> </w:t>
+      </w:r>
+      <w:r>
+        <w:rPr>
+          <w:iCs/>
+          <w:i/>
+        </w:rPr>
+        <w:t xml:space="preserve">r</w:t>
+      </w:r>
+      <w:r>
+        <w:t xml:space="preserve"> </w:t>
+      </w:r>
+      <w:r>
+        <w:t xml:space="preserve">= .035 (95% CI [.023, .048]), an implied ~53% attenuation (Begg</w:t>
+      </w:r>
+      <w:r>
+        <w:t xml:space="preserve"> </w:t>
+      </w:r>
+      <w:r>
+        <w:rPr>
+          <w:iCs/>
+          <w:i/>
+        </w:rPr>
+        <w:t xml:space="preserve">p</w:t>
+      </w:r>
+      <w:r>
+        <w:t xml:space="preserve"> </w:t>
+      </w:r>
+      <w:r>
+        <w:t xml:space="preserve">&lt; .001; Egger</w:t>
+      </w:r>
+      <w:r>
+        <w:t xml:space="preserve"> </w:t>
+      </w:r>
+      <w:r>
+        <w:rPr>
+          <w:iCs/>
+          <w:i/>
+        </w:rPr>
+        <w:t xml:space="preserve">p</w:t>
+      </w:r>
+      <w:r>
+        <w:t xml:space="preserve"> </w:t>
+      </w:r>
+      <w:r>
+        <w:t xml:space="preserve">= .057).</w:t>
+      </w:r>
+    </w:p>
+    <w:p>
+      <w:pPr>
+        <w:pStyle w:val="BodyText"/>
+      </w:pPr>
+      <w:r>
+        <w:rPr>
+          <w:bCs/>
+          <w:b/>
+        </w:rPr>
+        <w:t xml:space="preserve">Research limitations/implications.</w:t>
+      </w:r>
+      <w:r>
+        <w:t xml:space="preserve"> </w:t>
+      </w:r>
+      <w:r>
+        <w:t xml:space="preserve">Sparse Frontier (</w:t>
+      </w:r>
+      <w:r>
+        <w:rPr>
+          <w:iCs/>
+          <w:i/>
+        </w:rPr>
+        <w:t xml:space="preserve">K</w:t>
+      </w:r>
+      <w:r>
+        <w:t xml:space="preserve"> </w:t>
+      </w:r>
+      <w:r>
+        <w:t xml:space="preserve">= 3) and SIDS (</w:t>
+      </w:r>
+      <w:r>
+        <w:rPr>
+          <w:iCs/>
+          <w:i/>
+        </w:rPr>
+        <w:t xml:space="preserve">K</w:t>
+      </w:r>
+      <w:r>
+        <w:t xml:space="preserve"> </w:t>
+      </w:r>
+      <w:r>
+        <w:t xml:space="preserve">= 0) cells limit power for between-regime tests; single-coder extraction precludes inter-coder reliability statistics. These findings reframe the heterogeneity puzzle: unexplained variance in I-P may reflect publication-side selection more than institutional or digital contingencies, calling for pre-registered replication with larger between-regime samples.</w:t>
+      </w:r>
+    </w:p>
+    <w:p>
+      <w:pPr>
+        <w:pStyle w:val="BodyText"/>
+      </w:pPr>
+      <w:r>
+        <w:rPr>
+          <w:bCs/>
+          <w:b/>
+        </w:rPr>
+        <w:t xml:space="preserve">Practical implications.</w:t>
+      </w:r>
+      <w:r>
+        <w:t xml:space="preserve"> </w:t>
+      </w:r>
+      <w:r>
+        <w:t xml:space="preserve">Managers should not expect automatic performance gains from internationalization: the bias-corrected pooled effect (</w:t>
+      </w:r>
+      <w:r>
+        <w:rPr>
+          <w:iCs/>
+          <w:i/>
+        </w:rPr>
+        <w:t xml:space="preserve">r</w:t>
+      </w:r>
+      <w:r>
+        <w:t xml:space="preserve"> </w:t>
+      </w:r>
+      <w:r>
+        <w:t xml:space="preserve">= .035) is substantially smaller than published estimates suggest. National digital infrastructure alone does not amplify I-P returns; firm-level digital capability appears more decisive.</w:t>
+      </w:r>
+    </w:p>
+    <w:p>
+      <w:pPr>
+        <w:pStyle w:val="BodyText"/>
+      </w:pPr>
+      <w:r>
+        <w:rPr>
+          <w:bCs/>
+          <w:b/>
+        </w:rPr>
+        <w:t xml:space="preserve">Originality/value.</w:t>
+      </w:r>
+      <w:r>
+        <w:t xml:space="preserve"> </w:t>
+      </w:r>
+      <w:r>
+        <w:t xml:space="preserve">This is the first three-level MARA of the I-P literature, the first pre-registered meta-analytic test of cDAI, ICRV regime, and DPL phase as moderators, and the first systematic quantification of publication-bias attenuation in this 40-year evidence base.</w:t>
+      </w:r>
+    </w:p>
+    <w:p>
+      <w:pPr>
+        <w:pStyle w:val="BodyText"/>
+      </w:pPr>
+      <w:r>
+        <w:rPr>
+          <w:bCs/>
+          <w:b/>
+        </w:rPr>
         <w:t xml:space="preserve">Keywords:</w:t>
       </w:r>
       <w:r>
         <w:t xml:space="preserve"> </w:t>
       </w:r>
       <w:r>
-        <w:t xml:space="preserve">internationalization–performance; meta-analysis; three-level model; digital adoption; institutional context; ICRV; Digital Paradox Lifecycle; global</w:t>
+        <w:t xml:space="preserve">internationalization–performance; meta-analysis; three-level model; digital adoption; institutional context; publication bias</w:t>
+      </w:r>
+    </w:p>
+    <w:p>
+      <w:pPr>
+        <w:pStyle w:val="BodyText"/>
+      </w:pPr>
+      <w:r>
+        <w:rPr>
+          <w:bCs/>
+          <w:b/>
+        </w:rPr>
+        <w:t xml:space="preserve">Paper type:</w:t>
+      </w:r>
+      <w:r>
+        <w:t xml:space="preserve"> </w:t>
+      </w:r>
+      <w:r>
+        <w:t xml:space="preserve">Research paper (meta-analysis)</w:t>
       </w:r>
     </w:p>
     <w:p>
@@ -16987,7 +17343,7 @@
           <w:iCs/>
           <w:i/>
         </w:rPr>
-        <w:t xml:space="preserve">Word count (excluding tables, references, appendices):</w:t>
+        <w:t xml:space="preserve">Word count (main text, excluding tables, references, appendices):</w:t>
       </w:r>
       <w:r>
         <w:rPr>
@@ -17016,17 +17372,17 @@
           <w:iCs/>
           <w:i/>
         </w:rPr>
-        <w:t xml:space="preserve">6,900 words</w:t>
-      </w:r>
-      <w:r>
-        <w:t xml:space="preserve"> </w:t>
-      </w:r>
-      <w:r>
-        <w:rPr>
-          <w:iCs/>
-          <w:i/>
-        </w:rPr>
-        <w:t xml:space="preserve">Target journal: Management Review Quarterly (Springer; Scopus Q1), which specialises in systematic reviews and meta-analyses and accommodates comprehensive length. Analyses use the verified baseline corpus (k = 238 studies, K = 288 effect sizes); the formal WoS/Scopus search expansion is ongoing and will be incorporated at revision. Effect-size coding follows the standardized protocol (Appendix B).</w:t>
+        <w:t xml:space="preserve">6,900 words.</w:t>
+      </w:r>
+      <w:r>
+        <w:t xml:space="preserve"> </w:t>
+      </w:r>
+      <w:r>
+        <w:rPr>
+          <w:iCs/>
+          <w:i/>
+        </w:rPr>
+        <w:t xml:space="preserve">Target journal: Multinational Business Review (Emerald; Scopus Q2, ABS-2). MBR accommodates IB-focused meta-analyses up to 8,000 words total (including refs and appendices); main-text streamlining and appendix migration to OSF supplementary materials are planned for the submission build to meet this cap. Analyses use the verified baseline corpus (k = 238 studies, K = 288 effect sizes); the formal WoS/Scopus search expansion is ongoing and will be incorporated at revision. Effect-size coding follows the standardized protocol (Appendix B; full coded database lodged on OSF).</w:t>
       </w:r>
     </w:p>
     <w:bookmarkEnd w:id="84"/>
